--- a/MODELO_CONCEPTUAL_G08.docx
+++ b/MODELO_CONCEPTUAL_G08.docx
@@ -188,7 +188,7 @@
               <w:rPr>
                 <w:sz w:val="18"/>
               </w:rPr>
-              <w:t>PuertoSur_escalas_G08.csv (8.852 escalas históricas registradas)</w:t>
+              <w:t>data/PuertoSur_escalas_G08.csv (8.852 escalas históricas registradas)</w:t>
             </w:r>
           </w:p>
         </w:tc>
@@ -360,7 +360,7 @@
     </w:p>
     <w:p>
       <w:r>
-        <w:t>Modelar conceptual y computacionalmente el comportamiento estocástico y dinámico del puerto mediante Simulación de Eventos Discretos (DES), cuantificando los tiempos de espera en rada (Wq), maniobras náuticas y faena en berma (Ws); contrastar la operación actual con modelos teóricos de líneas de espera (M/M/c y M/G/c); identificar los cuellos de botella en muelle y patio; y sustentar con evidencia estadística la toma de decisiones estratégicas (adición de una 4ª grúa pórtico STS, políticas de patio y camiones, incorporación de temporada de cruceros y viabilidad de una 4ª berma).</w:t>
+        <w:t>Modelar conceptual y computacionalmente el comportamiento estocástico y dinámico del puerto mediante Simulación de Eventos Discretos (DES), cuantificando los tiempos de espera en rada (Wq), maniobras náuticas conjuntas (U(1, 2) h en total), espera de grúas amarrado y faena efectiva en berma; contrastar la operación actual con modelos teóricos de líneas de espera (M/M/c y M/G/c); identificar los cuellos de botella en muelle y patio; y sustentar con evidencia estadística la toma de decisiones estratégicas (adición de una 4ª grúa pórtico STS, políticas de patio y camiones, incorporación de temporada de cruceros y viabilidad de una 4ª berma).</w:t>
       </w:r>
     </w:p>
     <w:p>
@@ -409,7 +409,7 @@
     </w:p>
     <w:p>
       <w:r>
-        <w:t xml:space="preserve">  - Política de crucero: Rechazar, aceptar sin reserva, o conceder reserva exclusiva de berma.</w:t>
+        <w:t xml:space="preserve">  - Política de crucero: Rechazar, aceptar sin reserva, o conceder reserva exclusiva preventiva.</w:t>
       </w:r>
     </w:p>
     <w:p>
@@ -447,7 +447,7 @@
     </w:p>
     <w:p>
       <w:r>
-        <w:t xml:space="preserve">  - Tiempos de maniobra de práctico y remolque: U(1.0, 2.0) horas al entrar y al salir.</w:t>
+        <w:t xml:space="preserve">  - Maniobras conjuntas de atraque y desatraque: U(1.0, 2.0) horas en conjunto en total (media 1.5 h).</w:t>
       </w:r>
     </w:p>
     <w:p>
@@ -490,7 +490,17 @@
     </w:p>
     <w:p>
       <w:r>
-        <w:t xml:space="preserve">  - % Espera: Proporción (Wq / W) * 100%.</w:t>
+        <w:t xml:space="preserve">  - T_esp_grua: Tiempo amarrado esperando grúa STS libre.</w:t>
+      </w:r>
+    </w:p>
+    <w:p>
+      <w:r>
+        <w:t xml:space="preserve">  - T_op_grua: Tiempo neto de transferencia efectiva de carga con grúas.</w:t>
+      </w:r>
+    </w:p>
+    <w:p>
+      <w:r>
+        <w:t xml:space="preserve">  - % Espera Inactiva: Proporción ((Wq + T_esp_grua) / W) * 100%.</w:t>
       </w:r>
     </w:p>
     <w:p>
@@ -521,12 +531,12 @@
     </w:p>
     <w:p>
       <w:r>
-        <w:t>Se estructuró una matriz de experimentación factorial multiescenario: 1) Diagnóstico de línea base; 2) Barrido de demanda diaria de buques (0.5x a 1.2x) para determinar la capacidad límite bajo 3 vs. 4 grúas; 3) Políticas de ventanas de camiones y zonificación reefer; 4) Impacto de temporada de cruceros con y sin exclusividad; 5) Escenarios del proyecto industrial (+35% y +100%) bajo criterios de decisión bajo incertidumbre (Wald, Savage, Hurwicz, Laplace); 6) Análisis de repago de la 4ª berma.</w:t>
+        <w:t>Se estructuró una matriz de experimentación factorial multiescenario: 1) Diagnóstico de línea base física; 2) Barrido de demanda diaria de buques (0.5x a 1.2x) para determinar la capacidad límite bajo 3 vs. 4 grúas; 3) Políticas de ventanas de camiones y zonificación reefer; 4) Impacto de temporada de cruceros con y sin exclusividad; 5) Escenarios del proyecto industrial (+35% y +100%) bajo criterios de decisión bajo incertidumbre (Wald, Savage, Hurwicz, Laplace); 6) Análisis de repago de la 4ª berma.</w:t>
       </w:r>
     </w:p>
     <w:p>
       <w:r>
-        <w:t>El protocolo estadístico incluye eliminación del período de calentamiento (100 escalas), réplicas independientes, ANOVA y Test de Comparaciones Múltiples de Tukey HSD (FWER = 0.05).</w:t>
+        <w:t>El protocolo estadístico incluye eliminación del período de calentamiento, réplicas independientes, ANOVA y Test de Comparaciones Múltiples de Tukey HSD (FWER = 0.05).</w:t>
       </w:r>
     </w:p>
     <w:p>
@@ -538,11 +548,6 @@
           <w:color w:val="1F4E79"/>
         </w:rPr>
         <w:t>4. Relación entre Variables (Diagrama Causal de Influencias)</w:t>
-      </w:r>
-    </w:p>
-    <w:p>
-      <w:r>
-        <w:t>El funcionamiento del puerto responde a un complejo entramado de influencias causales. A continuación se presenta el Diagrama de Relación entre Variables generado formalmente:</w:t>
       </w:r>
     </w:p>
     <w:p>
@@ -596,26 +601,6 @@
       </w:r>
     </w:p>
     <w:p>
-      <w:r>
-        <w:t>Mecanismos y bucles clave:</w:t>
-      </w:r>
-    </w:p>
-    <w:p>
-      <w:r>
-        <w:t>• Bucle de Muelle: Los arribos incrementan la cola en rada Lq. Las grúas determinan Ws. La 4ª grúa reduce Ws, liberando antes la berma y contrayendo Wq.</w:t>
-      </w:r>
-    </w:p>
-    <w:p>
-      <w:r>
-        <w:t>• Bucle de Patio: La descarga ingresa al patio. Si los camiones se atrasan, el patio supera el 75% (&gt;2.250 slots), obligando a las grúas STS a esperar slots libres, alargando Ws y colapsando la rada.</w:t>
-      </w:r>
-    </w:p>
-    <w:p>
-      <w:r>
-        <w:t>• Bucle Nocturno: De 00:00 a 08:00 la dotación se reduce a 1 grúa (+1 standby), ralentizando la operación y acumulando buques para la mañana.</w:t>
-      </w:r>
-    </w:p>
-    <w:p>
       <w:pPr>
         <w:pStyle w:val="Heading1"/>
       </w:pPr>
@@ -624,19 +609,6 @@
           <w:color w:val="1F4E79"/>
         </w:rPr>
         <w:t>5. Diagramas IDEF0</w:t>
-      </w:r>
-    </w:p>
-    <w:p>
-      <w:r>
-        <w:t>La formalización de los procesos se llevó a cabo bajo el estándar IDEF0:</w:t>
-      </w:r>
-    </w:p>
-    <w:p>
-      <w:r>
-        <w:rPr>
-          <w:b/>
-        </w:rPr>
-        <w:t>5.1. Diagrama de Contexto A-0:</w:t>
       </w:r>
     </w:p>
     <w:p>
@@ -687,14 +659,6 @@
           <w:sz w:val="17"/>
         </w:rPr>
         <w:t>Figura 2: Diagrama de Contexto IDEF0 A-0: Operar Terminal Portuaria Puerto Sur</w:t>
-      </w:r>
-    </w:p>
-    <w:p>
-      <w:r>
-        <w:rPr>
-          <w:b/>
-        </w:rPr>
-        <w:t>5.2. Descomposición de Primer Nivel A0:</w:t>
       </w:r>
     </w:p>
     <w:p>
@@ -760,11 +724,6 @@
     </w:p>
     <w:p>
       <w:r>
-        <w:t>El flujo de eventos y las decisiones operativas se sintetizan en el siguiente Diagrama de Flujo Lógico:</w:t>
-      </w:r>
-    </w:p>
-    <w:p>
-      <w:r>
         <w:drawing>
           <wp:inline xmlns:a="http://schemas.openxmlformats.org/drawingml/2006/main" xmlns:pic="http://schemas.openxmlformats.org/drawingml/2006/picture">
             <wp:extent cx="5303520" cy="4773168"/>
@@ -814,36 +773,6 @@
       </w:r>
     </w:p>
     <w:p>
-      <w:r>
-        <w:t>Lógicas fundamentales modeladas:</w:t>
-      </w:r>
-    </w:p>
-    <w:p>
-      <w:r>
-        <w:t>1. Lógica de Rada: Asignación por disponibilidad si Bermas_Ocupadas &lt; B y no hay berma reservada para crucero. Cola FIFO.</w:t>
-      </w:r>
-    </w:p>
-    <w:p>
-      <w:r>
-        <w:t>2. Lógica de Atraque/Desatraque: 1 a 2 horas cada una. Berma ocupada pero grúas inactivas.</w:t>
-      </w:r>
-    </w:p>
-    <w:p>
-      <w:r>
-        <w:t>3. Lógica de Grúas: Asigna hasta 2 grúas. Productividad combinada al 85% (factor 1.7x). En turno nocturno: 1 activa + 1 standby con 15-20 min de alistamiento. Pausa de 10-15 min en cada cambio de guardia.</w:t>
-      </w:r>
-    </w:p>
-    <w:p>
-      <w:r>
-        <w:t>4. Lógica de Patio: Si slots ocupados &gt; 2.250 (&gt;75%), se aplica factor de demora de 25% extra por falta de slots.</w:t>
-      </w:r>
-    </w:p>
-    <w:p>
-      <w:r>
-        <w:t>5. Lógica de Cruceros: Ocupa berma 28 a 36 h sin grúas. Con reserva exclusiva, veda una berma comercial a buques de carga.</w:t>
-      </w:r>
-    </w:p>
-    <w:p>
       <w:pPr>
         <w:pStyle w:val="Heading1"/>
       </w:pPr>
@@ -852,11 +781,6 @@
           <w:color w:val="1F4E79"/>
         </w:rPr>
         <w:t>7. Elementos del Simulador (Arquitectura SimPy)</w:t>
-      </w:r>
-    </w:p>
-    <w:p>
-      <w:r>
-        <w:t>A continuación se presenta el diagrama de arquitectura y componentes del simulador SimPy:</w:t>
       </w:r>
     </w:p>
     <w:p>
@@ -907,26 +831,6 @@
           <w:sz w:val="17"/>
         </w:rPr>
         <w:t>Figura 5: Diagrama de Arquitectura de Clases, Recursos y Monitores del Simulador SimPy</w:t>
-      </w:r>
-    </w:p>
-    <w:p>
-      <w:r>
-        <w:t>Desglose de Componentes SimPy:</w:t>
-      </w:r>
-    </w:p>
-    <w:p>
-      <w:r>
-        <w:t>• Entidades (Processes): Proceso buque feeder, proceso crucero, proceso de turnos de guardia y proceso de camiones externos.</w:t>
-      </w:r>
-    </w:p>
-    <w:p>
-      <w:r>
-        <w:t>• Recursos SimPy: bermas = simpy.Resource(env, capacity=B), gruas_sts = simpy.PriorityResource, patio = simpy.Container(env, capacity=3000).</w:t>
-      </w:r>
-    </w:p>
-    <w:p>
-      <w:r>
-        <w:t>• Monitor Estadístico: Registro de eventos en microsegundos, vectorización de estadías W, Wq, Ws y verificación de la Ley de Little (L = lambda * W).</w:t>
       </w:r>
     </w:p>
     <w:sectPr>

--- a/MODELO_CONCEPTUAL_G08.docx
+++ b/MODELO_CONCEPTUAL_G08.docx
@@ -169,7 +169,7 @@
                 <w:b/>
                 <w:sz w:val="18"/>
               </w:rPr>
-              <w:t>Dataset Asignado:</w:t>
+              <w:t>Integrantes:</w:t>
             </w:r>
           </w:p>
         </w:tc>
@@ -188,7 +188,7 @@
               <w:rPr>
                 <w:sz w:val="18"/>
               </w:rPr>
-              <w:t>PuertoSur_escalas_G08.csv (8.852 escalas históricas registradas)</w:t>
+              <w:t>Bautista Fanelli, Santiago Montiel, Benjamín ...</w:t>
             </w:r>
           </w:p>
         </w:tc>
@@ -211,7 +211,7 @@
                 <w:b/>
                 <w:sz w:val="18"/>
               </w:rPr>
-              <w:t>Metodología:</w:t>
+              <w:t>Dataset Asignado:</w:t>
             </w:r>
           </w:p>
         </w:tc>
@@ -231,7 +231,7 @@
               <w:rPr>
                 <w:sz w:val="18"/>
               </w:rPr>
-              <w:t>Simulación de Eventos Discretos (DES) &amp; Modelado IDEF0</w:t>
+              <w:t>PuertoSur_escalas_G08.csv (8.852 escalas históricas registradas)</w:t>
             </w:r>
           </w:p>
         </w:tc>
@@ -253,7 +253,7 @@
                 <w:b/>
                 <w:sz w:val="18"/>
               </w:rPr>
-              <w:t>Repositorio Oficial:</w:t>
+              <w:t>Metodología:</w:t>
             </w:r>
           </w:p>
         </w:tc>
@@ -272,7 +272,7 @@
               <w:rPr>
                 <w:sz w:val="18"/>
               </w:rPr>
-              <w:t>https://github.com/Santim1897/TP2-IO</w:t>
+              <w:t>Simulación de Eventos Discretos (DES) &amp; Modelado IDEF0</w:t>
             </w:r>
           </w:p>
         </w:tc>
@@ -295,6 +295,48 @@
                 <w:b/>
                 <w:sz w:val="18"/>
               </w:rPr>
+              <w:t>Repositorio Oficial:</w:t>
+            </w:r>
+          </w:p>
+        </w:tc>
+        <w:tc>
+          <w:tcPr>
+            <w:tcW w:type="dxa" w:w="4680"/>
+            <w:shd w:fill="F2F5F9"/>
+            <w:tcMar>
+              <w:top w:w="60" w:type="dxa"/>
+              <w:bottom w:w="60" w:type="dxa"/>
+              <w:left w:w="100" w:type="dxa"/>
+              <w:right w:w="100" w:type="dxa"/>
+            </w:tcMar>
+          </w:tcPr>
+          <w:p>
+            <w:r>
+              <w:rPr>
+                <w:sz w:val="18"/>
+              </w:rPr>
+              <w:t>https://github.com/Santim1897/TP2-IO</w:t>
+            </w:r>
+          </w:p>
+        </w:tc>
+      </w:tr>
+      <w:tr>
+        <w:tc>
+          <w:tcPr>
+            <w:tcW w:type="dxa" w:w="4680"/>
+            <w:tcMar>
+              <w:top w:w="60" w:type="dxa"/>
+              <w:bottom w:w="60" w:type="dxa"/>
+              <w:left w:w="100" w:type="dxa"/>
+              <w:right w:w="100" w:type="dxa"/>
+            </w:tcMar>
+          </w:tcPr>
+          <w:p>
+            <w:r>
+              <w:rPr>
+                <w:b/>
+                <w:sz w:val="18"/>
+              </w:rPr>
               <w:t>Entregable:</w:t>
             </w:r>
           </w:p>
@@ -302,7 +344,6 @@
         <w:tc>
           <w:tcPr>
             <w:tcW w:type="dxa" w:w="4680"/>
-            <w:shd w:fill="F2F5F9"/>
             <w:tcMar>
               <w:top w:w="60" w:type="dxa"/>
               <w:bottom w:w="60" w:type="dxa"/>
@@ -364,6 +405,54 @@
       </w:r>
     </w:p>
     <w:p>
+      <w:r>
+        <w:rPr>
+          <w:b/>
+        </w:rPr>
+        <w:t>1.3. Alcance y Supuestos Simplificatorios del Modelo:</w:t>
+      </w:r>
+    </w:p>
+    <w:p>
+      <w:r>
+        <w:t>Conforme a la metodología formal de modelado conceptual de la cátedra (orientada a responder ¿Qué? ¿Por qué? ¿Dónde? ¿Cuándo? ¿Quién? ¿Cuánto?):</w:t>
+      </w:r>
+    </w:p>
+    <w:p>
+      <w:r>
+        <w:t>• ¿Qué? (Objeto de modelado): Operación integral del muelle y frente de atraque, asignación de grúas pórtico STS, patio de almacenamiento de contenedores y maniobras náuticas de prácticos y remolcadores.</w:t>
+      </w:r>
+    </w:p>
+    <w:p>
+      <w:r>
+        <w:t>• ¿Por qué? (Propósito): Diagnosticar los cuellos de botella que amenazan el umbral contractual de 16 horas de estadía promedio (W &lt;= 16 h) y fundamentar cuantitativamente decisiones estratégicas de expansión física (4ª berma, 4ª grúa, políticas de camiones y cruceros).</w:t>
+      </w:r>
+    </w:p>
+    <w:p>
+      <w:r>
+        <w:t>• ¿Dónde? (Límites espaciales): Desde el área de fondeo en rada exterior hasta el muelle de transferencia y la puerta de salida terrestre de camiones externos (terminal gate).</w:t>
+      </w:r>
+    </w:p>
+    <w:p>
+      <w:r>
+        <w:t>• ¿Cuándo? (Horizonte temporal): Simulación continua de 3 años de operación (8.852 escalas históricas de G08), considerando estacionalidad frutícola y ciclos diarios de 3 turnos de 8 horas.</w:t>
+      </w:r>
+    </w:p>
+    <w:p>
+      <w:r>
+        <w:t>• ¿Quién? (Actores): Buques feeder de 3 servicios regulares, buques de crucero turístico, camiones de transporte terrestre, prácticos náuticos y operarios de estiba.</w:t>
+      </w:r>
+    </w:p>
+    <w:p>
+      <w:r>
+        <w:t>• ¿Cuánto? (Nivel de detalle): Modelado discreto a nivel de buque individual, grúa pórtico y slot de patio, agregando contenedores por tipo (Dry, Reefer, OOG).</w:t>
+      </w:r>
+    </w:p>
+    <w:p>
+      <w:r>
+        <w:t>Supuestos fundamentales: 1) Maniobras náuticas de 1 a 2 horas en conjunto por buque (media 1.5h total); 2) Máximo 2 grúas por buque con interferencia dual del 85%; 3) Balance de patio 50% import / 50% export; 4) Permanencia media en patio de 72h con 20-30% de camiones tardíos.</w:t>
+      </w:r>
+    </w:p>
+    <w:p>
       <w:pPr>
         <w:pStyle w:val="Heading1"/>
       </w:pPr>
@@ -371,7 +460,7 @@
         <w:rPr>
           <w:color w:val="1F4E79"/>
         </w:rPr>
-        <w:t>2. Variables de Decisión y de Referencia</w:t>
+        <w:t>2. Variables de Decisión, de Referencia y Modelo de Datos</w:t>
       </w:r>
     </w:p>
     <w:p>
@@ -447,7 +536,7 @@
     </w:p>
     <w:p>
       <w:r>
-        <w:t xml:space="preserve">  - Tiempos de maniobra de práctico y remolque: U(1.0, 2.0) horas al entrar y al salir.</w:t>
+        <w:t xml:space="preserve">  - Tiempos de maniobra de práctico y remolque: Insumen en conjunto entre 1 y 2 horas por buque (U(1.0, 2.0) h total, media 1.5h desglosada en entrada y salida).</w:t>
       </w:r>
     </w:p>
     <w:p>
@@ -509,6 +598,1371 @@
       </w:r>
     </w:p>
     <w:p>
+      <w:r>
+        <w:rPr>
+          <w:b/>
+        </w:rPr>
+        <w:t>2.4. Tabla Formal del Modelo de Datos Cuantificado (Diapositiva 19):</w:t>
+      </w:r>
+    </w:p>
+    <w:tbl>
+      <w:tblPr>
+        <w:tblW w:type="auto" w:w="0"/>
+        <w:jc w:val="center"/>
+        <w:tblLook w:firstColumn="1" w:firstRow="1" w:lastColumn="0" w:lastRow="0" w:noHBand="0" w:noVBand="1" w:val="04A0"/>
+      </w:tblPr>
+      <w:tblGrid>
+        <w:gridCol w:w="1560"/>
+        <w:gridCol w:w="1560"/>
+        <w:gridCol w:w="1560"/>
+        <w:gridCol w:w="1560"/>
+        <w:gridCol w:w="1560"/>
+        <w:gridCol w:w="1560"/>
+      </w:tblGrid>
+      <w:tr>
+        <w:tc>
+          <w:tcPr>
+            <w:tcW w:type="dxa" w:w="1560"/>
+            <w:shd w:fill="1F4E79"/>
+            <w:tcMar>
+              <w:top w:w="100" w:type="dxa"/>
+              <w:bottom w:w="100" w:type="dxa"/>
+              <w:left w:w="120" w:type="dxa"/>
+              <w:right w:w="120" w:type="dxa"/>
+            </w:tcMar>
+          </w:tcPr>
+          <w:p>
+            <w:pPr>
+              <w:jc w:val="center"/>
+            </w:pPr>
+            <w:r>
+              <w:rPr>
+                <w:b/>
+                <w:color w:val="FFFFFF"/>
+                <w:sz w:val="19"/>
+              </w:rPr>
+              <w:t>Variable</w:t>
+            </w:r>
+          </w:p>
+        </w:tc>
+        <w:tc>
+          <w:tcPr>
+            <w:tcW w:type="dxa" w:w="1560"/>
+            <w:shd w:fill="1F4E79"/>
+            <w:tcMar>
+              <w:top w:w="100" w:type="dxa"/>
+              <w:bottom w:w="100" w:type="dxa"/>
+              <w:left w:w="120" w:type="dxa"/>
+              <w:right w:w="120" w:type="dxa"/>
+            </w:tcMar>
+          </w:tcPr>
+          <w:p>
+            <w:pPr>
+              <w:jc w:val="center"/>
+            </w:pPr>
+            <w:r>
+              <w:rPr>
+                <w:b/>
+                <w:color w:val="FFFFFF"/>
+                <w:sz w:val="19"/>
+              </w:rPr>
+              <w:t>Descripción</w:t>
+            </w:r>
+          </w:p>
+        </w:tc>
+        <w:tc>
+          <w:tcPr>
+            <w:tcW w:type="dxa" w:w="1560"/>
+            <w:shd w:fill="1F4E79"/>
+            <w:tcMar>
+              <w:top w:w="100" w:type="dxa"/>
+              <w:bottom w:w="100" w:type="dxa"/>
+              <w:left w:w="120" w:type="dxa"/>
+              <w:right w:w="120" w:type="dxa"/>
+            </w:tcMar>
+          </w:tcPr>
+          <w:p>
+            <w:pPr>
+              <w:jc w:val="center"/>
+            </w:pPr>
+            <w:r>
+              <w:rPr>
+                <w:b/>
+                <w:color w:val="FFFFFF"/>
+                <w:sz w:val="19"/>
+              </w:rPr>
+              <w:t>U.M.</w:t>
+            </w:r>
+          </w:p>
+        </w:tc>
+        <w:tc>
+          <w:tcPr>
+            <w:tcW w:type="dxa" w:w="1560"/>
+            <w:shd w:fill="1F4E79"/>
+            <w:tcMar>
+              <w:top w:w="100" w:type="dxa"/>
+              <w:bottom w:w="100" w:type="dxa"/>
+              <w:left w:w="120" w:type="dxa"/>
+              <w:right w:w="120" w:type="dxa"/>
+            </w:tcMar>
+          </w:tcPr>
+          <w:p>
+            <w:pPr>
+              <w:jc w:val="center"/>
+            </w:pPr>
+            <w:r>
+              <w:rPr>
+                <w:b/>
+                <w:color w:val="FFFFFF"/>
+                <w:sz w:val="19"/>
+              </w:rPr>
+              <w:t>Valor / Rango</w:t>
+            </w:r>
+          </w:p>
+        </w:tc>
+        <w:tc>
+          <w:tcPr>
+            <w:tcW w:type="dxa" w:w="1560"/>
+            <w:shd w:fill="1F4E79"/>
+            <w:tcMar>
+              <w:top w:w="100" w:type="dxa"/>
+              <w:bottom w:w="100" w:type="dxa"/>
+              <w:left w:w="120" w:type="dxa"/>
+              <w:right w:w="120" w:type="dxa"/>
+            </w:tcMar>
+          </w:tcPr>
+          <w:p>
+            <w:pPr>
+              <w:jc w:val="center"/>
+            </w:pPr>
+            <w:r>
+              <w:rPr>
+                <w:b/>
+                <w:color w:val="FFFFFF"/>
+                <w:sz w:val="19"/>
+              </w:rPr>
+              <w:t>Relación / Expresión</w:t>
+            </w:r>
+          </w:p>
+        </w:tc>
+        <w:tc>
+          <w:tcPr>
+            <w:tcW w:type="dxa" w:w="1560"/>
+            <w:shd w:fill="1F4E79"/>
+            <w:tcMar>
+              <w:top w:w="100" w:type="dxa"/>
+              <w:bottom w:w="100" w:type="dxa"/>
+              <w:left w:w="120" w:type="dxa"/>
+              <w:right w:w="120" w:type="dxa"/>
+            </w:tcMar>
+          </w:tcPr>
+          <w:p>
+            <w:pPr>
+              <w:jc w:val="center"/>
+            </w:pPr>
+            <w:r>
+              <w:rPr>
+                <w:b/>
+                <w:color w:val="FFFFFF"/>
+                <w:sz w:val="19"/>
+              </w:rPr>
+              <w:t>Característica</w:t>
+            </w:r>
+          </w:p>
+        </w:tc>
+      </w:tr>
+      <w:tr>
+        <w:tc>
+          <w:tcPr>
+            <w:tcW w:type="dxa" w:w="1560"/>
+            <w:shd w:fill="F2F5F9"/>
+            <w:tcMar>
+              <w:top w:w="60" w:type="dxa"/>
+              <w:bottom w:w="60" w:type="dxa"/>
+              <w:left w:w="100" w:type="dxa"/>
+              <w:right w:w="100" w:type="dxa"/>
+            </w:tcMar>
+          </w:tcPr>
+          <w:p>
+            <w:r>
+              <w:rPr>
+                <w:sz w:val="18"/>
+              </w:rPr>
+              <w:t>lambda</w:t>
+            </w:r>
+          </w:p>
+        </w:tc>
+        <w:tc>
+          <w:tcPr>
+            <w:tcW w:type="dxa" w:w="1560"/>
+            <w:shd w:fill="F2F5F9"/>
+            <w:tcMar>
+              <w:top w:w="60" w:type="dxa"/>
+              <w:bottom w:w="60" w:type="dxa"/>
+              <w:left w:w="100" w:type="dxa"/>
+              <w:right w:w="100" w:type="dxa"/>
+            </w:tcMar>
+          </w:tcPr>
+          <w:p>
+            <w:r>
+              <w:rPr>
+                <w:sz w:val="18"/>
+              </w:rPr>
+              <w:t>Tasa de arribo buques feeder</w:t>
+            </w:r>
+          </w:p>
+        </w:tc>
+        <w:tc>
+          <w:tcPr>
+            <w:tcW w:type="dxa" w:w="1560"/>
+            <w:shd w:fill="F2F5F9"/>
+            <w:tcMar>
+              <w:top w:w="60" w:type="dxa"/>
+              <w:bottom w:w="60" w:type="dxa"/>
+              <w:left w:w="100" w:type="dxa"/>
+              <w:right w:w="100" w:type="dxa"/>
+            </w:tcMar>
+          </w:tcPr>
+          <w:p>
+            <w:r>
+              <w:rPr>
+                <w:sz w:val="18"/>
+              </w:rPr>
+              <w:t>buques/día</w:t>
+            </w:r>
+          </w:p>
+        </w:tc>
+        <w:tc>
+          <w:tcPr>
+            <w:tcW w:type="dxa" w:w="1560"/>
+            <w:shd w:fill="F2F5F9"/>
+            <w:tcMar>
+              <w:top w:w="60" w:type="dxa"/>
+              <w:bottom w:w="60" w:type="dxa"/>
+              <w:left w:w="100" w:type="dxa"/>
+              <w:right w:w="100" w:type="dxa"/>
+            </w:tcMar>
+          </w:tcPr>
+          <w:p>
+            <w:r>
+              <w:rPr>
+                <w:sz w:val="18"/>
+              </w:rPr>
+              <w:t>8.09 b/d</w:t>
+            </w:r>
+          </w:p>
+        </w:tc>
+        <w:tc>
+          <w:tcPr>
+            <w:tcW w:type="dxa" w:w="1560"/>
+            <w:shd w:fill="F2F5F9"/>
+            <w:tcMar>
+              <w:top w:w="60" w:type="dxa"/>
+              <w:bottom w:w="60" w:type="dxa"/>
+              <w:left w:w="100" w:type="dxa"/>
+              <w:right w:w="100" w:type="dxa"/>
+            </w:tcMar>
+          </w:tcPr>
+          <w:p>
+            <w:r>
+              <w:rPr>
+                <w:sz w:val="18"/>
+              </w:rPr>
+              <w:t>Histórico escalas G08</w:t>
+            </w:r>
+          </w:p>
+        </w:tc>
+        <w:tc>
+          <w:tcPr>
+            <w:tcW w:type="dxa" w:w="1560"/>
+            <w:shd w:fill="F2F5F9"/>
+            <w:tcMar>
+              <w:top w:w="60" w:type="dxa"/>
+              <w:bottom w:w="60" w:type="dxa"/>
+              <w:left w:w="100" w:type="dxa"/>
+              <w:right w:w="100" w:type="dxa"/>
+            </w:tcMar>
+          </w:tcPr>
+          <w:p>
+            <w:r>
+              <w:rPr>
+                <w:sz w:val="18"/>
+              </w:rPr>
+              <w:t>Poisson no homogéneo (Delta t ~ Exp(2.97h))</w:t>
+            </w:r>
+          </w:p>
+        </w:tc>
+      </w:tr>
+      <w:tr>
+        <w:tc>
+          <w:tcPr>
+            <w:tcW w:type="dxa" w:w="1560"/>
+            <w:tcMar>
+              <w:top w:w="60" w:type="dxa"/>
+              <w:bottom w:w="60" w:type="dxa"/>
+              <w:left w:w="100" w:type="dxa"/>
+              <w:right w:w="100" w:type="dxa"/>
+            </w:tcMar>
+          </w:tcPr>
+          <w:p>
+            <w:r>
+              <w:rPr>
+                <w:sz w:val="18"/>
+              </w:rPr>
+              <w:t>Mix</w:t>
+            </w:r>
+          </w:p>
+        </w:tc>
+        <w:tc>
+          <w:tcPr>
+            <w:tcW w:type="dxa" w:w="1560"/>
+            <w:tcMar>
+              <w:top w:w="60" w:type="dxa"/>
+              <w:bottom w:w="60" w:type="dxa"/>
+              <w:left w:w="100" w:type="dxa"/>
+              <w:right w:w="100" w:type="dxa"/>
+            </w:tcMar>
+          </w:tcPr>
+          <w:p>
+            <w:r>
+              <w:rPr>
+                <w:sz w:val="18"/>
+              </w:rPr>
+              <w:t>Composición de carga por escala</w:t>
+            </w:r>
+          </w:p>
+        </w:tc>
+        <w:tc>
+          <w:tcPr>
+            <w:tcW w:type="dxa" w:w="1560"/>
+            <w:tcMar>
+              <w:top w:w="60" w:type="dxa"/>
+              <w:bottom w:w="60" w:type="dxa"/>
+              <w:left w:w="100" w:type="dxa"/>
+              <w:right w:w="100" w:type="dxa"/>
+            </w:tcMar>
+          </w:tcPr>
+          <w:p>
+            <w:r>
+              <w:rPr>
+                <w:sz w:val="18"/>
+              </w:rPr>
+              <w:t>% mov</w:t>
+            </w:r>
+          </w:p>
+        </w:tc>
+        <w:tc>
+          <w:tcPr>
+            <w:tcW w:type="dxa" w:w="1560"/>
+            <w:tcMar>
+              <w:top w:w="60" w:type="dxa"/>
+              <w:bottom w:w="60" w:type="dxa"/>
+              <w:left w:w="100" w:type="dxa"/>
+              <w:right w:w="100" w:type="dxa"/>
+            </w:tcMar>
+          </w:tcPr>
+          <w:p>
+            <w:r>
+              <w:rPr>
+                <w:sz w:val="18"/>
+              </w:rPr>
+              <w:t>55% Dry, 35% Reefer, 10% OOG</w:t>
+            </w:r>
+          </w:p>
+        </w:tc>
+        <w:tc>
+          <w:tcPr>
+            <w:tcW w:type="dxa" w:w="1560"/>
+            <w:tcMar>
+              <w:top w:w="60" w:type="dxa"/>
+              <w:bottom w:w="60" w:type="dxa"/>
+              <w:left w:w="100" w:type="dxa"/>
+              <w:right w:w="100" w:type="dxa"/>
+            </w:tcMar>
+          </w:tcPr>
+          <w:p>
+            <w:r>
+              <w:rPr>
+                <w:sz w:val="18"/>
+              </w:rPr>
+              <w:t>8.852 escalas G08</w:t>
+            </w:r>
+          </w:p>
+        </w:tc>
+        <w:tc>
+          <w:tcPr>
+            <w:tcW w:type="dxa" w:w="1560"/>
+            <w:tcMar>
+              <w:top w:w="60" w:type="dxa"/>
+              <w:bottom w:w="60" w:type="dxa"/>
+              <w:left w:w="100" w:type="dxa"/>
+              <w:right w:w="100" w:type="dxa"/>
+            </w:tcMar>
+          </w:tcPr>
+          <w:p>
+            <w:r>
+              <w:rPr>
+                <w:sz w:val="18"/>
+              </w:rPr>
+              <w:t>Empírica por servicio</w:t>
+            </w:r>
+          </w:p>
+        </w:tc>
+      </w:tr>
+      <w:tr>
+        <w:tc>
+          <w:tcPr>
+            <w:tcW w:type="dxa" w:w="1560"/>
+            <w:shd w:fill="F2F5F9"/>
+            <w:tcMar>
+              <w:top w:w="60" w:type="dxa"/>
+              <w:bottom w:w="60" w:type="dxa"/>
+              <w:left w:w="100" w:type="dxa"/>
+              <w:right w:w="100" w:type="dxa"/>
+            </w:tcMar>
+          </w:tcPr>
+          <w:p>
+            <w:r>
+              <w:rPr>
+                <w:sz w:val="18"/>
+              </w:rPr>
+              <w:t>mu_dry</w:t>
+            </w:r>
+          </w:p>
+        </w:tc>
+        <w:tc>
+          <w:tcPr>
+            <w:tcW w:type="dxa" w:w="1560"/>
+            <w:shd w:fill="F2F5F9"/>
+            <w:tcMar>
+              <w:top w:w="60" w:type="dxa"/>
+              <w:bottom w:w="60" w:type="dxa"/>
+              <w:left w:w="100" w:type="dxa"/>
+              <w:right w:w="100" w:type="dxa"/>
+            </w:tcMar>
+          </w:tcPr>
+          <w:p>
+            <w:r>
+              <w:rPr>
+                <w:sz w:val="18"/>
+              </w:rPr>
+              <w:t>Rendimiento grúa Dry</w:t>
+            </w:r>
+          </w:p>
+        </w:tc>
+        <w:tc>
+          <w:tcPr>
+            <w:tcW w:type="dxa" w:w="1560"/>
+            <w:shd w:fill="F2F5F9"/>
+            <w:tcMar>
+              <w:top w:w="60" w:type="dxa"/>
+              <w:bottom w:w="60" w:type="dxa"/>
+              <w:left w:w="100" w:type="dxa"/>
+              <w:right w:w="100" w:type="dxa"/>
+            </w:tcMar>
+          </w:tcPr>
+          <w:p>
+            <w:r>
+              <w:rPr>
+                <w:sz w:val="18"/>
+              </w:rPr>
+              <w:t>mov/hora</w:t>
+            </w:r>
+          </w:p>
+        </w:tc>
+        <w:tc>
+          <w:tcPr>
+            <w:tcW w:type="dxa" w:w="1560"/>
+            <w:shd w:fill="F2F5F9"/>
+            <w:tcMar>
+              <w:top w:w="60" w:type="dxa"/>
+              <w:bottom w:w="60" w:type="dxa"/>
+              <w:left w:w="100" w:type="dxa"/>
+              <w:right w:w="100" w:type="dxa"/>
+            </w:tcMar>
+          </w:tcPr>
+          <w:p>
+            <w:r>
+              <w:rPr>
+                <w:sz w:val="18"/>
+              </w:rPr>
+              <w:t>28</w:t>
+            </w:r>
+          </w:p>
+        </w:tc>
+        <w:tc>
+          <w:tcPr>
+            <w:tcW w:type="dxa" w:w="1560"/>
+            <w:shd w:fill="F2F5F9"/>
+            <w:tcMar>
+              <w:top w:w="60" w:type="dxa"/>
+              <w:bottom w:w="60" w:type="dxa"/>
+              <w:left w:w="100" w:type="dxa"/>
+              <w:right w:w="100" w:type="dxa"/>
+            </w:tcMar>
+          </w:tcPr>
+          <w:p>
+            <w:r>
+              <w:rPr>
+                <w:sz w:val="18"/>
+              </w:rPr>
+              <w:t>Tasa nominal directa</w:t>
+            </w:r>
+          </w:p>
+        </w:tc>
+        <w:tc>
+          <w:tcPr>
+            <w:tcW w:type="dxa" w:w="1560"/>
+            <w:shd w:fill="F2F5F9"/>
+            <w:tcMar>
+              <w:top w:w="60" w:type="dxa"/>
+              <w:bottom w:w="60" w:type="dxa"/>
+              <w:left w:w="100" w:type="dxa"/>
+              <w:right w:w="100" w:type="dxa"/>
+            </w:tcMar>
+          </w:tcPr>
+          <w:p>
+            <w:r>
+              <w:rPr>
+                <w:sz w:val="18"/>
+              </w:rPr>
+              <w:t>Determinística</w:t>
+            </w:r>
+          </w:p>
+        </w:tc>
+      </w:tr>
+      <w:tr>
+        <w:tc>
+          <w:tcPr>
+            <w:tcW w:type="dxa" w:w="1560"/>
+            <w:tcMar>
+              <w:top w:w="60" w:type="dxa"/>
+              <w:bottom w:w="60" w:type="dxa"/>
+              <w:left w:w="100" w:type="dxa"/>
+              <w:right w:w="100" w:type="dxa"/>
+            </w:tcMar>
+          </w:tcPr>
+          <w:p>
+            <w:r>
+              <w:rPr>
+                <w:sz w:val="18"/>
+              </w:rPr>
+              <w:t>mu_reefer</w:t>
+            </w:r>
+          </w:p>
+        </w:tc>
+        <w:tc>
+          <w:tcPr>
+            <w:tcW w:type="dxa" w:w="1560"/>
+            <w:tcMar>
+              <w:top w:w="60" w:type="dxa"/>
+              <w:bottom w:w="60" w:type="dxa"/>
+              <w:left w:w="100" w:type="dxa"/>
+              <w:right w:w="100" w:type="dxa"/>
+            </w:tcMar>
+          </w:tcPr>
+          <w:p>
+            <w:r>
+              <w:rPr>
+                <w:sz w:val="18"/>
+              </w:rPr>
+              <w:t>Rendimiento grúa Reefer</w:t>
+            </w:r>
+          </w:p>
+        </w:tc>
+        <w:tc>
+          <w:tcPr>
+            <w:tcW w:type="dxa" w:w="1560"/>
+            <w:tcMar>
+              <w:top w:w="60" w:type="dxa"/>
+              <w:bottom w:w="60" w:type="dxa"/>
+              <w:left w:w="100" w:type="dxa"/>
+              <w:right w:w="100" w:type="dxa"/>
+            </w:tcMar>
+          </w:tcPr>
+          <w:p>
+            <w:r>
+              <w:rPr>
+                <w:sz w:val="18"/>
+              </w:rPr>
+              <w:t>mov/hora</w:t>
+            </w:r>
+          </w:p>
+        </w:tc>
+        <w:tc>
+          <w:tcPr>
+            <w:tcW w:type="dxa" w:w="1560"/>
+            <w:tcMar>
+              <w:top w:w="60" w:type="dxa"/>
+              <w:bottom w:w="60" w:type="dxa"/>
+              <w:left w:w="100" w:type="dxa"/>
+              <w:right w:w="100" w:type="dxa"/>
+            </w:tcMar>
+          </w:tcPr>
+          <w:p>
+            <w:r>
+              <w:rPr>
+                <w:sz w:val="18"/>
+              </w:rPr>
+              <w:t>21</w:t>
+            </w:r>
+          </w:p>
+        </w:tc>
+        <w:tc>
+          <w:tcPr>
+            <w:tcW w:type="dxa" w:w="1560"/>
+            <w:tcMar>
+              <w:top w:w="60" w:type="dxa"/>
+              <w:bottom w:w="60" w:type="dxa"/>
+              <w:left w:w="100" w:type="dxa"/>
+              <w:right w:w="100" w:type="dxa"/>
+            </w:tcMar>
+          </w:tcPr>
+          <w:p>
+            <w:r>
+              <w:rPr>
+                <w:sz w:val="18"/>
+              </w:rPr>
+              <w:t>mu_dry * 0.75 (-25%)</w:t>
+            </w:r>
+          </w:p>
+        </w:tc>
+        <w:tc>
+          <w:tcPr>
+            <w:tcW w:type="dxa" w:w="1560"/>
+            <w:tcMar>
+              <w:top w:w="60" w:type="dxa"/>
+              <w:bottom w:w="60" w:type="dxa"/>
+              <w:left w:w="100" w:type="dxa"/>
+              <w:right w:w="100" w:type="dxa"/>
+            </w:tcMar>
+          </w:tcPr>
+          <w:p>
+            <w:r>
+              <w:rPr>
+                <w:sz w:val="18"/>
+              </w:rPr>
+              <w:t>Determinística</w:t>
+            </w:r>
+          </w:p>
+        </w:tc>
+      </w:tr>
+      <w:tr>
+        <w:tc>
+          <w:tcPr>
+            <w:tcW w:type="dxa" w:w="1560"/>
+            <w:shd w:fill="F2F5F9"/>
+            <w:tcMar>
+              <w:top w:w="60" w:type="dxa"/>
+              <w:bottom w:w="60" w:type="dxa"/>
+              <w:left w:w="100" w:type="dxa"/>
+              <w:right w:w="100" w:type="dxa"/>
+            </w:tcMar>
+          </w:tcPr>
+          <w:p>
+            <w:r>
+              <w:rPr>
+                <w:sz w:val="18"/>
+              </w:rPr>
+              <w:t>mu_oog</w:t>
+            </w:r>
+          </w:p>
+        </w:tc>
+        <w:tc>
+          <w:tcPr>
+            <w:tcW w:type="dxa" w:w="1560"/>
+            <w:shd w:fill="F2F5F9"/>
+            <w:tcMar>
+              <w:top w:w="60" w:type="dxa"/>
+              <w:bottom w:w="60" w:type="dxa"/>
+              <w:left w:w="100" w:type="dxa"/>
+              <w:right w:w="100" w:type="dxa"/>
+            </w:tcMar>
+          </w:tcPr>
+          <w:p>
+            <w:r>
+              <w:rPr>
+                <w:sz w:val="18"/>
+              </w:rPr>
+              <w:t>Rendimiento grúa OOG</w:t>
+            </w:r>
+          </w:p>
+        </w:tc>
+        <w:tc>
+          <w:tcPr>
+            <w:tcW w:type="dxa" w:w="1560"/>
+            <w:shd w:fill="F2F5F9"/>
+            <w:tcMar>
+              <w:top w:w="60" w:type="dxa"/>
+              <w:bottom w:w="60" w:type="dxa"/>
+              <w:left w:w="100" w:type="dxa"/>
+              <w:right w:w="100" w:type="dxa"/>
+            </w:tcMar>
+          </w:tcPr>
+          <w:p>
+            <w:r>
+              <w:rPr>
+                <w:sz w:val="18"/>
+              </w:rPr>
+              <w:t>mov/hora</w:t>
+            </w:r>
+          </w:p>
+        </w:tc>
+        <w:tc>
+          <w:tcPr>
+            <w:tcW w:type="dxa" w:w="1560"/>
+            <w:shd w:fill="F2F5F9"/>
+            <w:tcMar>
+              <w:top w:w="60" w:type="dxa"/>
+              <w:bottom w:w="60" w:type="dxa"/>
+              <w:left w:w="100" w:type="dxa"/>
+              <w:right w:w="100" w:type="dxa"/>
+            </w:tcMar>
+          </w:tcPr>
+          <w:p>
+            <w:r>
+              <w:rPr>
+                <w:sz w:val="18"/>
+              </w:rPr>
+              <w:t>12</w:t>
+            </w:r>
+          </w:p>
+        </w:tc>
+        <w:tc>
+          <w:tcPr>
+            <w:tcW w:type="dxa" w:w="1560"/>
+            <w:shd w:fill="F2F5F9"/>
+            <w:tcMar>
+              <w:top w:w="60" w:type="dxa"/>
+              <w:bottom w:w="60" w:type="dxa"/>
+              <w:left w:w="100" w:type="dxa"/>
+              <w:right w:w="100" w:type="dxa"/>
+            </w:tcMar>
+          </w:tcPr>
+          <w:p>
+            <w:r>
+              <w:rPr>
+                <w:sz w:val="18"/>
+              </w:rPr>
+              <w:t>Aparejos especiales</w:t>
+            </w:r>
+          </w:p>
+        </w:tc>
+        <w:tc>
+          <w:tcPr>
+            <w:tcW w:type="dxa" w:w="1560"/>
+            <w:shd w:fill="F2F5F9"/>
+            <w:tcMar>
+              <w:top w:w="60" w:type="dxa"/>
+              <w:bottom w:w="60" w:type="dxa"/>
+              <w:left w:w="100" w:type="dxa"/>
+              <w:right w:w="100" w:type="dxa"/>
+            </w:tcMar>
+          </w:tcPr>
+          <w:p>
+            <w:r>
+              <w:rPr>
+                <w:sz w:val="18"/>
+              </w:rPr>
+              <w:t>Determinística</w:t>
+            </w:r>
+          </w:p>
+        </w:tc>
+      </w:tr>
+      <w:tr>
+        <w:tc>
+          <w:tcPr>
+            <w:tcW w:type="dxa" w:w="1560"/>
+            <w:tcMar>
+              <w:top w:w="60" w:type="dxa"/>
+              <w:bottom w:w="60" w:type="dxa"/>
+              <w:left w:w="100" w:type="dxa"/>
+              <w:right w:w="100" w:type="dxa"/>
+            </w:tcMar>
+          </w:tcPr>
+          <w:p>
+            <w:r>
+              <w:rPr>
+                <w:sz w:val="18"/>
+              </w:rPr>
+              <w:t>eta</w:t>
+            </w:r>
+          </w:p>
+        </w:tc>
+        <w:tc>
+          <w:tcPr>
+            <w:tcW w:type="dxa" w:w="1560"/>
+            <w:tcMar>
+              <w:top w:w="60" w:type="dxa"/>
+              <w:bottom w:w="60" w:type="dxa"/>
+              <w:left w:w="100" w:type="dxa"/>
+              <w:right w:w="100" w:type="dxa"/>
+            </w:tcMar>
+          </w:tcPr>
+          <w:p>
+            <w:r>
+              <w:rPr>
+                <w:sz w:val="18"/>
+              </w:rPr>
+              <w:t>Factor interferencia doble grúa</w:t>
+            </w:r>
+          </w:p>
+        </w:tc>
+        <w:tc>
+          <w:tcPr>
+            <w:tcW w:type="dxa" w:w="1560"/>
+            <w:tcMar>
+              <w:top w:w="60" w:type="dxa"/>
+              <w:bottom w:w="60" w:type="dxa"/>
+              <w:left w:w="100" w:type="dxa"/>
+              <w:right w:w="100" w:type="dxa"/>
+            </w:tcMar>
+          </w:tcPr>
+          <w:p>
+            <w:r>
+              <w:rPr>
+                <w:sz w:val="18"/>
+              </w:rPr>
+              <w:t>factor</w:t>
+            </w:r>
+          </w:p>
+        </w:tc>
+        <w:tc>
+          <w:tcPr>
+            <w:tcW w:type="dxa" w:w="1560"/>
+            <w:tcMar>
+              <w:top w:w="60" w:type="dxa"/>
+              <w:bottom w:w="60" w:type="dxa"/>
+              <w:left w:w="100" w:type="dxa"/>
+              <w:right w:w="100" w:type="dxa"/>
+            </w:tcMar>
+          </w:tcPr>
+          <w:p>
+            <w:r>
+              <w:rPr>
+                <w:sz w:val="18"/>
+              </w:rPr>
+              <w:t>0.85</w:t>
+            </w:r>
+          </w:p>
+        </w:tc>
+        <w:tc>
+          <w:tcPr>
+            <w:tcW w:type="dxa" w:w="1560"/>
+            <w:tcMar>
+              <w:top w:w="60" w:type="dxa"/>
+              <w:bottom w:w="60" w:type="dxa"/>
+              <w:left w:w="100" w:type="dxa"/>
+              <w:right w:w="100" w:type="dxa"/>
+            </w:tcMar>
+          </w:tcPr>
+          <w:p>
+            <w:r>
+              <w:rPr>
+                <w:sz w:val="18"/>
+              </w:rPr>
+              <w:t>Prod. combinada = 1.7x</w:t>
+            </w:r>
+          </w:p>
+        </w:tc>
+        <w:tc>
+          <w:tcPr>
+            <w:tcW w:type="dxa" w:w="1560"/>
+            <w:tcMar>
+              <w:top w:w="60" w:type="dxa"/>
+              <w:bottom w:w="60" w:type="dxa"/>
+              <w:left w:w="100" w:type="dxa"/>
+              <w:right w:w="100" w:type="dxa"/>
+            </w:tcMar>
+          </w:tcPr>
+          <w:p>
+            <w:r>
+              <w:rPr>
+                <w:sz w:val="18"/>
+              </w:rPr>
+              <w:t>Determinística</w:t>
+            </w:r>
+          </w:p>
+        </w:tc>
+      </w:tr>
+      <w:tr>
+        <w:tc>
+          <w:tcPr>
+            <w:tcW w:type="dxa" w:w="1560"/>
+            <w:shd w:fill="F2F5F9"/>
+            <w:tcMar>
+              <w:top w:w="60" w:type="dxa"/>
+              <w:bottom w:w="60" w:type="dxa"/>
+              <w:left w:w="100" w:type="dxa"/>
+              <w:right w:w="100" w:type="dxa"/>
+            </w:tcMar>
+          </w:tcPr>
+          <w:p>
+            <w:r>
+              <w:rPr>
+                <w:sz w:val="18"/>
+              </w:rPr>
+              <w:t>T_maniobra</w:t>
+            </w:r>
+          </w:p>
+        </w:tc>
+        <w:tc>
+          <w:tcPr>
+            <w:tcW w:type="dxa" w:w="1560"/>
+            <w:shd w:fill="F2F5F9"/>
+            <w:tcMar>
+              <w:top w:w="60" w:type="dxa"/>
+              <w:bottom w:w="60" w:type="dxa"/>
+              <w:left w:w="100" w:type="dxa"/>
+              <w:right w:w="100" w:type="dxa"/>
+            </w:tcMar>
+          </w:tcPr>
+          <w:p>
+            <w:r>
+              <w:rPr>
+                <w:sz w:val="18"/>
+              </w:rPr>
+              <w:t>Maniobras atraque + desatraque</w:t>
+            </w:r>
+          </w:p>
+        </w:tc>
+        <w:tc>
+          <w:tcPr>
+            <w:tcW w:type="dxa" w:w="1560"/>
+            <w:shd w:fill="F2F5F9"/>
+            <w:tcMar>
+              <w:top w:w="60" w:type="dxa"/>
+              <w:bottom w:w="60" w:type="dxa"/>
+              <w:left w:w="100" w:type="dxa"/>
+              <w:right w:w="100" w:type="dxa"/>
+            </w:tcMar>
+          </w:tcPr>
+          <w:p>
+            <w:r>
+              <w:rPr>
+                <w:sz w:val="18"/>
+              </w:rPr>
+              <w:t>horas</w:t>
+            </w:r>
+          </w:p>
+        </w:tc>
+        <w:tc>
+          <w:tcPr>
+            <w:tcW w:type="dxa" w:w="1560"/>
+            <w:shd w:fill="F2F5F9"/>
+            <w:tcMar>
+              <w:top w:w="60" w:type="dxa"/>
+              <w:bottom w:w="60" w:type="dxa"/>
+              <w:left w:w="100" w:type="dxa"/>
+              <w:right w:w="100" w:type="dxa"/>
+            </w:tcMar>
+          </w:tcPr>
+          <w:p>
+            <w:r>
+              <w:rPr>
+                <w:sz w:val="18"/>
+              </w:rPr>
+              <w:t>[1.0, 2.0]</w:t>
+            </w:r>
+          </w:p>
+        </w:tc>
+        <w:tc>
+          <w:tcPr>
+            <w:tcW w:type="dxa" w:w="1560"/>
+            <w:shd w:fill="F2F5F9"/>
+            <w:tcMar>
+              <w:top w:w="60" w:type="dxa"/>
+              <w:bottom w:w="60" w:type="dxa"/>
+              <w:left w:w="100" w:type="dxa"/>
+              <w:right w:w="100" w:type="dxa"/>
+            </w:tcMar>
+          </w:tcPr>
+          <w:p>
+            <w:r>
+              <w:rPr>
+                <w:sz w:val="18"/>
+              </w:rPr>
+              <w:t>Conjunto entre 1 y 2 h</w:t>
+            </w:r>
+          </w:p>
+        </w:tc>
+        <w:tc>
+          <w:tcPr>
+            <w:tcW w:type="dxa" w:w="1560"/>
+            <w:shd w:fill="F2F5F9"/>
+            <w:tcMar>
+              <w:top w:w="60" w:type="dxa"/>
+              <w:bottom w:w="60" w:type="dxa"/>
+              <w:left w:w="100" w:type="dxa"/>
+              <w:right w:w="100" w:type="dxa"/>
+            </w:tcMar>
+          </w:tcPr>
+          <w:p>
+            <w:r>
+              <w:rPr>
+                <w:sz w:val="18"/>
+              </w:rPr>
+              <w:t>Aleatoria U(1.0, 2.0) h (media 1.5h)</w:t>
+            </w:r>
+          </w:p>
+        </w:tc>
+      </w:tr>
+      <w:tr>
+        <w:tc>
+          <w:tcPr>
+            <w:tcW w:type="dxa" w:w="1560"/>
+            <w:tcMar>
+              <w:top w:w="60" w:type="dxa"/>
+              <w:bottom w:w="60" w:type="dxa"/>
+              <w:left w:w="100" w:type="dxa"/>
+              <w:right w:w="100" w:type="dxa"/>
+            </w:tcMar>
+          </w:tcPr>
+          <w:p>
+            <w:r>
+              <w:rPr>
+                <w:sz w:val="18"/>
+              </w:rPr>
+              <w:t>T_cambio</w:t>
+            </w:r>
+          </w:p>
+        </w:tc>
+        <w:tc>
+          <w:tcPr>
+            <w:tcW w:type="dxa" w:w="1560"/>
+            <w:tcMar>
+              <w:top w:w="60" w:type="dxa"/>
+              <w:bottom w:w="60" w:type="dxa"/>
+              <w:left w:w="100" w:type="dxa"/>
+              <w:right w:w="100" w:type="dxa"/>
+            </w:tcMar>
+          </w:tcPr>
+          <w:p>
+            <w:r>
+              <w:rPr>
+                <w:sz w:val="18"/>
+              </w:rPr>
+              <w:t>Paradas de cambio de guardia</w:t>
+            </w:r>
+          </w:p>
+        </w:tc>
+        <w:tc>
+          <w:tcPr>
+            <w:tcW w:type="dxa" w:w="1560"/>
+            <w:tcMar>
+              <w:top w:w="60" w:type="dxa"/>
+              <w:bottom w:w="60" w:type="dxa"/>
+              <w:left w:w="100" w:type="dxa"/>
+              <w:right w:w="100" w:type="dxa"/>
+            </w:tcMar>
+          </w:tcPr>
+          <w:p>
+            <w:r>
+              <w:rPr>
+                <w:sz w:val="18"/>
+              </w:rPr>
+              <w:t>minutos</w:t>
+            </w:r>
+          </w:p>
+        </w:tc>
+        <w:tc>
+          <w:tcPr>
+            <w:tcW w:type="dxa" w:w="1560"/>
+            <w:tcMar>
+              <w:top w:w="60" w:type="dxa"/>
+              <w:bottom w:w="60" w:type="dxa"/>
+              <w:left w:w="100" w:type="dxa"/>
+              <w:right w:w="100" w:type="dxa"/>
+            </w:tcMar>
+          </w:tcPr>
+          <w:p>
+            <w:r>
+              <w:rPr>
+                <w:sz w:val="18"/>
+              </w:rPr>
+              <w:t>[10, 15]</w:t>
+            </w:r>
+          </w:p>
+        </w:tc>
+        <w:tc>
+          <w:tcPr>
+            <w:tcW w:type="dxa" w:w="1560"/>
+            <w:tcMar>
+              <w:top w:w="60" w:type="dxa"/>
+              <w:bottom w:w="60" w:type="dxa"/>
+              <w:left w:w="100" w:type="dxa"/>
+              <w:right w:w="100" w:type="dxa"/>
+            </w:tcMar>
+          </w:tcPr>
+          <w:p>
+            <w:r>
+              <w:rPr>
+                <w:sz w:val="18"/>
+              </w:rPr>
+              <w:t>Cada 8h (00, 08, 16h)</w:t>
+            </w:r>
+          </w:p>
+        </w:tc>
+        <w:tc>
+          <w:tcPr>
+            <w:tcW w:type="dxa" w:w="1560"/>
+            <w:tcMar>
+              <w:top w:w="60" w:type="dxa"/>
+              <w:bottom w:w="60" w:type="dxa"/>
+              <w:left w:w="100" w:type="dxa"/>
+              <w:right w:w="100" w:type="dxa"/>
+            </w:tcMar>
+          </w:tcPr>
+          <w:p>
+            <w:r>
+              <w:rPr>
+                <w:sz w:val="18"/>
+              </w:rPr>
+              <w:t>Aleatoria U(10, 15) min</w:t>
+            </w:r>
+          </w:p>
+        </w:tc>
+      </w:tr>
+      <w:tr>
+        <w:tc>
+          <w:tcPr>
+            <w:tcW w:type="dxa" w:w="1560"/>
+            <w:shd w:fill="F2F5F9"/>
+            <w:tcMar>
+              <w:top w:w="60" w:type="dxa"/>
+              <w:bottom w:w="60" w:type="dxa"/>
+              <w:left w:w="100" w:type="dxa"/>
+              <w:right w:w="100" w:type="dxa"/>
+            </w:tcMar>
+          </w:tcPr>
+          <w:p>
+            <w:r>
+              <w:rPr>
+                <w:sz w:val="18"/>
+              </w:rPr>
+              <w:t>Cap_patio</w:t>
+            </w:r>
+          </w:p>
+        </w:tc>
+        <w:tc>
+          <w:tcPr>
+            <w:tcW w:type="dxa" w:w="1560"/>
+            <w:shd w:fill="F2F5F9"/>
+            <w:tcMar>
+              <w:top w:w="60" w:type="dxa"/>
+              <w:bottom w:w="60" w:type="dxa"/>
+              <w:left w:w="100" w:type="dxa"/>
+              <w:right w:w="100" w:type="dxa"/>
+            </w:tcMar>
+          </w:tcPr>
+          <w:p>
+            <w:r>
+              <w:rPr>
+                <w:sz w:val="18"/>
+              </w:rPr>
+              <w:t>Capacidad estática patio</w:t>
+            </w:r>
+          </w:p>
+        </w:tc>
+        <w:tc>
+          <w:tcPr>
+            <w:tcW w:type="dxa" w:w="1560"/>
+            <w:shd w:fill="F2F5F9"/>
+            <w:tcMar>
+              <w:top w:w="60" w:type="dxa"/>
+              <w:bottom w:w="60" w:type="dxa"/>
+              <w:left w:w="100" w:type="dxa"/>
+              <w:right w:w="100" w:type="dxa"/>
+            </w:tcMar>
+          </w:tcPr>
+          <w:p>
+            <w:r>
+              <w:rPr>
+                <w:sz w:val="18"/>
+              </w:rPr>
+              <w:t>slots</w:t>
+            </w:r>
+          </w:p>
+        </w:tc>
+        <w:tc>
+          <w:tcPr>
+            <w:tcW w:type="dxa" w:w="1560"/>
+            <w:shd w:fill="F2F5F9"/>
+            <w:tcMar>
+              <w:top w:w="60" w:type="dxa"/>
+              <w:bottom w:w="60" w:type="dxa"/>
+              <w:left w:w="100" w:type="dxa"/>
+              <w:right w:w="100" w:type="dxa"/>
+            </w:tcMar>
+          </w:tcPr>
+          <w:p>
+            <w:r>
+              <w:rPr>
+                <w:sz w:val="18"/>
+              </w:rPr>
+              <w:t>3.000</w:t>
+            </w:r>
+          </w:p>
+        </w:tc>
+        <w:tc>
+          <w:tcPr>
+            <w:tcW w:type="dxa" w:w="1560"/>
+            <w:shd w:fill="F2F5F9"/>
+            <w:tcMar>
+              <w:top w:w="60" w:type="dxa"/>
+              <w:bottom w:w="60" w:type="dxa"/>
+              <w:left w:w="100" w:type="dxa"/>
+              <w:right w:w="100" w:type="dxa"/>
+            </w:tcMar>
+          </w:tcPr>
+          <w:p>
+            <w:r>
+              <w:rPr>
+                <w:sz w:val="18"/>
+              </w:rPr>
+              <w:t>Límite físico</w:t>
+            </w:r>
+          </w:p>
+        </w:tc>
+        <w:tc>
+          <w:tcPr>
+            <w:tcW w:type="dxa" w:w="1560"/>
+            <w:shd w:fill="F2F5F9"/>
+            <w:tcMar>
+              <w:top w:w="60" w:type="dxa"/>
+              <w:bottom w:w="60" w:type="dxa"/>
+              <w:left w:w="100" w:type="dxa"/>
+              <w:right w:w="100" w:type="dxa"/>
+            </w:tcMar>
+          </w:tcPr>
+          <w:p>
+            <w:r>
+              <w:rPr>
+                <w:sz w:val="18"/>
+              </w:rPr>
+              <w:t>Alerta congestión &gt; 2.250 slots (75%)</w:t>
+            </w:r>
+          </w:p>
+        </w:tc>
+      </w:tr>
+      <w:tr>
+        <w:tc>
+          <w:tcPr>
+            <w:tcW w:type="dxa" w:w="1560"/>
+            <w:tcMar>
+              <w:top w:w="60" w:type="dxa"/>
+              <w:bottom w:w="60" w:type="dxa"/>
+              <w:left w:w="100" w:type="dxa"/>
+              <w:right w:w="100" w:type="dxa"/>
+            </w:tcMar>
+          </w:tcPr>
+          <w:p>
+            <w:r>
+              <w:rPr>
+                <w:sz w:val="18"/>
+              </w:rPr>
+              <w:t>T_dwell</w:t>
+            </w:r>
+          </w:p>
+        </w:tc>
+        <w:tc>
+          <w:tcPr>
+            <w:tcW w:type="dxa" w:w="1560"/>
+            <w:tcMar>
+              <w:top w:w="60" w:type="dxa"/>
+              <w:bottom w:w="60" w:type="dxa"/>
+              <w:left w:w="100" w:type="dxa"/>
+              <w:right w:w="100" w:type="dxa"/>
+            </w:tcMar>
+          </w:tcPr>
+          <w:p>
+            <w:r>
+              <w:rPr>
+                <w:sz w:val="18"/>
+              </w:rPr>
+              <w:t>Permanencia en patio</w:t>
+            </w:r>
+          </w:p>
+        </w:tc>
+        <w:tc>
+          <w:tcPr>
+            <w:tcW w:type="dxa" w:w="1560"/>
+            <w:tcMar>
+              <w:top w:w="60" w:type="dxa"/>
+              <w:bottom w:w="60" w:type="dxa"/>
+              <w:left w:w="100" w:type="dxa"/>
+              <w:right w:w="100" w:type="dxa"/>
+            </w:tcMar>
+          </w:tcPr>
+          <w:p>
+            <w:r>
+              <w:rPr>
+                <w:sz w:val="18"/>
+              </w:rPr>
+              <w:t>horas</w:t>
+            </w:r>
+          </w:p>
+        </w:tc>
+        <w:tc>
+          <w:tcPr>
+            <w:tcW w:type="dxa" w:w="1560"/>
+            <w:tcMar>
+              <w:top w:w="60" w:type="dxa"/>
+              <w:bottom w:w="60" w:type="dxa"/>
+              <w:left w:w="100" w:type="dxa"/>
+              <w:right w:w="100" w:type="dxa"/>
+            </w:tcMar>
+          </w:tcPr>
+          <w:p>
+            <w:r>
+              <w:rPr>
+                <w:sz w:val="18"/>
+              </w:rPr>
+              <w:t>72</w:t>
+            </w:r>
+          </w:p>
+        </w:tc>
+        <w:tc>
+          <w:tcPr>
+            <w:tcW w:type="dxa" w:w="1560"/>
+            <w:tcMar>
+              <w:top w:w="60" w:type="dxa"/>
+              <w:bottom w:w="60" w:type="dxa"/>
+              <w:left w:w="100" w:type="dxa"/>
+              <w:right w:w="100" w:type="dxa"/>
+            </w:tcMar>
+          </w:tcPr>
+          <w:p>
+            <w:r>
+              <w:rPr>
+                <w:sz w:val="18"/>
+              </w:rPr>
+              <w:t>Almacenaje en tierra</w:t>
+            </w:r>
+          </w:p>
+        </w:tc>
+        <w:tc>
+          <w:tcPr>
+            <w:tcW w:type="dxa" w:w="1560"/>
+            <w:tcMar>
+              <w:top w:w="60" w:type="dxa"/>
+              <w:bottom w:w="60" w:type="dxa"/>
+              <w:left w:w="100" w:type="dxa"/>
+              <w:right w:w="100" w:type="dxa"/>
+            </w:tcMar>
+          </w:tcPr>
+          <w:p>
+            <w:r>
+              <w:rPr>
+                <w:sz w:val="18"/>
+              </w:rPr>
+              <w:t>Exponencial (media = 72h)</w:t>
+            </w:r>
+          </w:p>
+        </w:tc>
+      </w:tr>
+    </w:tbl>
+    <w:p>
       <w:pPr>
         <w:pStyle w:val="Heading1"/>
       </w:pPr>
@@ -516,7 +1970,7 @@
         <w:rPr>
           <w:color w:val="1F4E79"/>
         </w:rPr>
-        <w:t>3. Plan de Análisis y Visualización de Resultados</w:t>
+        <w:t>3. Plan de Análisis y Plan de Cuadros</w:t>
       </w:r>
     </w:p>
     <w:p>
@@ -529,6 +1983,895 @@
         <w:t>El protocolo estadístico incluye eliminación del período de calentamiento (100 escalas), réplicas independientes, ANOVA y Test de Comparaciones Múltiples de Tukey HSD (FWER = 0.05).</w:t>
       </w:r>
     </w:p>
+    <w:p>
+      <w:r>
+        <w:rPr>
+          <w:b/>
+        </w:rPr>
+        <w:t>3.2. Plan de Cuadros y Matriz de Resultados (Diapositiva 15):</w:t>
+      </w:r>
+    </w:p>
+    <w:tbl>
+      <w:tblPr>
+        <w:tblW w:type="auto" w:w="0"/>
+        <w:jc w:val="center"/>
+        <w:tblLook w:firstColumn="1" w:firstRow="1" w:lastColumn="0" w:lastRow="0" w:noHBand="0" w:noVBand="1" w:val="04A0"/>
+      </w:tblPr>
+      <w:tblGrid>
+        <w:gridCol w:w="1560"/>
+        <w:gridCol w:w="1560"/>
+        <w:gridCol w:w="1560"/>
+        <w:gridCol w:w="1560"/>
+        <w:gridCol w:w="1560"/>
+        <w:gridCol w:w="1560"/>
+      </w:tblGrid>
+      <w:tr>
+        <w:tc>
+          <w:tcPr>
+            <w:tcW w:type="dxa" w:w="1560"/>
+            <w:shd w:fill="2F5597"/>
+            <w:tcMar>
+              <w:top w:w="100" w:type="dxa"/>
+              <w:bottom w:w="100" w:type="dxa"/>
+              <w:left w:w="120" w:type="dxa"/>
+              <w:right w:w="120" w:type="dxa"/>
+            </w:tcMar>
+          </w:tcPr>
+          <w:p>
+            <w:pPr>
+              <w:jc w:val="center"/>
+            </w:pPr>
+            <w:r>
+              <w:rPr>
+                <w:b/>
+                <w:color w:val="FFFFFF"/>
+                <w:sz w:val="19"/>
+              </w:rPr>
+              <w:t>Escenario Evaluado</w:t>
+            </w:r>
+          </w:p>
+        </w:tc>
+        <w:tc>
+          <w:tcPr>
+            <w:tcW w:type="dxa" w:w="1560"/>
+            <w:shd w:fill="2F5597"/>
+            <w:tcMar>
+              <w:top w:w="100" w:type="dxa"/>
+              <w:bottom w:w="100" w:type="dxa"/>
+              <w:left w:w="120" w:type="dxa"/>
+              <w:right w:w="120" w:type="dxa"/>
+            </w:tcMar>
+          </w:tcPr>
+          <w:p>
+            <w:pPr>
+              <w:jc w:val="center"/>
+            </w:pPr>
+            <w:r>
+              <w:rPr>
+                <w:b/>
+                <w:color w:val="FFFFFF"/>
+                <w:sz w:val="19"/>
+              </w:rPr>
+              <w:t>Variables Control</w:t>
+            </w:r>
+          </w:p>
+        </w:tc>
+        <w:tc>
+          <w:tcPr>
+            <w:tcW w:type="dxa" w:w="1560"/>
+            <w:shd w:fill="2F5597"/>
+            <w:tcMar>
+              <w:top w:w="100" w:type="dxa"/>
+              <w:bottom w:w="100" w:type="dxa"/>
+              <w:left w:w="120" w:type="dxa"/>
+              <w:right w:w="120" w:type="dxa"/>
+            </w:tcMar>
+          </w:tcPr>
+          <w:p>
+            <w:pPr>
+              <w:jc w:val="center"/>
+            </w:pPr>
+            <w:r>
+              <w:rPr>
+                <w:b/>
+                <w:color w:val="FFFFFF"/>
+                <w:sz w:val="19"/>
+              </w:rPr>
+              <w:t>W [h] (Media +- IC 95%)</w:t>
+            </w:r>
+          </w:p>
+        </w:tc>
+        <w:tc>
+          <w:tcPr>
+            <w:tcW w:type="dxa" w:w="1560"/>
+            <w:shd w:fill="2F5597"/>
+            <w:tcMar>
+              <w:top w:w="100" w:type="dxa"/>
+              <w:bottom w:w="100" w:type="dxa"/>
+              <w:left w:w="120" w:type="dxa"/>
+              <w:right w:w="120" w:type="dxa"/>
+            </w:tcMar>
+          </w:tcPr>
+          <w:p>
+            <w:pPr>
+              <w:jc w:val="center"/>
+            </w:pPr>
+            <w:r>
+              <w:rPr>
+                <w:b/>
+                <w:color w:val="FFFFFF"/>
+                <w:sz w:val="19"/>
+              </w:rPr>
+              <w:t>Wq [h] (Espera)</w:t>
+            </w:r>
+          </w:p>
+        </w:tc>
+        <w:tc>
+          <w:tcPr>
+            <w:tcW w:type="dxa" w:w="1560"/>
+            <w:shd w:fill="2F5597"/>
+            <w:tcMar>
+              <w:top w:w="100" w:type="dxa"/>
+              <w:bottom w:w="100" w:type="dxa"/>
+              <w:left w:w="120" w:type="dxa"/>
+              <w:right w:w="120" w:type="dxa"/>
+            </w:tcMar>
+          </w:tcPr>
+          <w:p>
+            <w:pPr>
+              <w:jc w:val="center"/>
+            </w:pPr>
+            <w:r>
+              <w:rPr>
+                <w:b/>
+                <w:color w:val="FFFFFF"/>
+                <w:sz w:val="19"/>
+              </w:rPr>
+              <w:t>Nivel Servicio P(W&lt;=16h)</w:t>
+            </w:r>
+          </w:p>
+        </w:tc>
+        <w:tc>
+          <w:tcPr>
+            <w:tcW w:type="dxa" w:w="1560"/>
+            <w:shd w:fill="2F5597"/>
+            <w:tcMar>
+              <w:top w:w="100" w:type="dxa"/>
+              <w:bottom w:w="100" w:type="dxa"/>
+              <w:left w:w="120" w:type="dxa"/>
+              <w:right w:w="120" w:type="dxa"/>
+            </w:tcMar>
+          </w:tcPr>
+          <w:p>
+            <w:pPr>
+              <w:jc w:val="center"/>
+            </w:pPr>
+            <w:r>
+              <w:rPr>
+                <w:b/>
+                <w:color w:val="FFFFFF"/>
+                <w:sz w:val="19"/>
+              </w:rPr>
+              <w:t>Decisión / Conclusión</w:t>
+            </w:r>
+          </w:p>
+        </w:tc>
+      </w:tr>
+      <w:tr>
+        <w:tc>
+          <w:tcPr>
+            <w:tcW w:type="dxa" w:w="1560"/>
+            <w:shd w:fill="F2F5F9"/>
+            <w:tcMar>
+              <w:top w:w="60" w:type="dxa"/>
+              <w:bottom w:w="60" w:type="dxa"/>
+              <w:left w:w="100" w:type="dxa"/>
+              <w:right w:w="100" w:type="dxa"/>
+            </w:tcMar>
+          </w:tcPr>
+          <w:p>
+            <w:r>
+              <w:rPr>
+                <w:sz w:val="18"/>
+              </w:rPr>
+              <w:t>Escenario Base (Inciso b)</w:t>
+            </w:r>
+          </w:p>
+        </w:tc>
+        <w:tc>
+          <w:tcPr>
+            <w:tcW w:type="dxa" w:w="1560"/>
+            <w:shd w:fill="F2F5F9"/>
+            <w:tcMar>
+              <w:top w:w="60" w:type="dxa"/>
+              <w:bottom w:w="60" w:type="dxa"/>
+              <w:left w:w="100" w:type="dxa"/>
+              <w:right w:w="100" w:type="dxa"/>
+            </w:tcMar>
+          </w:tcPr>
+          <w:p>
+            <w:r>
+              <w:rPr>
+                <w:sz w:val="18"/>
+              </w:rPr>
+              <w:t>B=3, G=3, Pi_std, 1G_noc</w:t>
+            </w:r>
+          </w:p>
+        </w:tc>
+        <w:tc>
+          <w:tcPr>
+            <w:tcW w:type="dxa" w:w="1560"/>
+            <w:shd w:fill="F2F5F9"/>
+            <w:tcMar>
+              <w:top w:w="60" w:type="dxa"/>
+              <w:bottom w:w="60" w:type="dxa"/>
+              <w:left w:w="100" w:type="dxa"/>
+              <w:right w:w="100" w:type="dxa"/>
+            </w:tcMar>
+          </w:tcPr>
+          <w:p>
+            <w:r>
+              <w:rPr>
+                <w:sz w:val="18"/>
+              </w:rPr>
+              <w:t>W_base +- Delta W</w:t>
+            </w:r>
+          </w:p>
+        </w:tc>
+        <w:tc>
+          <w:tcPr>
+            <w:tcW w:type="dxa" w:w="1560"/>
+            <w:shd w:fill="F2F5F9"/>
+            <w:tcMar>
+              <w:top w:w="60" w:type="dxa"/>
+              <w:bottom w:w="60" w:type="dxa"/>
+              <w:left w:w="100" w:type="dxa"/>
+              <w:right w:w="100" w:type="dxa"/>
+            </w:tcMar>
+          </w:tcPr>
+          <w:p>
+            <w:r>
+              <w:rPr>
+                <w:sz w:val="18"/>
+              </w:rPr>
+              <w:t>Wq_base</w:t>
+            </w:r>
+          </w:p>
+        </w:tc>
+        <w:tc>
+          <w:tcPr>
+            <w:tcW w:type="dxa" w:w="1560"/>
+            <w:shd w:fill="F2F5F9"/>
+            <w:tcMar>
+              <w:top w:w="60" w:type="dxa"/>
+              <w:bottom w:w="60" w:type="dxa"/>
+              <w:left w:w="100" w:type="dxa"/>
+              <w:right w:w="100" w:type="dxa"/>
+            </w:tcMar>
+          </w:tcPr>
+          <w:p>
+            <w:r>
+              <w:rPr>
+                <w:sz w:val="18"/>
+              </w:rPr>
+              <w:t>NS_base</w:t>
+            </w:r>
+          </w:p>
+        </w:tc>
+        <w:tc>
+          <w:tcPr>
+            <w:tcW w:type="dxa" w:w="1560"/>
+            <w:shd w:fill="F2F5F9"/>
+            <w:tcMar>
+              <w:top w:w="60" w:type="dxa"/>
+              <w:bottom w:w="60" w:type="dxa"/>
+              <w:left w:w="100" w:type="dxa"/>
+              <w:right w:w="100" w:type="dxa"/>
+            </w:tcMar>
+          </w:tcPr>
+          <w:p>
+            <w:r>
+              <w:rPr>
+                <w:sz w:val="18"/>
+              </w:rPr>
+              <w:t>Diagnóstico situación actual</w:t>
+            </w:r>
+          </w:p>
+        </w:tc>
+      </w:tr>
+      <w:tr>
+        <w:tc>
+          <w:tcPr>
+            <w:tcW w:type="dxa" w:w="1560"/>
+            <w:tcMar>
+              <w:top w:w="60" w:type="dxa"/>
+              <w:bottom w:w="60" w:type="dxa"/>
+              <w:left w:w="100" w:type="dxa"/>
+              <w:right w:w="100" w:type="dxa"/>
+            </w:tcMar>
+          </w:tcPr>
+          <w:p>
+            <w:r>
+              <w:rPr>
+                <w:sz w:val="18"/>
+              </w:rPr>
+              <w:t>Escenario Capacidad (Inciso c)</w:t>
+            </w:r>
+          </w:p>
+        </w:tc>
+        <w:tc>
+          <w:tcPr>
+            <w:tcW w:type="dxa" w:w="1560"/>
+            <w:tcMar>
+              <w:top w:w="60" w:type="dxa"/>
+              <w:bottom w:w="60" w:type="dxa"/>
+              <w:left w:w="100" w:type="dxa"/>
+              <w:right w:w="100" w:type="dxa"/>
+            </w:tcMar>
+          </w:tcPr>
+          <w:p>
+            <w:r>
+              <w:rPr>
+                <w:sz w:val="18"/>
+              </w:rPr>
+              <w:t>B=3, G=4 vs lambda barrido</w:t>
+            </w:r>
+          </w:p>
+        </w:tc>
+        <w:tc>
+          <w:tcPr>
+            <w:tcW w:type="dxa" w:w="1560"/>
+            <w:tcMar>
+              <w:top w:w="60" w:type="dxa"/>
+              <w:bottom w:w="60" w:type="dxa"/>
+              <w:left w:w="100" w:type="dxa"/>
+              <w:right w:w="100" w:type="dxa"/>
+            </w:tcMar>
+          </w:tcPr>
+          <w:p>
+            <w:r>
+              <w:rPr>
+                <w:sz w:val="18"/>
+              </w:rPr>
+              <w:t>W_cap +- Delta W</w:t>
+            </w:r>
+          </w:p>
+        </w:tc>
+        <w:tc>
+          <w:tcPr>
+            <w:tcW w:type="dxa" w:w="1560"/>
+            <w:tcMar>
+              <w:top w:w="60" w:type="dxa"/>
+              <w:bottom w:w="60" w:type="dxa"/>
+              <w:left w:w="100" w:type="dxa"/>
+              <w:right w:w="100" w:type="dxa"/>
+            </w:tcMar>
+          </w:tcPr>
+          <w:p>
+            <w:r>
+              <w:rPr>
+                <w:sz w:val="18"/>
+              </w:rPr>
+              <w:t>Wq_cap</w:t>
+            </w:r>
+          </w:p>
+        </w:tc>
+        <w:tc>
+          <w:tcPr>
+            <w:tcW w:type="dxa" w:w="1560"/>
+            <w:tcMar>
+              <w:top w:w="60" w:type="dxa"/>
+              <w:bottom w:w="60" w:type="dxa"/>
+              <w:left w:w="100" w:type="dxa"/>
+              <w:right w:w="100" w:type="dxa"/>
+            </w:tcMar>
+          </w:tcPr>
+          <w:p>
+            <w:r>
+              <w:rPr>
+                <w:sz w:val="18"/>
+              </w:rPr>
+              <w:t>NS_cap</w:t>
+            </w:r>
+          </w:p>
+        </w:tc>
+        <w:tc>
+          <w:tcPr>
+            <w:tcW w:type="dxa" w:w="1560"/>
+            <w:tcMar>
+              <w:top w:w="60" w:type="dxa"/>
+              <w:bottom w:w="60" w:type="dxa"/>
+              <w:left w:w="100" w:type="dxa"/>
+              <w:right w:w="100" w:type="dxa"/>
+            </w:tcMar>
+          </w:tcPr>
+          <w:p>
+            <w:r>
+              <w:rPr>
+                <w:sz w:val="18"/>
+              </w:rPr>
+              <w:t>Límite máx. buques/día con W &lt;= 16h</w:t>
+            </w:r>
+          </w:p>
+        </w:tc>
+      </w:tr>
+      <w:tr>
+        <w:tc>
+          <w:tcPr>
+            <w:tcW w:type="dxa" w:w="1560"/>
+            <w:shd w:fill="F2F5F9"/>
+            <w:tcMar>
+              <w:top w:w="60" w:type="dxa"/>
+              <w:bottom w:w="60" w:type="dxa"/>
+              <w:left w:w="100" w:type="dxa"/>
+              <w:right w:w="100" w:type="dxa"/>
+            </w:tcMar>
+          </w:tcPr>
+          <w:p>
+            <w:r>
+              <w:rPr>
+                <w:sz w:val="18"/>
+              </w:rPr>
+              <w:t>Escenario Patio (Inciso d)</w:t>
+            </w:r>
+          </w:p>
+        </w:tc>
+        <w:tc>
+          <w:tcPr>
+            <w:tcW w:type="dxa" w:w="1560"/>
+            <w:shd w:fill="F2F5F9"/>
+            <w:tcMar>
+              <w:top w:w="60" w:type="dxa"/>
+              <w:bottom w:w="60" w:type="dxa"/>
+              <w:left w:w="100" w:type="dxa"/>
+              <w:right w:w="100" w:type="dxa"/>
+            </w:tcMar>
+          </w:tcPr>
+          <w:p>
+            <w:r>
+              <w:rPr>
+                <w:sz w:val="18"/>
+              </w:rPr>
+              <w:t>Pi_cam in {Multa, Ventana}</w:t>
+            </w:r>
+          </w:p>
+        </w:tc>
+        <w:tc>
+          <w:tcPr>
+            <w:tcW w:type="dxa" w:w="1560"/>
+            <w:shd w:fill="F2F5F9"/>
+            <w:tcMar>
+              <w:top w:w="60" w:type="dxa"/>
+              <w:bottom w:w="60" w:type="dxa"/>
+              <w:left w:w="100" w:type="dxa"/>
+              <w:right w:w="100" w:type="dxa"/>
+            </w:tcMar>
+          </w:tcPr>
+          <w:p>
+            <w:r>
+              <w:rPr>
+                <w:sz w:val="18"/>
+              </w:rPr>
+              <w:t>W_pat +- Delta W</w:t>
+            </w:r>
+          </w:p>
+        </w:tc>
+        <w:tc>
+          <w:tcPr>
+            <w:tcW w:type="dxa" w:w="1560"/>
+            <w:shd w:fill="F2F5F9"/>
+            <w:tcMar>
+              <w:top w:w="60" w:type="dxa"/>
+              <w:bottom w:w="60" w:type="dxa"/>
+              <w:left w:w="100" w:type="dxa"/>
+              <w:right w:w="100" w:type="dxa"/>
+            </w:tcMar>
+          </w:tcPr>
+          <w:p>
+            <w:r>
+              <w:rPr>
+                <w:sz w:val="18"/>
+              </w:rPr>
+              <w:t>Wq_pat</w:t>
+            </w:r>
+          </w:p>
+        </w:tc>
+        <w:tc>
+          <w:tcPr>
+            <w:tcW w:type="dxa" w:w="1560"/>
+            <w:shd w:fill="F2F5F9"/>
+            <w:tcMar>
+              <w:top w:w="60" w:type="dxa"/>
+              <w:bottom w:w="60" w:type="dxa"/>
+              <w:left w:w="100" w:type="dxa"/>
+              <w:right w:w="100" w:type="dxa"/>
+            </w:tcMar>
+          </w:tcPr>
+          <w:p>
+            <w:r>
+              <w:rPr>
+                <w:sz w:val="18"/>
+              </w:rPr>
+              <w:t>NS_pat</w:t>
+            </w:r>
+          </w:p>
+        </w:tc>
+        <w:tc>
+          <w:tcPr>
+            <w:tcW w:type="dxa" w:w="1560"/>
+            <w:shd w:fill="F2F5F9"/>
+            <w:tcMar>
+              <w:top w:w="60" w:type="dxa"/>
+              <w:bottom w:w="60" w:type="dxa"/>
+              <w:left w:w="100" w:type="dxa"/>
+              <w:right w:w="100" w:type="dxa"/>
+            </w:tcMar>
+          </w:tcPr>
+          <w:p>
+            <w:r>
+              <w:rPr>
+                <w:sz w:val="18"/>
+              </w:rPr>
+              <w:t>Descongestión patio &lt; 75%</w:t>
+            </w:r>
+          </w:p>
+        </w:tc>
+      </w:tr>
+      <w:tr>
+        <w:tc>
+          <w:tcPr>
+            <w:tcW w:type="dxa" w:w="1560"/>
+            <w:tcMar>
+              <w:top w:w="60" w:type="dxa"/>
+              <w:bottom w:w="60" w:type="dxa"/>
+              <w:left w:w="100" w:type="dxa"/>
+              <w:right w:w="100" w:type="dxa"/>
+            </w:tcMar>
+          </w:tcPr>
+          <w:p>
+            <w:r>
+              <w:rPr>
+                <w:sz w:val="18"/>
+              </w:rPr>
+              <w:t>Escenario Cruceros (Inciso e)</w:t>
+            </w:r>
+          </w:p>
+        </w:tc>
+        <w:tc>
+          <w:tcPr>
+            <w:tcW w:type="dxa" w:w="1560"/>
+            <w:tcMar>
+              <w:top w:w="60" w:type="dxa"/>
+              <w:bottom w:w="60" w:type="dxa"/>
+              <w:left w:w="100" w:type="dxa"/>
+              <w:right w:w="100" w:type="dxa"/>
+            </w:tcMar>
+          </w:tcPr>
+          <w:p>
+            <w:r>
+              <w:rPr>
+                <w:sz w:val="18"/>
+              </w:rPr>
+              <w:t>Cede 1 Berma (B=2 carga)</w:t>
+            </w:r>
+          </w:p>
+        </w:tc>
+        <w:tc>
+          <w:tcPr>
+            <w:tcW w:type="dxa" w:w="1560"/>
+            <w:tcMar>
+              <w:top w:w="60" w:type="dxa"/>
+              <w:bottom w:w="60" w:type="dxa"/>
+              <w:left w:w="100" w:type="dxa"/>
+              <w:right w:w="100" w:type="dxa"/>
+            </w:tcMar>
+          </w:tcPr>
+          <w:p>
+            <w:r>
+              <w:rPr>
+                <w:sz w:val="18"/>
+              </w:rPr>
+              <w:t>W_cruc +- Delta W</w:t>
+            </w:r>
+          </w:p>
+        </w:tc>
+        <w:tc>
+          <w:tcPr>
+            <w:tcW w:type="dxa" w:w="1560"/>
+            <w:tcMar>
+              <w:top w:w="60" w:type="dxa"/>
+              <w:bottom w:w="60" w:type="dxa"/>
+              <w:left w:w="100" w:type="dxa"/>
+              <w:right w:w="100" w:type="dxa"/>
+            </w:tcMar>
+          </w:tcPr>
+          <w:p>
+            <w:r>
+              <w:rPr>
+                <w:sz w:val="18"/>
+              </w:rPr>
+              <w:t>Wq_cruc</w:t>
+            </w:r>
+          </w:p>
+        </w:tc>
+        <w:tc>
+          <w:tcPr>
+            <w:tcW w:type="dxa" w:w="1560"/>
+            <w:tcMar>
+              <w:top w:w="60" w:type="dxa"/>
+              <w:bottom w:w="60" w:type="dxa"/>
+              <w:left w:w="100" w:type="dxa"/>
+              <w:right w:w="100" w:type="dxa"/>
+            </w:tcMar>
+          </w:tcPr>
+          <w:p>
+            <w:r>
+              <w:rPr>
+                <w:sz w:val="18"/>
+              </w:rPr>
+              <w:t>NS_cruc</w:t>
+            </w:r>
+          </w:p>
+        </w:tc>
+        <w:tc>
+          <w:tcPr>
+            <w:tcW w:type="dxa" w:w="1560"/>
+            <w:tcMar>
+              <w:top w:w="60" w:type="dxa"/>
+              <w:bottom w:w="60" w:type="dxa"/>
+              <w:left w:w="100" w:type="dxa"/>
+              <w:right w:w="100" w:type="dxa"/>
+            </w:tcMar>
+          </w:tcPr>
+          <w:p>
+            <w:r>
+              <w:rPr>
+                <w:sz w:val="18"/>
+              </w:rPr>
+              <w:t>Impacto inmovilización vs USD 60k</w:t>
+            </w:r>
+          </w:p>
+        </w:tc>
+      </w:tr>
+      <w:tr>
+        <w:tc>
+          <w:tcPr>
+            <w:tcW w:type="dxa" w:w="1560"/>
+            <w:shd w:fill="F2F5F9"/>
+            <w:tcMar>
+              <w:top w:w="60" w:type="dxa"/>
+              <w:bottom w:w="60" w:type="dxa"/>
+              <w:left w:w="100" w:type="dxa"/>
+              <w:right w:w="100" w:type="dxa"/>
+            </w:tcMar>
+          </w:tcPr>
+          <w:p>
+            <w:r>
+              <w:rPr>
+                <w:sz w:val="18"/>
+              </w:rPr>
+              <w:t>Escenario Industrial (Inciso f)</w:t>
+            </w:r>
+          </w:p>
+        </w:tc>
+        <w:tc>
+          <w:tcPr>
+            <w:tcW w:type="dxa" w:w="1560"/>
+            <w:shd w:fill="F2F5F9"/>
+            <w:tcMar>
+              <w:top w:w="60" w:type="dxa"/>
+              <w:bottom w:w="60" w:type="dxa"/>
+              <w:left w:w="100" w:type="dxa"/>
+              <w:right w:w="100" w:type="dxa"/>
+            </w:tcMar>
+          </w:tcPr>
+          <w:p>
+            <w:r>
+              <w:rPr>
+                <w:sz w:val="18"/>
+              </w:rPr>
+              <w:t>lambda +35% y +100%</w:t>
+            </w:r>
+          </w:p>
+        </w:tc>
+        <w:tc>
+          <w:tcPr>
+            <w:tcW w:type="dxa" w:w="1560"/>
+            <w:shd w:fill="F2F5F9"/>
+            <w:tcMar>
+              <w:top w:w="60" w:type="dxa"/>
+              <w:bottom w:w="60" w:type="dxa"/>
+              <w:left w:w="100" w:type="dxa"/>
+              <w:right w:w="100" w:type="dxa"/>
+            </w:tcMar>
+          </w:tcPr>
+          <w:p>
+            <w:r>
+              <w:rPr>
+                <w:sz w:val="18"/>
+              </w:rPr>
+              <w:t>W_ind +- Delta W</w:t>
+            </w:r>
+          </w:p>
+        </w:tc>
+        <w:tc>
+          <w:tcPr>
+            <w:tcW w:type="dxa" w:w="1560"/>
+            <w:shd w:fill="F2F5F9"/>
+            <w:tcMar>
+              <w:top w:w="60" w:type="dxa"/>
+              <w:bottom w:w="60" w:type="dxa"/>
+              <w:left w:w="100" w:type="dxa"/>
+              <w:right w:w="100" w:type="dxa"/>
+            </w:tcMar>
+          </w:tcPr>
+          <w:p>
+            <w:r>
+              <w:rPr>
+                <w:sz w:val="18"/>
+              </w:rPr>
+              <w:t>Wq_ind</w:t>
+            </w:r>
+          </w:p>
+        </w:tc>
+        <w:tc>
+          <w:tcPr>
+            <w:tcW w:type="dxa" w:w="1560"/>
+            <w:shd w:fill="F2F5F9"/>
+            <w:tcMar>
+              <w:top w:w="60" w:type="dxa"/>
+              <w:bottom w:w="60" w:type="dxa"/>
+              <w:left w:w="100" w:type="dxa"/>
+              <w:right w:w="100" w:type="dxa"/>
+            </w:tcMar>
+          </w:tcPr>
+          <w:p>
+            <w:r>
+              <w:rPr>
+                <w:sz w:val="18"/>
+              </w:rPr>
+              <w:t>NS_ind</w:t>
+            </w:r>
+          </w:p>
+        </w:tc>
+        <w:tc>
+          <w:tcPr>
+            <w:tcW w:type="dxa" w:w="1560"/>
+            <w:shd w:fill="F2F5F9"/>
+            <w:tcMar>
+              <w:top w:w="60" w:type="dxa"/>
+              <w:bottom w:w="60" w:type="dxa"/>
+              <w:left w:w="100" w:type="dxa"/>
+              <w:right w:w="100" w:type="dxa"/>
+            </w:tcMar>
+          </w:tcPr>
+          <w:p>
+            <w:r>
+              <w:rPr>
+                <w:sz w:val="18"/>
+              </w:rPr>
+              <w:t>Matrices bajo incertidumbre</w:t>
+            </w:r>
+          </w:p>
+        </w:tc>
+      </w:tr>
+      <w:tr>
+        <w:tc>
+          <w:tcPr>
+            <w:tcW w:type="dxa" w:w="1560"/>
+            <w:tcMar>
+              <w:top w:w="60" w:type="dxa"/>
+              <w:bottom w:w="60" w:type="dxa"/>
+              <w:left w:w="100" w:type="dxa"/>
+              <w:right w:w="100" w:type="dxa"/>
+            </w:tcMar>
+          </w:tcPr>
+          <w:p>
+            <w:r>
+              <w:rPr>
+                <w:sz w:val="18"/>
+              </w:rPr>
+              <w:t>Escenario Payback (Inciso g)</w:t>
+            </w:r>
+          </w:p>
+        </w:tc>
+        <w:tc>
+          <w:tcPr>
+            <w:tcW w:type="dxa" w:w="1560"/>
+            <w:tcMar>
+              <w:top w:w="60" w:type="dxa"/>
+              <w:bottom w:w="60" w:type="dxa"/>
+              <w:left w:w="100" w:type="dxa"/>
+              <w:right w:w="100" w:type="dxa"/>
+            </w:tcMar>
+          </w:tcPr>
+          <w:p>
+            <w:r>
+              <w:rPr>
+                <w:sz w:val="18"/>
+              </w:rPr>
+              <w:t>Expansión 4ª Berma (B=4)</w:t>
+            </w:r>
+          </w:p>
+        </w:tc>
+        <w:tc>
+          <w:tcPr>
+            <w:tcW w:type="dxa" w:w="1560"/>
+            <w:tcMar>
+              <w:top w:w="60" w:type="dxa"/>
+              <w:bottom w:w="60" w:type="dxa"/>
+              <w:left w:w="100" w:type="dxa"/>
+              <w:right w:w="100" w:type="dxa"/>
+            </w:tcMar>
+          </w:tcPr>
+          <w:p>
+            <w:r>
+              <w:rPr>
+                <w:sz w:val="18"/>
+              </w:rPr>
+              <w:t>W_inv +- Delta W</w:t>
+            </w:r>
+          </w:p>
+        </w:tc>
+        <w:tc>
+          <w:tcPr>
+            <w:tcW w:type="dxa" w:w="1560"/>
+            <w:tcMar>
+              <w:top w:w="60" w:type="dxa"/>
+              <w:bottom w:w="60" w:type="dxa"/>
+              <w:left w:w="100" w:type="dxa"/>
+              <w:right w:w="100" w:type="dxa"/>
+            </w:tcMar>
+          </w:tcPr>
+          <w:p>
+            <w:r>
+              <w:rPr>
+                <w:sz w:val="18"/>
+              </w:rPr>
+              <w:t>Wq_inv</w:t>
+            </w:r>
+          </w:p>
+        </w:tc>
+        <w:tc>
+          <w:tcPr>
+            <w:tcW w:type="dxa" w:w="1560"/>
+            <w:tcMar>
+              <w:top w:w="60" w:type="dxa"/>
+              <w:bottom w:w="60" w:type="dxa"/>
+              <w:left w:w="100" w:type="dxa"/>
+              <w:right w:w="100" w:type="dxa"/>
+            </w:tcMar>
+          </w:tcPr>
+          <w:p>
+            <w:r>
+              <w:rPr>
+                <w:sz w:val="18"/>
+              </w:rPr>
+              <w:t>NS_inv</w:t>
+            </w:r>
+          </w:p>
+        </w:tc>
+        <w:tc>
+          <w:tcPr>
+            <w:tcW w:type="dxa" w:w="1560"/>
+            <w:tcMar>
+              <w:top w:w="60" w:type="dxa"/>
+              <w:bottom w:w="60" w:type="dxa"/>
+              <w:left w:w="100" w:type="dxa"/>
+              <w:right w:w="100" w:type="dxa"/>
+            </w:tcMar>
+          </w:tcPr>
+          <w:p>
+            <w:r>
+              <w:rPr>
+                <w:sz w:val="18"/>
+              </w:rPr>
+              <w:t>Repago inversión USD 12M</w:t>
+            </w:r>
+          </w:p>
+        </w:tc>
+      </w:tr>
+    </w:tbl>
     <w:p>
       <w:pPr>
         <w:pStyle w:val="Heading1"/>
@@ -825,7 +3168,7 @@
     </w:p>
     <w:p>
       <w:r>
-        <w:t>2. Lógica de Atraque/Desatraque: 1 a 2 horas cada una. Berma ocupada pero grúas inactivas.</w:t>
+        <w:t>2. Lógica de Atraque/Desatraque: Insumen en conjunto entre 1 y 2 horas por buque (media 1.5h total desglosada en entrada y salida). Berma ocupada pero grúas inactivas durante la maniobra.</w:t>
       </w:r>
     </w:p>
     <w:p>
@@ -835,7 +3178,7 @@
     </w:p>
     <w:p>
       <w:r>
-        <w:t>4. Lógica de Patio: Si slots ocupados &gt; 2.250 (&gt;75%), se aplica factor de demora de 25% extra por falta de slots.</w:t>
+        <w:t>4. Lógica de Patio: Cada buque descarga contenedores de importación y carga contenedores de exportación. Si slots ocupados &gt; 2.250 (&gt;75%), se aplica factor de demora de 25% extra por falta de slots.</w:t>
       </w:r>
     </w:p>
     <w:p>

--- a/MODELO_CONCEPTUAL_G08.docx
+++ b/MODELO_CONCEPTUAL_G08.docx
@@ -554,7 +554,7 @@
       <w:r>
         <w:drawing>
           <wp:inline xmlns:a="http://schemas.openxmlformats.org/drawingml/2006/main" xmlns:pic="http://schemas.openxmlformats.org/drawingml/2006/picture">
-            <wp:extent cx="5669280" cy="3865418"/>
+            <wp:extent cx="5669280" cy="3845251"/>
             <wp:docPr id="1" name="Picture 1"/>
             <wp:cNvGraphicFramePr>
               <a:graphicFrameLocks noChangeAspect="1"/>
@@ -575,7 +575,7 @@
                   <pic:spPr>
                     <a:xfrm>
                       <a:off x="0" y="0"/>
-                      <a:ext cx="5669280" cy="3865418"/>
+                      <a:ext cx="5669280" cy="3845251"/>
                     </a:xfrm>
                     <a:prstGeom prst="rect"/>
                   </pic:spPr>
@@ -615,7 +615,7 @@
       <w:r>
         <w:drawing>
           <wp:inline xmlns:a="http://schemas.openxmlformats.org/drawingml/2006/main" xmlns:pic="http://schemas.openxmlformats.org/drawingml/2006/picture">
-            <wp:extent cx="5669280" cy="3865418"/>
+            <wp:extent cx="5669280" cy="3845251"/>
             <wp:docPr id="2" name="Picture 2"/>
             <wp:cNvGraphicFramePr>
               <a:graphicFrameLocks noChangeAspect="1"/>
@@ -636,7 +636,7 @@
                   <pic:spPr>
                     <a:xfrm>
                       <a:off x="0" y="0"/>
-                      <a:ext cx="5669280" cy="3865418"/>
+                      <a:ext cx="5669280" cy="3845251"/>
                     </a:xfrm>
                     <a:prstGeom prst="rect"/>
                   </pic:spPr>
@@ -665,7 +665,7 @@
       <w:r>
         <w:drawing>
           <wp:inline xmlns:a="http://schemas.openxmlformats.org/drawingml/2006/main" xmlns:pic="http://schemas.openxmlformats.org/drawingml/2006/picture">
-            <wp:extent cx="5669280" cy="3779520"/>
+            <wp:extent cx="5669280" cy="3719047"/>
             <wp:docPr id="3" name="Picture 3"/>
             <wp:cNvGraphicFramePr>
               <a:graphicFrameLocks noChangeAspect="1"/>
@@ -686,7 +686,7 @@
                   <pic:spPr>
                     <a:xfrm>
                       <a:off x="0" y="0"/>
-                      <a:ext cx="5669280" cy="3779520"/>
+                      <a:ext cx="5669280" cy="3719047"/>
                     </a:xfrm>
                     <a:prstGeom prst="rect"/>
                   </pic:spPr>
@@ -726,7 +726,7 @@
       <w:r>
         <w:drawing>
           <wp:inline xmlns:a="http://schemas.openxmlformats.org/drawingml/2006/main" xmlns:pic="http://schemas.openxmlformats.org/drawingml/2006/picture">
-            <wp:extent cx="5303520" cy="4773168"/>
+            <wp:extent cx="5303520" cy="4949952"/>
             <wp:docPr id="4" name="Picture 4"/>
             <wp:cNvGraphicFramePr>
               <a:graphicFrameLocks noChangeAspect="1"/>
@@ -747,7 +747,7 @@
                   <pic:spPr>
                     <a:xfrm>
                       <a:off x="0" y="0"/>
-                      <a:ext cx="5303520" cy="4773168"/>
+                      <a:ext cx="5303520" cy="4949952"/>
                     </a:xfrm>
                     <a:prstGeom prst="rect"/>
                   </pic:spPr>
@@ -787,7 +787,7 @@
       <w:r>
         <w:drawing>
           <wp:inline xmlns:a="http://schemas.openxmlformats.org/drawingml/2006/main" xmlns:pic="http://schemas.openxmlformats.org/drawingml/2006/picture">
-            <wp:extent cx="5669280" cy="3865418"/>
+            <wp:extent cx="5669280" cy="3845251"/>
             <wp:docPr id="5" name="Picture 5"/>
             <wp:cNvGraphicFramePr>
               <a:graphicFrameLocks noChangeAspect="1"/>
@@ -808,7 +808,7 @@
                   <pic:spPr>
                     <a:xfrm>
                       <a:off x="0" y="0"/>
-                      <a:ext cx="5669280" cy="3865418"/>
+                      <a:ext cx="5669280" cy="3845251"/>
                     </a:xfrm>
                     <a:prstGeom prst="rect"/>
                   </pic:spPr>

--- a/MODELO_CONCEPTUAL_G08.docx
+++ b/MODELO_CONCEPTUAL_G08.docx
@@ -169,7 +169,7 @@
                 <w:b/>
                 <w:sz w:val="18"/>
               </w:rPr>
-              <w:t>Dataset Asignado:</w:t>
+              <w:t>Integrantes:</w:t>
             </w:r>
           </w:p>
         </w:tc>
@@ -188,7 +188,7 @@
               <w:rPr>
                 <w:sz w:val="18"/>
               </w:rPr>
-              <w:t>data/PuertoSur_escalas_G08.csv (8.852 escalas históricas registradas)</w:t>
+              <w:t>Bautista Fanelli, Santiago Montiel, Benjamín ...</w:t>
             </w:r>
           </w:p>
         </w:tc>
@@ -211,7 +211,7 @@
                 <w:b/>
                 <w:sz w:val="18"/>
               </w:rPr>
-              <w:t>Metodología:</w:t>
+              <w:t>Dataset Asignado:</w:t>
             </w:r>
           </w:p>
         </w:tc>
@@ -231,7 +231,7 @@
               <w:rPr>
                 <w:sz w:val="18"/>
               </w:rPr>
-              <w:t>Simulación de Eventos Discretos (DES) &amp; Modelado IDEF0</w:t>
+              <w:t>data/PuertoSur_escalas_G08.csv (8.852 escalas históricas registradas)</w:t>
             </w:r>
           </w:p>
         </w:tc>
@@ -253,7 +253,7 @@
                 <w:b/>
                 <w:sz w:val="18"/>
               </w:rPr>
-              <w:t>Repositorio Oficial:</w:t>
+              <w:t>Metodología:</w:t>
             </w:r>
           </w:p>
         </w:tc>
@@ -272,7 +272,7 @@
               <w:rPr>
                 <w:sz w:val="18"/>
               </w:rPr>
-              <w:t>https://github.com/Santim1897/TP2-IO</w:t>
+              <w:t>Simulación de Eventos Discretos (DES) &amp; Modelado IDEF0</w:t>
             </w:r>
           </w:p>
         </w:tc>
@@ -295,6 +295,48 @@
                 <w:b/>
                 <w:sz w:val="18"/>
               </w:rPr>
+              <w:t>Repositorio Oficial:</w:t>
+            </w:r>
+          </w:p>
+        </w:tc>
+        <w:tc>
+          <w:tcPr>
+            <w:tcW w:type="dxa" w:w="4680"/>
+            <w:shd w:fill="F2F5F9"/>
+            <w:tcMar>
+              <w:top w:w="60" w:type="dxa"/>
+              <w:bottom w:w="60" w:type="dxa"/>
+              <w:left w:w="100" w:type="dxa"/>
+              <w:right w:w="100" w:type="dxa"/>
+            </w:tcMar>
+          </w:tcPr>
+          <w:p>
+            <w:r>
+              <w:rPr>
+                <w:sz w:val="18"/>
+              </w:rPr>
+              <w:t>https://github.com/Santim1897/TP2-IO</w:t>
+            </w:r>
+          </w:p>
+        </w:tc>
+      </w:tr>
+      <w:tr>
+        <w:tc>
+          <w:tcPr>
+            <w:tcW w:type="dxa" w:w="4680"/>
+            <w:tcMar>
+              <w:top w:w="60" w:type="dxa"/>
+              <w:bottom w:w="60" w:type="dxa"/>
+              <w:left w:w="100" w:type="dxa"/>
+              <w:right w:w="100" w:type="dxa"/>
+            </w:tcMar>
+          </w:tcPr>
+          <w:p>
+            <w:r>
+              <w:rPr>
+                <w:b/>
+                <w:sz w:val="18"/>
+              </w:rPr>
               <w:t>Entregable:</w:t>
             </w:r>
           </w:p>
@@ -302,7 +344,6 @@
         <w:tc>
           <w:tcPr>
             <w:tcW w:type="dxa" w:w="4680"/>
-            <w:shd w:fill="F2F5F9"/>
             <w:tcMar>
               <w:top w:w="60" w:type="dxa"/>
               <w:bottom w:w="60" w:type="dxa"/>
@@ -361,6 +402,54 @@
     <w:p>
       <w:r>
         <w:t>Modelar conceptual y computacionalmente el comportamiento estocástico y dinámico del puerto mediante Simulación de Eventos Discretos (DES), cuantificando los tiempos de espera en rada (Wq), maniobras náuticas conjuntas (U(1, 2) h en total), espera de grúas amarrado y faena efectiva en berma; contrastar la operación actual con modelos teóricos de líneas de espera (M/M/c y M/G/c); identificar los cuellos de botella en muelle y patio; y sustentar con evidencia estadística la toma de decisiones estratégicas (adición de una 4ª grúa pórtico STS, políticas de patio y camiones, incorporación de temporada de cruceros y viabilidad de una 4ª berma).</w:t>
+      </w:r>
+    </w:p>
+    <w:p>
+      <w:r>
+        <w:rPr>
+          <w:b/>
+        </w:rPr>
+        <w:t>1.3. Alcance y Supuestos Simplificatorios del Modelo (Diaps. 4 y 21):</w:t>
+      </w:r>
+    </w:p>
+    <w:p>
+      <w:r>
+        <w:t>Conforme a la metodología formal de modelado conceptual de la cátedra (orientada a responder ¿Qué? ¿Por qué? ¿Dónde? ¿Cuándo? ¿Quién? ¿Cuánto?):</w:t>
+      </w:r>
+    </w:p>
+    <w:p>
+      <w:r>
+        <w:t>• ¿Qué? (Objeto de modelado): Operación integral del muelle y frente de atraque, asignación dinámica de grúas pórtico STS, patio de almacenamiento de contenedores y maniobras náuticas de prácticos y remolcadores.</w:t>
+      </w:r>
+    </w:p>
+    <w:p>
+      <w:r>
+        <w:t>• ¿Por qué? (Propósito): Diagnosticar los cuellos de botella que amenazan el umbral contractual de 16 horas de estadía promedio (W &lt;= 16 h) y fundamentar cuantitativamente decisiones estratégicas de expansión física (4ª berma, 4ª grúa, políticas de camiones y cruceros).</w:t>
+      </w:r>
+    </w:p>
+    <w:p>
+      <w:r>
+        <w:t>• ¿Dónde? (Límites espaciales): Desde el área de fondeo en rada exterior hasta el muelle de transferencia y la puerta de salida terrestre de camiones externos (terminal gate).</w:t>
+      </w:r>
+    </w:p>
+    <w:p>
+      <w:r>
+        <w:t>• ¿Cuándo? (Horizonte temporal): Simulación continua de 3 años de operación (8.852 escalas históricas de G08), considerando estacionalidad frutícola y ciclos diarios de 3 turnos de 8 horas.</w:t>
+      </w:r>
+    </w:p>
+    <w:p>
+      <w:r>
+        <w:t>• ¿Quién? (Actores): Buques feeder de 3 servicios regulares, buques de crucero turístico, camiones de transporte terrestre, prácticos náuticos y operarios de estiba.</w:t>
+      </w:r>
+    </w:p>
+    <w:p>
+      <w:r>
+        <w:t>• ¿Cuánto? (Nivel de detalle): Modelado discreto a nivel de buque individual, grúa pórtico y slot de patio, agregando contenedores por tipo (Dry, Reefer, OOG).</w:t>
+      </w:r>
+    </w:p>
+    <w:p>
+      <w:r>
+        <w:t>Supuestos fundamentales: 1) Maniobras náuticas de 1 a 2 horas en conjunto por buque (media 1.5h total); 2) Máximo 2 grúas por buque con interferencia dual del 85%; 3) Balance de patio 50% import / 50% export; 4) Permanencia media en patio de 72h con 20-30% de camiones tardíos.</w:t>
       </w:r>
     </w:p>
     <w:p>
@@ -519,6 +608,1371 @@
       </w:r>
     </w:p>
     <w:p>
+      <w:r>
+        <w:rPr>
+          <w:b/>
+        </w:rPr>
+        <w:t>2.4. Tabla Formal del Modelo de Datos Cuantificado (Diapositiva 19):</w:t>
+      </w:r>
+    </w:p>
+    <w:tbl>
+      <w:tblPr>
+        <w:tblW w:type="auto" w:w="0"/>
+        <w:jc w:val="center"/>
+        <w:tblLook w:firstColumn="1" w:firstRow="1" w:lastColumn="0" w:lastRow="0" w:noHBand="0" w:noVBand="1" w:val="04A0"/>
+      </w:tblPr>
+      <w:tblGrid>
+        <w:gridCol w:w="1560"/>
+        <w:gridCol w:w="1560"/>
+        <w:gridCol w:w="1560"/>
+        <w:gridCol w:w="1560"/>
+        <w:gridCol w:w="1560"/>
+        <w:gridCol w:w="1560"/>
+      </w:tblGrid>
+      <w:tr>
+        <w:tc>
+          <w:tcPr>
+            <w:tcW w:type="dxa" w:w="1560"/>
+            <w:shd w:fill="1F4E79"/>
+            <w:tcMar>
+              <w:top w:w="100" w:type="dxa"/>
+              <w:bottom w:w="100" w:type="dxa"/>
+              <w:left w:w="120" w:type="dxa"/>
+              <w:right w:w="120" w:type="dxa"/>
+            </w:tcMar>
+          </w:tcPr>
+          <w:p>
+            <w:pPr>
+              <w:jc w:val="center"/>
+            </w:pPr>
+            <w:r>
+              <w:rPr>
+                <w:b/>
+                <w:color w:val="FFFFFF"/>
+                <w:sz w:val="19"/>
+              </w:rPr>
+              <w:t>Variable</w:t>
+            </w:r>
+          </w:p>
+        </w:tc>
+        <w:tc>
+          <w:tcPr>
+            <w:tcW w:type="dxa" w:w="1560"/>
+            <w:shd w:fill="1F4E79"/>
+            <w:tcMar>
+              <w:top w:w="100" w:type="dxa"/>
+              <w:bottom w:w="100" w:type="dxa"/>
+              <w:left w:w="120" w:type="dxa"/>
+              <w:right w:w="120" w:type="dxa"/>
+            </w:tcMar>
+          </w:tcPr>
+          <w:p>
+            <w:pPr>
+              <w:jc w:val="center"/>
+            </w:pPr>
+            <w:r>
+              <w:rPr>
+                <w:b/>
+                <w:color w:val="FFFFFF"/>
+                <w:sz w:val="19"/>
+              </w:rPr>
+              <w:t>Descripción</w:t>
+            </w:r>
+          </w:p>
+        </w:tc>
+        <w:tc>
+          <w:tcPr>
+            <w:tcW w:type="dxa" w:w="1560"/>
+            <w:shd w:fill="1F4E79"/>
+            <w:tcMar>
+              <w:top w:w="100" w:type="dxa"/>
+              <w:bottom w:w="100" w:type="dxa"/>
+              <w:left w:w="120" w:type="dxa"/>
+              <w:right w:w="120" w:type="dxa"/>
+            </w:tcMar>
+          </w:tcPr>
+          <w:p>
+            <w:pPr>
+              <w:jc w:val="center"/>
+            </w:pPr>
+            <w:r>
+              <w:rPr>
+                <w:b/>
+                <w:color w:val="FFFFFF"/>
+                <w:sz w:val="19"/>
+              </w:rPr>
+              <w:t>U.M.</w:t>
+            </w:r>
+          </w:p>
+        </w:tc>
+        <w:tc>
+          <w:tcPr>
+            <w:tcW w:type="dxa" w:w="1560"/>
+            <w:shd w:fill="1F4E79"/>
+            <w:tcMar>
+              <w:top w:w="100" w:type="dxa"/>
+              <w:bottom w:w="100" w:type="dxa"/>
+              <w:left w:w="120" w:type="dxa"/>
+              <w:right w:w="120" w:type="dxa"/>
+            </w:tcMar>
+          </w:tcPr>
+          <w:p>
+            <w:pPr>
+              <w:jc w:val="center"/>
+            </w:pPr>
+            <w:r>
+              <w:rPr>
+                <w:b/>
+                <w:color w:val="FFFFFF"/>
+                <w:sz w:val="19"/>
+              </w:rPr>
+              <w:t>Valor / Rango</w:t>
+            </w:r>
+          </w:p>
+        </w:tc>
+        <w:tc>
+          <w:tcPr>
+            <w:tcW w:type="dxa" w:w="1560"/>
+            <w:shd w:fill="1F4E79"/>
+            <w:tcMar>
+              <w:top w:w="100" w:type="dxa"/>
+              <w:bottom w:w="100" w:type="dxa"/>
+              <w:left w:w="120" w:type="dxa"/>
+              <w:right w:w="120" w:type="dxa"/>
+            </w:tcMar>
+          </w:tcPr>
+          <w:p>
+            <w:pPr>
+              <w:jc w:val="center"/>
+            </w:pPr>
+            <w:r>
+              <w:rPr>
+                <w:b/>
+                <w:color w:val="FFFFFF"/>
+                <w:sz w:val="19"/>
+              </w:rPr>
+              <w:t>Relación / Expresión</w:t>
+            </w:r>
+          </w:p>
+        </w:tc>
+        <w:tc>
+          <w:tcPr>
+            <w:tcW w:type="dxa" w:w="1560"/>
+            <w:shd w:fill="1F4E79"/>
+            <w:tcMar>
+              <w:top w:w="100" w:type="dxa"/>
+              <w:bottom w:w="100" w:type="dxa"/>
+              <w:left w:w="120" w:type="dxa"/>
+              <w:right w:w="120" w:type="dxa"/>
+            </w:tcMar>
+          </w:tcPr>
+          <w:p>
+            <w:pPr>
+              <w:jc w:val="center"/>
+            </w:pPr>
+            <w:r>
+              <w:rPr>
+                <w:b/>
+                <w:color w:val="FFFFFF"/>
+                <w:sz w:val="19"/>
+              </w:rPr>
+              <w:t>Característica</w:t>
+            </w:r>
+          </w:p>
+        </w:tc>
+      </w:tr>
+      <w:tr>
+        <w:tc>
+          <w:tcPr>
+            <w:tcW w:type="dxa" w:w="1560"/>
+            <w:shd w:fill="F2F5F9"/>
+            <w:tcMar>
+              <w:top w:w="60" w:type="dxa"/>
+              <w:bottom w:w="60" w:type="dxa"/>
+              <w:left w:w="100" w:type="dxa"/>
+              <w:right w:w="100" w:type="dxa"/>
+            </w:tcMar>
+          </w:tcPr>
+          <w:p>
+            <w:r>
+              <w:rPr>
+                <w:sz w:val="18"/>
+              </w:rPr>
+              <w:t>lambda</w:t>
+            </w:r>
+          </w:p>
+        </w:tc>
+        <w:tc>
+          <w:tcPr>
+            <w:tcW w:type="dxa" w:w="1560"/>
+            <w:shd w:fill="F2F5F9"/>
+            <w:tcMar>
+              <w:top w:w="60" w:type="dxa"/>
+              <w:bottom w:w="60" w:type="dxa"/>
+              <w:left w:w="100" w:type="dxa"/>
+              <w:right w:w="100" w:type="dxa"/>
+            </w:tcMar>
+          </w:tcPr>
+          <w:p>
+            <w:r>
+              <w:rPr>
+                <w:sz w:val="18"/>
+              </w:rPr>
+              <w:t>Tasa de arribo buques feeder</w:t>
+            </w:r>
+          </w:p>
+        </w:tc>
+        <w:tc>
+          <w:tcPr>
+            <w:tcW w:type="dxa" w:w="1560"/>
+            <w:shd w:fill="F2F5F9"/>
+            <w:tcMar>
+              <w:top w:w="60" w:type="dxa"/>
+              <w:bottom w:w="60" w:type="dxa"/>
+              <w:left w:w="100" w:type="dxa"/>
+              <w:right w:w="100" w:type="dxa"/>
+            </w:tcMar>
+          </w:tcPr>
+          <w:p>
+            <w:r>
+              <w:rPr>
+                <w:sz w:val="18"/>
+              </w:rPr>
+              <w:t>buques/día</w:t>
+            </w:r>
+          </w:p>
+        </w:tc>
+        <w:tc>
+          <w:tcPr>
+            <w:tcW w:type="dxa" w:w="1560"/>
+            <w:shd w:fill="F2F5F9"/>
+            <w:tcMar>
+              <w:top w:w="60" w:type="dxa"/>
+              <w:bottom w:w="60" w:type="dxa"/>
+              <w:left w:w="100" w:type="dxa"/>
+              <w:right w:w="100" w:type="dxa"/>
+            </w:tcMar>
+          </w:tcPr>
+          <w:p>
+            <w:r>
+              <w:rPr>
+                <w:sz w:val="18"/>
+              </w:rPr>
+              <w:t>8.09 b/d</w:t>
+            </w:r>
+          </w:p>
+        </w:tc>
+        <w:tc>
+          <w:tcPr>
+            <w:tcW w:type="dxa" w:w="1560"/>
+            <w:shd w:fill="F2F5F9"/>
+            <w:tcMar>
+              <w:top w:w="60" w:type="dxa"/>
+              <w:bottom w:w="60" w:type="dxa"/>
+              <w:left w:w="100" w:type="dxa"/>
+              <w:right w:w="100" w:type="dxa"/>
+            </w:tcMar>
+          </w:tcPr>
+          <w:p>
+            <w:r>
+              <w:rPr>
+                <w:sz w:val="18"/>
+              </w:rPr>
+              <w:t>Histórico escalas G08</w:t>
+            </w:r>
+          </w:p>
+        </w:tc>
+        <w:tc>
+          <w:tcPr>
+            <w:tcW w:type="dxa" w:w="1560"/>
+            <w:shd w:fill="F2F5F9"/>
+            <w:tcMar>
+              <w:top w:w="60" w:type="dxa"/>
+              <w:bottom w:w="60" w:type="dxa"/>
+              <w:left w:w="100" w:type="dxa"/>
+              <w:right w:w="100" w:type="dxa"/>
+            </w:tcMar>
+          </w:tcPr>
+          <w:p>
+            <w:r>
+              <w:rPr>
+                <w:sz w:val="18"/>
+              </w:rPr>
+              <w:t>Poisson no homogéneo (Delta t ~ Exp(2.97h))</w:t>
+            </w:r>
+          </w:p>
+        </w:tc>
+      </w:tr>
+      <w:tr>
+        <w:tc>
+          <w:tcPr>
+            <w:tcW w:type="dxa" w:w="1560"/>
+            <w:tcMar>
+              <w:top w:w="60" w:type="dxa"/>
+              <w:bottom w:w="60" w:type="dxa"/>
+              <w:left w:w="100" w:type="dxa"/>
+              <w:right w:w="100" w:type="dxa"/>
+            </w:tcMar>
+          </w:tcPr>
+          <w:p>
+            <w:r>
+              <w:rPr>
+                <w:sz w:val="18"/>
+              </w:rPr>
+              <w:t>Mix</w:t>
+            </w:r>
+          </w:p>
+        </w:tc>
+        <w:tc>
+          <w:tcPr>
+            <w:tcW w:type="dxa" w:w="1560"/>
+            <w:tcMar>
+              <w:top w:w="60" w:type="dxa"/>
+              <w:bottom w:w="60" w:type="dxa"/>
+              <w:left w:w="100" w:type="dxa"/>
+              <w:right w:w="100" w:type="dxa"/>
+            </w:tcMar>
+          </w:tcPr>
+          <w:p>
+            <w:r>
+              <w:rPr>
+                <w:sz w:val="18"/>
+              </w:rPr>
+              <w:t>Composición de carga por escala</w:t>
+            </w:r>
+          </w:p>
+        </w:tc>
+        <w:tc>
+          <w:tcPr>
+            <w:tcW w:type="dxa" w:w="1560"/>
+            <w:tcMar>
+              <w:top w:w="60" w:type="dxa"/>
+              <w:bottom w:w="60" w:type="dxa"/>
+              <w:left w:w="100" w:type="dxa"/>
+              <w:right w:w="100" w:type="dxa"/>
+            </w:tcMar>
+          </w:tcPr>
+          <w:p>
+            <w:r>
+              <w:rPr>
+                <w:sz w:val="18"/>
+              </w:rPr>
+              <w:t>% mov</w:t>
+            </w:r>
+          </w:p>
+        </w:tc>
+        <w:tc>
+          <w:tcPr>
+            <w:tcW w:type="dxa" w:w="1560"/>
+            <w:tcMar>
+              <w:top w:w="60" w:type="dxa"/>
+              <w:bottom w:w="60" w:type="dxa"/>
+              <w:left w:w="100" w:type="dxa"/>
+              <w:right w:w="100" w:type="dxa"/>
+            </w:tcMar>
+          </w:tcPr>
+          <w:p>
+            <w:r>
+              <w:rPr>
+                <w:sz w:val="18"/>
+              </w:rPr>
+              <w:t>55% Dry, 35% Reefer, 10% OOG</w:t>
+            </w:r>
+          </w:p>
+        </w:tc>
+        <w:tc>
+          <w:tcPr>
+            <w:tcW w:type="dxa" w:w="1560"/>
+            <w:tcMar>
+              <w:top w:w="60" w:type="dxa"/>
+              <w:bottom w:w="60" w:type="dxa"/>
+              <w:left w:w="100" w:type="dxa"/>
+              <w:right w:w="100" w:type="dxa"/>
+            </w:tcMar>
+          </w:tcPr>
+          <w:p>
+            <w:r>
+              <w:rPr>
+                <w:sz w:val="18"/>
+              </w:rPr>
+              <w:t>8.852 escalas G08</w:t>
+            </w:r>
+          </w:p>
+        </w:tc>
+        <w:tc>
+          <w:tcPr>
+            <w:tcW w:type="dxa" w:w="1560"/>
+            <w:tcMar>
+              <w:top w:w="60" w:type="dxa"/>
+              <w:bottom w:w="60" w:type="dxa"/>
+              <w:left w:w="100" w:type="dxa"/>
+              <w:right w:w="100" w:type="dxa"/>
+            </w:tcMar>
+          </w:tcPr>
+          <w:p>
+            <w:r>
+              <w:rPr>
+                <w:sz w:val="18"/>
+              </w:rPr>
+              <w:t>Empírica por servicio</w:t>
+            </w:r>
+          </w:p>
+        </w:tc>
+      </w:tr>
+      <w:tr>
+        <w:tc>
+          <w:tcPr>
+            <w:tcW w:type="dxa" w:w="1560"/>
+            <w:shd w:fill="F2F5F9"/>
+            <w:tcMar>
+              <w:top w:w="60" w:type="dxa"/>
+              <w:bottom w:w="60" w:type="dxa"/>
+              <w:left w:w="100" w:type="dxa"/>
+              <w:right w:w="100" w:type="dxa"/>
+            </w:tcMar>
+          </w:tcPr>
+          <w:p>
+            <w:r>
+              <w:rPr>
+                <w:sz w:val="18"/>
+              </w:rPr>
+              <w:t>mu_dry</w:t>
+            </w:r>
+          </w:p>
+        </w:tc>
+        <w:tc>
+          <w:tcPr>
+            <w:tcW w:type="dxa" w:w="1560"/>
+            <w:shd w:fill="F2F5F9"/>
+            <w:tcMar>
+              <w:top w:w="60" w:type="dxa"/>
+              <w:bottom w:w="60" w:type="dxa"/>
+              <w:left w:w="100" w:type="dxa"/>
+              <w:right w:w="100" w:type="dxa"/>
+            </w:tcMar>
+          </w:tcPr>
+          <w:p>
+            <w:r>
+              <w:rPr>
+                <w:sz w:val="18"/>
+              </w:rPr>
+              <w:t>Rendimiento grúa Dry</w:t>
+            </w:r>
+          </w:p>
+        </w:tc>
+        <w:tc>
+          <w:tcPr>
+            <w:tcW w:type="dxa" w:w="1560"/>
+            <w:shd w:fill="F2F5F9"/>
+            <w:tcMar>
+              <w:top w:w="60" w:type="dxa"/>
+              <w:bottom w:w="60" w:type="dxa"/>
+              <w:left w:w="100" w:type="dxa"/>
+              <w:right w:w="100" w:type="dxa"/>
+            </w:tcMar>
+          </w:tcPr>
+          <w:p>
+            <w:r>
+              <w:rPr>
+                <w:sz w:val="18"/>
+              </w:rPr>
+              <w:t>mov/hora</w:t>
+            </w:r>
+          </w:p>
+        </w:tc>
+        <w:tc>
+          <w:tcPr>
+            <w:tcW w:type="dxa" w:w="1560"/>
+            <w:shd w:fill="F2F5F9"/>
+            <w:tcMar>
+              <w:top w:w="60" w:type="dxa"/>
+              <w:bottom w:w="60" w:type="dxa"/>
+              <w:left w:w="100" w:type="dxa"/>
+              <w:right w:w="100" w:type="dxa"/>
+            </w:tcMar>
+          </w:tcPr>
+          <w:p>
+            <w:r>
+              <w:rPr>
+                <w:sz w:val="18"/>
+              </w:rPr>
+              <w:t>28</w:t>
+            </w:r>
+          </w:p>
+        </w:tc>
+        <w:tc>
+          <w:tcPr>
+            <w:tcW w:type="dxa" w:w="1560"/>
+            <w:shd w:fill="F2F5F9"/>
+            <w:tcMar>
+              <w:top w:w="60" w:type="dxa"/>
+              <w:bottom w:w="60" w:type="dxa"/>
+              <w:left w:w="100" w:type="dxa"/>
+              <w:right w:w="100" w:type="dxa"/>
+            </w:tcMar>
+          </w:tcPr>
+          <w:p>
+            <w:r>
+              <w:rPr>
+                <w:sz w:val="18"/>
+              </w:rPr>
+              <w:t>Tasa nominal directa</w:t>
+            </w:r>
+          </w:p>
+        </w:tc>
+        <w:tc>
+          <w:tcPr>
+            <w:tcW w:type="dxa" w:w="1560"/>
+            <w:shd w:fill="F2F5F9"/>
+            <w:tcMar>
+              <w:top w:w="60" w:type="dxa"/>
+              <w:bottom w:w="60" w:type="dxa"/>
+              <w:left w:w="100" w:type="dxa"/>
+              <w:right w:w="100" w:type="dxa"/>
+            </w:tcMar>
+          </w:tcPr>
+          <w:p>
+            <w:r>
+              <w:rPr>
+                <w:sz w:val="18"/>
+              </w:rPr>
+              <w:t>Determinística</w:t>
+            </w:r>
+          </w:p>
+        </w:tc>
+      </w:tr>
+      <w:tr>
+        <w:tc>
+          <w:tcPr>
+            <w:tcW w:type="dxa" w:w="1560"/>
+            <w:tcMar>
+              <w:top w:w="60" w:type="dxa"/>
+              <w:bottom w:w="60" w:type="dxa"/>
+              <w:left w:w="100" w:type="dxa"/>
+              <w:right w:w="100" w:type="dxa"/>
+            </w:tcMar>
+          </w:tcPr>
+          <w:p>
+            <w:r>
+              <w:rPr>
+                <w:sz w:val="18"/>
+              </w:rPr>
+              <w:t>mu_reefer</w:t>
+            </w:r>
+          </w:p>
+        </w:tc>
+        <w:tc>
+          <w:tcPr>
+            <w:tcW w:type="dxa" w:w="1560"/>
+            <w:tcMar>
+              <w:top w:w="60" w:type="dxa"/>
+              <w:bottom w:w="60" w:type="dxa"/>
+              <w:left w:w="100" w:type="dxa"/>
+              <w:right w:w="100" w:type="dxa"/>
+            </w:tcMar>
+          </w:tcPr>
+          <w:p>
+            <w:r>
+              <w:rPr>
+                <w:sz w:val="18"/>
+              </w:rPr>
+              <w:t>Rendimiento grúa Reefer</w:t>
+            </w:r>
+          </w:p>
+        </w:tc>
+        <w:tc>
+          <w:tcPr>
+            <w:tcW w:type="dxa" w:w="1560"/>
+            <w:tcMar>
+              <w:top w:w="60" w:type="dxa"/>
+              <w:bottom w:w="60" w:type="dxa"/>
+              <w:left w:w="100" w:type="dxa"/>
+              <w:right w:w="100" w:type="dxa"/>
+            </w:tcMar>
+          </w:tcPr>
+          <w:p>
+            <w:r>
+              <w:rPr>
+                <w:sz w:val="18"/>
+              </w:rPr>
+              <w:t>mov/hora</w:t>
+            </w:r>
+          </w:p>
+        </w:tc>
+        <w:tc>
+          <w:tcPr>
+            <w:tcW w:type="dxa" w:w="1560"/>
+            <w:tcMar>
+              <w:top w:w="60" w:type="dxa"/>
+              <w:bottom w:w="60" w:type="dxa"/>
+              <w:left w:w="100" w:type="dxa"/>
+              <w:right w:w="100" w:type="dxa"/>
+            </w:tcMar>
+          </w:tcPr>
+          <w:p>
+            <w:r>
+              <w:rPr>
+                <w:sz w:val="18"/>
+              </w:rPr>
+              <w:t>21</w:t>
+            </w:r>
+          </w:p>
+        </w:tc>
+        <w:tc>
+          <w:tcPr>
+            <w:tcW w:type="dxa" w:w="1560"/>
+            <w:tcMar>
+              <w:top w:w="60" w:type="dxa"/>
+              <w:bottom w:w="60" w:type="dxa"/>
+              <w:left w:w="100" w:type="dxa"/>
+              <w:right w:w="100" w:type="dxa"/>
+            </w:tcMar>
+          </w:tcPr>
+          <w:p>
+            <w:r>
+              <w:rPr>
+                <w:sz w:val="18"/>
+              </w:rPr>
+              <w:t>mu_dry * 0.75 (-25%)</w:t>
+            </w:r>
+          </w:p>
+        </w:tc>
+        <w:tc>
+          <w:tcPr>
+            <w:tcW w:type="dxa" w:w="1560"/>
+            <w:tcMar>
+              <w:top w:w="60" w:type="dxa"/>
+              <w:bottom w:w="60" w:type="dxa"/>
+              <w:left w:w="100" w:type="dxa"/>
+              <w:right w:w="100" w:type="dxa"/>
+            </w:tcMar>
+          </w:tcPr>
+          <w:p>
+            <w:r>
+              <w:rPr>
+                <w:sz w:val="18"/>
+              </w:rPr>
+              <w:t>Determinística</w:t>
+            </w:r>
+          </w:p>
+        </w:tc>
+      </w:tr>
+      <w:tr>
+        <w:tc>
+          <w:tcPr>
+            <w:tcW w:type="dxa" w:w="1560"/>
+            <w:shd w:fill="F2F5F9"/>
+            <w:tcMar>
+              <w:top w:w="60" w:type="dxa"/>
+              <w:bottom w:w="60" w:type="dxa"/>
+              <w:left w:w="100" w:type="dxa"/>
+              <w:right w:w="100" w:type="dxa"/>
+            </w:tcMar>
+          </w:tcPr>
+          <w:p>
+            <w:r>
+              <w:rPr>
+                <w:sz w:val="18"/>
+              </w:rPr>
+              <w:t>mu_oog</w:t>
+            </w:r>
+          </w:p>
+        </w:tc>
+        <w:tc>
+          <w:tcPr>
+            <w:tcW w:type="dxa" w:w="1560"/>
+            <w:shd w:fill="F2F5F9"/>
+            <w:tcMar>
+              <w:top w:w="60" w:type="dxa"/>
+              <w:bottom w:w="60" w:type="dxa"/>
+              <w:left w:w="100" w:type="dxa"/>
+              <w:right w:w="100" w:type="dxa"/>
+            </w:tcMar>
+          </w:tcPr>
+          <w:p>
+            <w:r>
+              <w:rPr>
+                <w:sz w:val="18"/>
+              </w:rPr>
+              <w:t>Rendimiento grúa OOG</w:t>
+            </w:r>
+          </w:p>
+        </w:tc>
+        <w:tc>
+          <w:tcPr>
+            <w:tcW w:type="dxa" w:w="1560"/>
+            <w:shd w:fill="F2F5F9"/>
+            <w:tcMar>
+              <w:top w:w="60" w:type="dxa"/>
+              <w:bottom w:w="60" w:type="dxa"/>
+              <w:left w:w="100" w:type="dxa"/>
+              <w:right w:w="100" w:type="dxa"/>
+            </w:tcMar>
+          </w:tcPr>
+          <w:p>
+            <w:r>
+              <w:rPr>
+                <w:sz w:val="18"/>
+              </w:rPr>
+              <w:t>mov/hora</w:t>
+            </w:r>
+          </w:p>
+        </w:tc>
+        <w:tc>
+          <w:tcPr>
+            <w:tcW w:type="dxa" w:w="1560"/>
+            <w:shd w:fill="F2F5F9"/>
+            <w:tcMar>
+              <w:top w:w="60" w:type="dxa"/>
+              <w:bottom w:w="60" w:type="dxa"/>
+              <w:left w:w="100" w:type="dxa"/>
+              <w:right w:w="100" w:type="dxa"/>
+            </w:tcMar>
+          </w:tcPr>
+          <w:p>
+            <w:r>
+              <w:rPr>
+                <w:sz w:val="18"/>
+              </w:rPr>
+              <w:t>12</w:t>
+            </w:r>
+          </w:p>
+        </w:tc>
+        <w:tc>
+          <w:tcPr>
+            <w:tcW w:type="dxa" w:w="1560"/>
+            <w:shd w:fill="F2F5F9"/>
+            <w:tcMar>
+              <w:top w:w="60" w:type="dxa"/>
+              <w:bottom w:w="60" w:type="dxa"/>
+              <w:left w:w="100" w:type="dxa"/>
+              <w:right w:w="100" w:type="dxa"/>
+            </w:tcMar>
+          </w:tcPr>
+          <w:p>
+            <w:r>
+              <w:rPr>
+                <w:sz w:val="18"/>
+              </w:rPr>
+              <w:t>Aparejos especiales</w:t>
+            </w:r>
+          </w:p>
+        </w:tc>
+        <w:tc>
+          <w:tcPr>
+            <w:tcW w:type="dxa" w:w="1560"/>
+            <w:shd w:fill="F2F5F9"/>
+            <w:tcMar>
+              <w:top w:w="60" w:type="dxa"/>
+              <w:bottom w:w="60" w:type="dxa"/>
+              <w:left w:w="100" w:type="dxa"/>
+              <w:right w:w="100" w:type="dxa"/>
+            </w:tcMar>
+          </w:tcPr>
+          <w:p>
+            <w:r>
+              <w:rPr>
+                <w:sz w:val="18"/>
+              </w:rPr>
+              <w:t>Determinística</w:t>
+            </w:r>
+          </w:p>
+        </w:tc>
+      </w:tr>
+      <w:tr>
+        <w:tc>
+          <w:tcPr>
+            <w:tcW w:type="dxa" w:w="1560"/>
+            <w:tcMar>
+              <w:top w:w="60" w:type="dxa"/>
+              <w:bottom w:w="60" w:type="dxa"/>
+              <w:left w:w="100" w:type="dxa"/>
+              <w:right w:w="100" w:type="dxa"/>
+            </w:tcMar>
+          </w:tcPr>
+          <w:p>
+            <w:r>
+              <w:rPr>
+                <w:sz w:val="18"/>
+              </w:rPr>
+              <w:t>eta</w:t>
+            </w:r>
+          </w:p>
+        </w:tc>
+        <w:tc>
+          <w:tcPr>
+            <w:tcW w:type="dxa" w:w="1560"/>
+            <w:tcMar>
+              <w:top w:w="60" w:type="dxa"/>
+              <w:bottom w:w="60" w:type="dxa"/>
+              <w:left w:w="100" w:type="dxa"/>
+              <w:right w:w="100" w:type="dxa"/>
+            </w:tcMar>
+          </w:tcPr>
+          <w:p>
+            <w:r>
+              <w:rPr>
+                <w:sz w:val="18"/>
+              </w:rPr>
+              <w:t>Factor interferencia doble grúa</w:t>
+            </w:r>
+          </w:p>
+        </w:tc>
+        <w:tc>
+          <w:tcPr>
+            <w:tcW w:type="dxa" w:w="1560"/>
+            <w:tcMar>
+              <w:top w:w="60" w:type="dxa"/>
+              <w:bottom w:w="60" w:type="dxa"/>
+              <w:left w:w="100" w:type="dxa"/>
+              <w:right w:w="100" w:type="dxa"/>
+            </w:tcMar>
+          </w:tcPr>
+          <w:p>
+            <w:r>
+              <w:rPr>
+                <w:sz w:val="18"/>
+              </w:rPr>
+              <w:t>factor</w:t>
+            </w:r>
+          </w:p>
+        </w:tc>
+        <w:tc>
+          <w:tcPr>
+            <w:tcW w:type="dxa" w:w="1560"/>
+            <w:tcMar>
+              <w:top w:w="60" w:type="dxa"/>
+              <w:bottom w:w="60" w:type="dxa"/>
+              <w:left w:w="100" w:type="dxa"/>
+              <w:right w:w="100" w:type="dxa"/>
+            </w:tcMar>
+          </w:tcPr>
+          <w:p>
+            <w:r>
+              <w:rPr>
+                <w:sz w:val="18"/>
+              </w:rPr>
+              <w:t>0.85</w:t>
+            </w:r>
+          </w:p>
+        </w:tc>
+        <w:tc>
+          <w:tcPr>
+            <w:tcW w:type="dxa" w:w="1560"/>
+            <w:tcMar>
+              <w:top w:w="60" w:type="dxa"/>
+              <w:bottom w:w="60" w:type="dxa"/>
+              <w:left w:w="100" w:type="dxa"/>
+              <w:right w:w="100" w:type="dxa"/>
+            </w:tcMar>
+          </w:tcPr>
+          <w:p>
+            <w:r>
+              <w:rPr>
+                <w:sz w:val="18"/>
+              </w:rPr>
+              <w:t>Prod. combinada = 1.7x</w:t>
+            </w:r>
+          </w:p>
+        </w:tc>
+        <w:tc>
+          <w:tcPr>
+            <w:tcW w:type="dxa" w:w="1560"/>
+            <w:tcMar>
+              <w:top w:w="60" w:type="dxa"/>
+              <w:bottom w:w="60" w:type="dxa"/>
+              <w:left w:w="100" w:type="dxa"/>
+              <w:right w:w="100" w:type="dxa"/>
+            </w:tcMar>
+          </w:tcPr>
+          <w:p>
+            <w:r>
+              <w:rPr>
+                <w:sz w:val="18"/>
+              </w:rPr>
+              <w:t>Determinística</w:t>
+            </w:r>
+          </w:p>
+        </w:tc>
+      </w:tr>
+      <w:tr>
+        <w:tc>
+          <w:tcPr>
+            <w:tcW w:type="dxa" w:w="1560"/>
+            <w:shd w:fill="F2F5F9"/>
+            <w:tcMar>
+              <w:top w:w="60" w:type="dxa"/>
+              <w:bottom w:w="60" w:type="dxa"/>
+              <w:left w:w="100" w:type="dxa"/>
+              <w:right w:w="100" w:type="dxa"/>
+            </w:tcMar>
+          </w:tcPr>
+          <w:p>
+            <w:r>
+              <w:rPr>
+                <w:sz w:val="18"/>
+              </w:rPr>
+              <w:t>T_maniobra</w:t>
+            </w:r>
+          </w:p>
+        </w:tc>
+        <w:tc>
+          <w:tcPr>
+            <w:tcW w:type="dxa" w:w="1560"/>
+            <w:shd w:fill="F2F5F9"/>
+            <w:tcMar>
+              <w:top w:w="60" w:type="dxa"/>
+              <w:bottom w:w="60" w:type="dxa"/>
+              <w:left w:w="100" w:type="dxa"/>
+              <w:right w:w="100" w:type="dxa"/>
+            </w:tcMar>
+          </w:tcPr>
+          <w:p>
+            <w:r>
+              <w:rPr>
+                <w:sz w:val="18"/>
+              </w:rPr>
+              <w:t>Maniobras atraque + desatraque</w:t>
+            </w:r>
+          </w:p>
+        </w:tc>
+        <w:tc>
+          <w:tcPr>
+            <w:tcW w:type="dxa" w:w="1560"/>
+            <w:shd w:fill="F2F5F9"/>
+            <w:tcMar>
+              <w:top w:w="60" w:type="dxa"/>
+              <w:bottom w:w="60" w:type="dxa"/>
+              <w:left w:w="100" w:type="dxa"/>
+              <w:right w:w="100" w:type="dxa"/>
+            </w:tcMar>
+          </w:tcPr>
+          <w:p>
+            <w:r>
+              <w:rPr>
+                <w:sz w:val="18"/>
+              </w:rPr>
+              <w:t>horas</w:t>
+            </w:r>
+          </w:p>
+        </w:tc>
+        <w:tc>
+          <w:tcPr>
+            <w:tcW w:type="dxa" w:w="1560"/>
+            <w:shd w:fill="F2F5F9"/>
+            <w:tcMar>
+              <w:top w:w="60" w:type="dxa"/>
+              <w:bottom w:w="60" w:type="dxa"/>
+              <w:left w:w="100" w:type="dxa"/>
+              <w:right w:w="100" w:type="dxa"/>
+            </w:tcMar>
+          </w:tcPr>
+          <w:p>
+            <w:r>
+              <w:rPr>
+                <w:sz w:val="18"/>
+              </w:rPr>
+              <w:t>[1.0, 2.0]</w:t>
+            </w:r>
+          </w:p>
+        </w:tc>
+        <w:tc>
+          <w:tcPr>
+            <w:tcW w:type="dxa" w:w="1560"/>
+            <w:shd w:fill="F2F5F9"/>
+            <w:tcMar>
+              <w:top w:w="60" w:type="dxa"/>
+              <w:bottom w:w="60" w:type="dxa"/>
+              <w:left w:w="100" w:type="dxa"/>
+              <w:right w:w="100" w:type="dxa"/>
+            </w:tcMar>
+          </w:tcPr>
+          <w:p>
+            <w:r>
+              <w:rPr>
+                <w:sz w:val="18"/>
+              </w:rPr>
+              <w:t>Conjunto entre 1 y 2 h</w:t>
+            </w:r>
+          </w:p>
+        </w:tc>
+        <w:tc>
+          <w:tcPr>
+            <w:tcW w:type="dxa" w:w="1560"/>
+            <w:shd w:fill="F2F5F9"/>
+            <w:tcMar>
+              <w:top w:w="60" w:type="dxa"/>
+              <w:bottom w:w="60" w:type="dxa"/>
+              <w:left w:w="100" w:type="dxa"/>
+              <w:right w:w="100" w:type="dxa"/>
+            </w:tcMar>
+          </w:tcPr>
+          <w:p>
+            <w:r>
+              <w:rPr>
+                <w:sz w:val="18"/>
+              </w:rPr>
+              <w:t>Aleatoria U(1.0, 2.0) h (media 1.5h)</w:t>
+            </w:r>
+          </w:p>
+        </w:tc>
+      </w:tr>
+      <w:tr>
+        <w:tc>
+          <w:tcPr>
+            <w:tcW w:type="dxa" w:w="1560"/>
+            <w:tcMar>
+              <w:top w:w="60" w:type="dxa"/>
+              <w:bottom w:w="60" w:type="dxa"/>
+              <w:left w:w="100" w:type="dxa"/>
+              <w:right w:w="100" w:type="dxa"/>
+            </w:tcMar>
+          </w:tcPr>
+          <w:p>
+            <w:r>
+              <w:rPr>
+                <w:sz w:val="18"/>
+              </w:rPr>
+              <w:t>T_cambio</w:t>
+            </w:r>
+          </w:p>
+        </w:tc>
+        <w:tc>
+          <w:tcPr>
+            <w:tcW w:type="dxa" w:w="1560"/>
+            <w:tcMar>
+              <w:top w:w="60" w:type="dxa"/>
+              <w:bottom w:w="60" w:type="dxa"/>
+              <w:left w:w="100" w:type="dxa"/>
+              <w:right w:w="100" w:type="dxa"/>
+            </w:tcMar>
+          </w:tcPr>
+          <w:p>
+            <w:r>
+              <w:rPr>
+                <w:sz w:val="18"/>
+              </w:rPr>
+              <w:t>Paradas de cambio de guardia</w:t>
+            </w:r>
+          </w:p>
+        </w:tc>
+        <w:tc>
+          <w:tcPr>
+            <w:tcW w:type="dxa" w:w="1560"/>
+            <w:tcMar>
+              <w:top w:w="60" w:type="dxa"/>
+              <w:bottom w:w="60" w:type="dxa"/>
+              <w:left w:w="100" w:type="dxa"/>
+              <w:right w:w="100" w:type="dxa"/>
+            </w:tcMar>
+          </w:tcPr>
+          <w:p>
+            <w:r>
+              <w:rPr>
+                <w:sz w:val="18"/>
+              </w:rPr>
+              <w:t>minutos</w:t>
+            </w:r>
+          </w:p>
+        </w:tc>
+        <w:tc>
+          <w:tcPr>
+            <w:tcW w:type="dxa" w:w="1560"/>
+            <w:tcMar>
+              <w:top w:w="60" w:type="dxa"/>
+              <w:bottom w:w="60" w:type="dxa"/>
+              <w:left w:w="100" w:type="dxa"/>
+              <w:right w:w="100" w:type="dxa"/>
+            </w:tcMar>
+          </w:tcPr>
+          <w:p>
+            <w:r>
+              <w:rPr>
+                <w:sz w:val="18"/>
+              </w:rPr>
+              <w:t>[10, 15]</w:t>
+            </w:r>
+          </w:p>
+        </w:tc>
+        <w:tc>
+          <w:tcPr>
+            <w:tcW w:type="dxa" w:w="1560"/>
+            <w:tcMar>
+              <w:top w:w="60" w:type="dxa"/>
+              <w:bottom w:w="60" w:type="dxa"/>
+              <w:left w:w="100" w:type="dxa"/>
+              <w:right w:w="100" w:type="dxa"/>
+            </w:tcMar>
+          </w:tcPr>
+          <w:p>
+            <w:r>
+              <w:rPr>
+                <w:sz w:val="18"/>
+              </w:rPr>
+              <w:t>Cada 8h (00, 08, 16h)</w:t>
+            </w:r>
+          </w:p>
+        </w:tc>
+        <w:tc>
+          <w:tcPr>
+            <w:tcW w:type="dxa" w:w="1560"/>
+            <w:tcMar>
+              <w:top w:w="60" w:type="dxa"/>
+              <w:bottom w:w="60" w:type="dxa"/>
+              <w:left w:w="100" w:type="dxa"/>
+              <w:right w:w="100" w:type="dxa"/>
+            </w:tcMar>
+          </w:tcPr>
+          <w:p>
+            <w:r>
+              <w:rPr>
+                <w:sz w:val="18"/>
+              </w:rPr>
+              <w:t>Aleatoria U(10, 15) min</w:t>
+            </w:r>
+          </w:p>
+        </w:tc>
+      </w:tr>
+      <w:tr>
+        <w:tc>
+          <w:tcPr>
+            <w:tcW w:type="dxa" w:w="1560"/>
+            <w:shd w:fill="F2F5F9"/>
+            <w:tcMar>
+              <w:top w:w="60" w:type="dxa"/>
+              <w:bottom w:w="60" w:type="dxa"/>
+              <w:left w:w="100" w:type="dxa"/>
+              <w:right w:w="100" w:type="dxa"/>
+            </w:tcMar>
+          </w:tcPr>
+          <w:p>
+            <w:r>
+              <w:rPr>
+                <w:sz w:val="18"/>
+              </w:rPr>
+              <w:t>Cap_patio</w:t>
+            </w:r>
+          </w:p>
+        </w:tc>
+        <w:tc>
+          <w:tcPr>
+            <w:tcW w:type="dxa" w:w="1560"/>
+            <w:shd w:fill="F2F5F9"/>
+            <w:tcMar>
+              <w:top w:w="60" w:type="dxa"/>
+              <w:bottom w:w="60" w:type="dxa"/>
+              <w:left w:w="100" w:type="dxa"/>
+              <w:right w:w="100" w:type="dxa"/>
+            </w:tcMar>
+          </w:tcPr>
+          <w:p>
+            <w:r>
+              <w:rPr>
+                <w:sz w:val="18"/>
+              </w:rPr>
+              <w:t>Capacidad estática patio</w:t>
+            </w:r>
+          </w:p>
+        </w:tc>
+        <w:tc>
+          <w:tcPr>
+            <w:tcW w:type="dxa" w:w="1560"/>
+            <w:shd w:fill="F2F5F9"/>
+            <w:tcMar>
+              <w:top w:w="60" w:type="dxa"/>
+              <w:bottom w:w="60" w:type="dxa"/>
+              <w:left w:w="100" w:type="dxa"/>
+              <w:right w:w="100" w:type="dxa"/>
+            </w:tcMar>
+          </w:tcPr>
+          <w:p>
+            <w:r>
+              <w:rPr>
+                <w:sz w:val="18"/>
+              </w:rPr>
+              <w:t>slots</w:t>
+            </w:r>
+          </w:p>
+        </w:tc>
+        <w:tc>
+          <w:tcPr>
+            <w:tcW w:type="dxa" w:w="1560"/>
+            <w:shd w:fill="F2F5F9"/>
+            <w:tcMar>
+              <w:top w:w="60" w:type="dxa"/>
+              <w:bottom w:w="60" w:type="dxa"/>
+              <w:left w:w="100" w:type="dxa"/>
+              <w:right w:w="100" w:type="dxa"/>
+            </w:tcMar>
+          </w:tcPr>
+          <w:p>
+            <w:r>
+              <w:rPr>
+                <w:sz w:val="18"/>
+              </w:rPr>
+              <w:t>3.000</w:t>
+            </w:r>
+          </w:p>
+        </w:tc>
+        <w:tc>
+          <w:tcPr>
+            <w:tcW w:type="dxa" w:w="1560"/>
+            <w:shd w:fill="F2F5F9"/>
+            <w:tcMar>
+              <w:top w:w="60" w:type="dxa"/>
+              <w:bottom w:w="60" w:type="dxa"/>
+              <w:left w:w="100" w:type="dxa"/>
+              <w:right w:w="100" w:type="dxa"/>
+            </w:tcMar>
+          </w:tcPr>
+          <w:p>
+            <w:r>
+              <w:rPr>
+                <w:sz w:val="18"/>
+              </w:rPr>
+              <w:t>Límite físico</w:t>
+            </w:r>
+          </w:p>
+        </w:tc>
+        <w:tc>
+          <w:tcPr>
+            <w:tcW w:type="dxa" w:w="1560"/>
+            <w:shd w:fill="F2F5F9"/>
+            <w:tcMar>
+              <w:top w:w="60" w:type="dxa"/>
+              <w:bottom w:w="60" w:type="dxa"/>
+              <w:left w:w="100" w:type="dxa"/>
+              <w:right w:w="100" w:type="dxa"/>
+            </w:tcMar>
+          </w:tcPr>
+          <w:p>
+            <w:r>
+              <w:rPr>
+                <w:sz w:val="18"/>
+              </w:rPr>
+              <w:t>Alerta congestión &gt; 2.250 slots (75%)</w:t>
+            </w:r>
+          </w:p>
+        </w:tc>
+      </w:tr>
+      <w:tr>
+        <w:tc>
+          <w:tcPr>
+            <w:tcW w:type="dxa" w:w="1560"/>
+            <w:tcMar>
+              <w:top w:w="60" w:type="dxa"/>
+              <w:bottom w:w="60" w:type="dxa"/>
+              <w:left w:w="100" w:type="dxa"/>
+              <w:right w:w="100" w:type="dxa"/>
+            </w:tcMar>
+          </w:tcPr>
+          <w:p>
+            <w:r>
+              <w:rPr>
+                <w:sz w:val="18"/>
+              </w:rPr>
+              <w:t>T_dwell</w:t>
+            </w:r>
+          </w:p>
+        </w:tc>
+        <w:tc>
+          <w:tcPr>
+            <w:tcW w:type="dxa" w:w="1560"/>
+            <w:tcMar>
+              <w:top w:w="60" w:type="dxa"/>
+              <w:bottom w:w="60" w:type="dxa"/>
+              <w:left w:w="100" w:type="dxa"/>
+              <w:right w:w="100" w:type="dxa"/>
+            </w:tcMar>
+          </w:tcPr>
+          <w:p>
+            <w:r>
+              <w:rPr>
+                <w:sz w:val="18"/>
+              </w:rPr>
+              <w:t>Permanencia en patio</w:t>
+            </w:r>
+          </w:p>
+        </w:tc>
+        <w:tc>
+          <w:tcPr>
+            <w:tcW w:type="dxa" w:w="1560"/>
+            <w:tcMar>
+              <w:top w:w="60" w:type="dxa"/>
+              <w:bottom w:w="60" w:type="dxa"/>
+              <w:left w:w="100" w:type="dxa"/>
+              <w:right w:w="100" w:type="dxa"/>
+            </w:tcMar>
+          </w:tcPr>
+          <w:p>
+            <w:r>
+              <w:rPr>
+                <w:sz w:val="18"/>
+              </w:rPr>
+              <w:t>horas</w:t>
+            </w:r>
+          </w:p>
+        </w:tc>
+        <w:tc>
+          <w:tcPr>
+            <w:tcW w:type="dxa" w:w="1560"/>
+            <w:tcMar>
+              <w:top w:w="60" w:type="dxa"/>
+              <w:bottom w:w="60" w:type="dxa"/>
+              <w:left w:w="100" w:type="dxa"/>
+              <w:right w:w="100" w:type="dxa"/>
+            </w:tcMar>
+          </w:tcPr>
+          <w:p>
+            <w:r>
+              <w:rPr>
+                <w:sz w:val="18"/>
+              </w:rPr>
+              <w:t>72</w:t>
+            </w:r>
+          </w:p>
+        </w:tc>
+        <w:tc>
+          <w:tcPr>
+            <w:tcW w:type="dxa" w:w="1560"/>
+            <w:tcMar>
+              <w:top w:w="60" w:type="dxa"/>
+              <w:bottom w:w="60" w:type="dxa"/>
+              <w:left w:w="100" w:type="dxa"/>
+              <w:right w:w="100" w:type="dxa"/>
+            </w:tcMar>
+          </w:tcPr>
+          <w:p>
+            <w:r>
+              <w:rPr>
+                <w:sz w:val="18"/>
+              </w:rPr>
+              <w:t>Almacenaje en tierra</w:t>
+            </w:r>
+          </w:p>
+        </w:tc>
+        <w:tc>
+          <w:tcPr>
+            <w:tcW w:type="dxa" w:w="1560"/>
+            <w:tcMar>
+              <w:top w:w="60" w:type="dxa"/>
+              <w:bottom w:w="60" w:type="dxa"/>
+              <w:left w:w="100" w:type="dxa"/>
+              <w:right w:w="100" w:type="dxa"/>
+            </w:tcMar>
+          </w:tcPr>
+          <w:p>
+            <w:r>
+              <w:rPr>
+                <w:sz w:val="18"/>
+              </w:rPr>
+              <w:t>Exponencial (media = 72h)</w:t>
+            </w:r>
+          </w:p>
+        </w:tc>
+      </w:tr>
+    </w:tbl>
+    <w:p>
       <w:pPr>
         <w:pStyle w:val="Heading1"/>
       </w:pPr>
@@ -539,6 +1993,895 @@
         <w:t>El protocolo estadístico incluye eliminación del período de calentamiento, réplicas independientes, ANOVA y Test de Comparaciones Múltiples de Tukey HSD (FWER = 0.05).</w:t>
       </w:r>
     </w:p>
+    <w:p>
+      <w:r>
+        <w:rPr>
+          <w:b/>
+        </w:rPr>
+        <w:t>3.2. Plan de Cuadros y Matriz de Resultados (Diapositiva 15):</w:t>
+      </w:r>
+    </w:p>
+    <w:tbl>
+      <w:tblPr>
+        <w:tblW w:type="auto" w:w="0"/>
+        <w:jc w:val="center"/>
+        <w:tblLook w:firstColumn="1" w:firstRow="1" w:lastColumn="0" w:lastRow="0" w:noHBand="0" w:noVBand="1" w:val="04A0"/>
+      </w:tblPr>
+      <w:tblGrid>
+        <w:gridCol w:w="1560"/>
+        <w:gridCol w:w="1560"/>
+        <w:gridCol w:w="1560"/>
+        <w:gridCol w:w="1560"/>
+        <w:gridCol w:w="1560"/>
+        <w:gridCol w:w="1560"/>
+      </w:tblGrid>
+      <w:tr>
+        <w:tc>
+          <w:tcPr>
+            <w:tcW w:type="dxa" w:w="1560"/>
+            <w:shd w:fill="2F5597"/>
+            <w:tcMar>
+              <w:top w:w="100" w:type="dxa"/>
+              <w:bottom w:w="100" w:type="dxa"/>
+              <w:left w:w="120" w:type="dxa"/>
+              <w:right w:w="120" w:type="dxa"/>
+            </w:tcMar>
+          </w:tcPr>
+          <w:p>
+            <w:pPr>
+              <w:jc w:val="center"/>
+            </w:pPr>
+            <w:r>
+              <w:rPr>
+                <w:b/>
+                <w:color w:val="FFFFFF"/>
+                <w:sz w:val="19"/>
+              </w:rPr>
+              <w:t>Escenario Evaluado</w:t>
+            </w:r>
+          </w:p>
+        </w:tc>
+        <w:tc>
+          <w:tcPr>
+            <w:tcW w:type="dxa" w:w="1560"/>
+            <w:shd w:fill="2F5597"/>
+            <w:tcMar>
+              <w:top w:w="100" w:type="dxa"/>
+              <w:bottom w:w="100" w:type="dxa"/>
+              <w:left w:w="120" w:type="dxa"/>
+              <w:right w:w="120" w:type="dxa"/>
+            </w:tcMar>
+          </w:tcPr>
+          <w:p>
+            <w:pPr>
+              <w:jc w:val="center"/>
+            </w:pPr>
+            <w:r>
+              <w:rPr>
+                <w:b/>
+                <w:color w:val="FFFFFF"/>
+                <w:sz w:val="19"/>
+              </w:rPr>
+              <w:t>Variables Control</w:t>
+            </w:r>
+          </w:p>
+        </w:tc>
+        <w:tc>
+          <w:tcPr>
+            <w:tcW w:type="dxa" w:w="1560"/>
+            <w:shd w:fill="2F5597"/>
+            <w:tcMar>
+              <w:top w:w="100" w:type="dxa"/>
+              <w:bottom w:w="100" w:type="dxa"/>
+              <w:left w:w="120" w:type="dxa"/>
+              <w:right w:w="120" w:type="dxa"/>
+            </w:tcMar>
+          </w:tcPr>
+          <w:p>
+            <w:pPr>
+              <w:jc w:val="center"/>
+            </w:pPr>
+            <w:r>
+              <w:rPr>
+                <w:b/>
+                <w:color w:val="FFFFFF"/>
+                <w:sz w:val="19"/>
+              </w:rPr>
+              <w:t>W [h] (Media +- IC 95%)</w:t>
+            </w:r>
+          </w:p>
+        </w:tc>
+        <w:tc>
+          <w:tcPr>
+            <w:tcW w:type="dxa" w:w="1560"/>
+            <w:shd w:fill="2F5597"/>
+            <w:tcMar>
+              <w:top w:w="100" w:type="dxa"/>
+              <w:bottom w:w="100" w:type="dxa"/>
+              <w:left w:w="120" w:type="dxa"/>
+              <w:right w:w="120" w:type="dxa"/>
+            </w:tcMar>
+          </w:tcPr>
+          <w:p>
+            <w:pPr>
+              <w:jc w:val="center"/>
+            </w:pPr>
+            <w:r>
+              <w:rPr>
+                <w:b/>
+                <w:color w:val="FFFFFF"/>
+                <w:sz w:val="19"/>
+              </w:rPr>
+              <w:t>Wq [h] (Espera)</w:t>
+            </w:r>
+          </w:p>
+        </w:tc>
+        <w:tc>
+          <w:tcPr>
+            <w:tcW w:type="dxa" w:w="1560"/>
+            <w:shd w:fill="2F5597"/>
+            <w:tcMar>
+              <w:top w:w="100" w:type="dxa"/>
+              <w:bottom w:w="100" w:type="dxa"/>
+              <w:left w:w="120" w:type="dxa"/>
+              <w:right w:w="120" w:type="dxa"/>
+            </w:tcMar>
+          </w:tcPr>
+          <w:p>
+            <w:pPr>
+              <w:jc w:val="center"/>
+            </w:pPr>
+            <w:r>
+              <w:rPr>
+                <w:b/>
+                <w:color w:val="FFFFFF"/>
+                <w:sz w:val="19"/>
+              </w:rPr>
+              <w:t>Nivel Servicio P(W&lt;=16h)</w:t>
+            </w:r>
+          </w:p>
+        </w:tc>
+        <w:tc>
+          <w:tcPr>
+            <w:tcW w:type="dxa" w:w="1560"/>
+            <w:shd w:fill="2F5597"/>
+            <w:tcMar>
+              <w:top w:w="100" w:type="dxa"/>
+              <w:bottom w:w="100" w:type="dxa"/>
+              <w:left w:w="120" w:type="dxa"/>
+              <w:right w:w="120" w:type="dxa"/>
+            </w:tcMar>
+          </w:tcPr>
+          <w:p>
+            <w:pPr>
+              <w:jc w:val="center"/>
+            </w:pPr>
+            <w:r>
+              <w:rPr>
+                <w:b/>
+                <w:color w:val="FFFFFF"/>
+                <w:sz w:val="19"/>
+              </w:rPr>
+              <w:t>Decisión / Conclusión</w:t>
+            </w:r>
+          </w:p>
+        </w:tc>
+      </w:tr>
+      <w:tr>
+        <w:tc>
+          <w:tcPr>
+            <w:tcW w:type="dxa" w:w="1560"/>
+            <w:shd w:fill="F2F5F9"/>
+            <w:tcMar>
+              <w:top w:w="60" w:type="dxa"/>
+              <w:bottom w:w="60" w:type="dxa"/>
+              <w:left w:w="100" w:type="dxa"/>
+              <w:right w:w="100" w:type="dxa"/>
+            </w:tcMar>
+          </w:tcPr>
+          <w:p>
+            <w:r>
+              <w:rPr>
+                <w:sz w:val="18"/>
+              </w:rPr>
+              <w:t>Escenario Base (Inciso b)</w:t>
+            </w:r>
+          </w:p>
+        </w:tc>
+        <w:tc>
+          <w:tcPr>
+            <w:tcW w:type="dxa" w:w="1560"/>
+            <w:shd w:fill="F2F5F9"/>
+            <w:tcMar>
+              <w:top w:w="60" w:type="dxa"/>
+              <w:bottom w:w="60" w:type="dxa"/>
+              <w:left w:w="100" w:type="dxa"/>
+              <w:right w:w="100" w:type="dxa"/>
+            </w:tcMar>
+          </w:tcPr>
+          <w:p>
+            <w:r>
+              <w:rPr>
+                <w:sz w:val="18"/>
+              </w:rPr>
+              <w:t>B=3, G=3, Pi_std, 1G_noc</w:t>
+            </w:r>
+          </w:p>
+        </w:tc>
+        <w:tc>
+          <w:tcPr>
+            <w:tcW w:type="dxa" w:w="1560"/>
+            <w:shd w:fill="F2F5F9"/>
+            <w:tcMar>
+              <w:top w:w="60" w:type="dxa"/>
+              <w:bottom w:w="60" w:type="dxa"/>
+              <w:left w:w="100" w:type="dxa"/>
+              <w:right w:w="100" w:type="dxa"/>
+            </w:tcMar>
+          </w:tcPr>
+          <w:p>
+            <w:r>
+              <w:rPr>
+                <w:sz w:val="18"/>
+              </w:rPr>
+              <w:t>W_base +- Delta W</w:t>
+            </w:r>
+          </w:p>
+        </w:tc>
+        <w:tc>
+          <w:tcPr>
+            <w:tcW w:type="dxa" w:w="1560"/>
+            <w:shd w:fill="F2F5F9"/>
+            <w:tcMar>
+              <w:top w:w="60" w:type="dxa"/>
+              <w:bottom w:w="60" w:type="dxa"/>
+              <w:left w:w="100" w:type="dxa"/>
+              <w:right w:w="100" w:type="dxa"/>
+            </w:tcMar>
+          </w:tcPr>
+          <w:p>
+            <w:r>
+              <w:rPr>
+                <w:sz w:val="18"/>
+              </w:rPr>
+              <w:t>Wq_base</w:t>
+            </w:r>
+          </w:p>
+        </w:tc>
+        <w:tc>
+          <w:tcPr>
+            <w:tcW w:type="dxa" w:w="1560"/>
+            <w:shd w:fill="F2F5F9"/>
+            <w:tcMar>
+              <w:top w:w="60" w:type="dxa"/>
+              <w:bottom w:w="60" w:type="dxa"/>
+              <w:left w:w="100" w:type="dxa"/>
+              <w:right w:w="100" w:type="dxa"/>
+            </w:tcMar>
+          </w:tcPr>
+          <w:p>
+            <w:r>
+              <w:rPr>
+                <w:sz w:val="18"/>
+              </w:rPr>
+              <w:t>NS_base</w:t>
+            </w:r>
+          </w:p>
+        </w:tc>
+        <w:tc>
+          <w:tcPr>
+            <w:tcW w:type="dxa" w:w="1560"/>
+            <w:shd w:fill="F2F5F9"/>
+            <w:tcMar>
+              <w:top w:w="60" w:type="dxa"/>
+              <w:bottom w:w="60" w:type="dxa"/>
+              <w:left w:w="100" w:type="dxa"/>
+              <w:right w:w="100" w:type="dxa"/>
+            </w:tcMar>
+          </w:tcPr>
+          <w:p>
+            <w:r>
+              <w:rPr>
+                <w:sz w:val="18"/>
+              </w:rPr>
+              <w:t>Diagnóstico situación actual</w:t>
+            </w:r>
+          </w:p>
+        </w:tc>
+      </w:tr>
+      <w:tr>
+        <w:tc>
+          <w:tcPr>
+            <w:tcW w:type="dxa" w:w="1560"/>
+            <w:tcMar>
+              <w:top w:w="60" w:type="dxa"/>
+              <w:bottom w:w="60" w:type="dxa"/>
+              <w:left w:w="100" w:type="dxa"/>
+              <w:right w:w="100" w:type="dxa"/>
+            </w:tcMar>
+          </w:tcPr>
+          <w:p>
+            <w:r>
+              <w:rPr>
+                <w:sz w:val="18"/>
+              </w:rPr>
+              <w:t>Escenario Capacidad (Inciso c)</w:t>
+            </w:r>
+          </w:p>
+        </w:tc>
+        <w:tc>
+          <w:tcPr>
+            <w:tcW w:type="dxa" w:w="1560"/>
+            <w:tcMar>
+              <w:top w:w="60" w:type="dxa"/>
+              <w:bottom w:w="60" w:type="dxa"/>
+              <w:left w:w="100" w:type="dxa"/>
+              <w:right w:w="100" w:type="dxa"/>
+            </w:tcMar>
+          </w:tcPr>
+          <w:p>
+            <w:r>
+              <w:rPr>
+                <w:sz w:val="18"/>
+              </w:rPr>
+              <w:t>B=3, G=4 vs lambda barrido</w:t>
+            </w:r>
+          </w:p>
+        </w:tc>
+        <w:tc>
+          <w:tcPr>
+            <w:tcW w:type="dxa" w:w="1560"/>
+            <w:tcMar>
+              <w:top w:w="60" w:type="dxa"/>
+              <w:bottom w:w="60" w:type="dxa"/>
+              <w:left w:w="100" w:type="dxa"/>
+              <w:right w:w="100" w:type="dxa"/>
+            </w:tcMar>
+          </w:tcPr>
+          <w:p>
+            <w:r>
+              <w:rPr>
+                <w:sz w:val="18"/>
+              </w:rPr>
+              <w:t>W_cap +- Delta W</w:t>
+            </w:r>
+          </w:p>
+        </w:tc>
+        <w:tc>
+          <w:tcPr>
+            <w:tcW w:type="dxa" w:w="1560"/>
+            <w:tcMar>
+              <w:top w:w="60" w:type="dxa"/>
+              <w:bottom w:w="60" w:type="dxa"/>
+              <w:left w:w="100" w:type="dxa"/>
+              <w:right w:w="100" w:type="dxa"/>
+            </w:tcMar>
+          </w:tcPr>
+          <w:p>
+            <w:r>
+              <w:rPr>
+                <w:sz w:val="18"/>
+              </w:rPr>
+              <w:t>Wq_cap</w:t>
+            </w:r>
+          </w:p>
+        </w:tc>
+        <w:tc>
+          <w:tcPr>
+            <w:tcW w:type="dxa" w:w="1560"/>
+            <w:tcMar>
+              <w:top w:w="60" w:type="dxa"/>
+              <w:bottom w:w="60" w:type="dxa"/>
+              <w:left w:w="100" w:type="dxa"/>
+              <w:right w:w="100" w:type="dxa"/>
+            </w:tcMar>
+          </w:tcPr>
+          <w:p>
+            <w:r>
+              <w:rPr>
+                <w:sz w:val="18"/>
+              </w:rPr>
+              <w:t>NS_cap</w:t>
+            </w:r>
+          </w:p>
+        </w:tc>
+        <w:tc>
+          <w:tcPr>
+            <w:tcW w:type="dxa" w:w="1560"/>
+            <w:tcMar>
+              <w:top w:w="60" w:type="dxa"/>
+              <w:bottom w:w="60" w:type="dxa"/>
+              <w:left w:w="100" w:type="dxa"/>
+              <w:right w:w="100" w:type="dxa"/>
+            </w:tcMar>
+          </w:tcPr>
+          <w:p>
+            <w:r>
+              <w:rPr>
+                <w:sz w:val="18"/>
+              </w:rPr>
+              <w:t>Límite máx. buques/día con W &lt;= 16h</w:t>
+            </w:r>
+          </w:p>
+        </w:tc>
+      </w:tr>
+      <w:tr>
+        <w:tc>
+          <w:tcPr>
+            <w:tcW w:type="dxa" w:w="1560"/>
+            <w:shd w:fill="F2F5F9"/>
+            <w:tcMar>
+              <w:top w:w="60" w:type="dxa"/>
+              <w:bottom w:w="60" w:type="dxa"/>
+              <w:left w:w="100" w:type="dxa"/>
+              <w:right w:w="100" w:type="dxa"/>
+            </w:tcMar>
+          </w:tcPr>
+          <w:p>
+            <w:r>
+              <w:rPr>
+                <w:sz w:val="18"/>
+              </w:rPr>
+              <w:t>Escenario Patio (Inciso d)</w:t>
+            </w:r>
+          </w:p>
+        </w:tc>
+        <w:tc>
+          <w:tcPr>
+            <w:tcW w:type="dxa" w:w="1560"/>
+            <w:shd w:fill="F2F5F9"/>
+            <w:tcMar>
+              <w:top w:w="60" w:type="dxa"/>
+              <w:bottom w:w="60" w:type="dxa"/>
+              <w:left w:w="100" w:type="dxa"/>
+              <w:right w:w="100" w:type="dxa"/>
+            </w:tcMar>
+          </w:tcPr>
+          <w:p>
+            <w:r>
+              <w:rPr>
+                <w:sz w:val="18"/>
+              </w:rPr>
+              <w:t>Pi_cam in {Multa, Ventana}</w:t>
+            </w:r>
+          </w:p>
+        </w:tc>
+        <w:tc>
+          <w:tcPr>
+            <w:tcW w:type="dxa" w:w="1560"/>
+            <w:shd w:fill="F2F5F9"/>
+            <w:tcMar>
+              <w:top w:w="60" w:type="dxa"/>
+              <w:bottom w:w="60" w:type="dxa"/>
+              <w:left w:w="100" w:type="dxa"/>
+              <w:right w:w="100" w:type="dxa"/>
+            </w:tcMar>
+          </w:tcPr>
+          <w:p>
+            <w:r>
+              <w:rPr>
+                <w:sz w:val="18"/>
+              </w:rPr>
+              <w:t>W_pat +- Delta W</w:t>
+            </w:r>
+          </w:p>
+        </w:tc>
+        <w:tc>
+          <w:tcPr>
+            <w:tcW w:type="dxa" w:w="1560"/>
+            <w:shd w:fill="F2F5F9"/>
+            <w:tcMar>
+              <w:top w:w="60" w:type="dxa"/>
+              <w:bottom w:w="60" w:type="dxa"/>
+              <w:left w:w="100" w:type="dxa"/>
+              <w:right w:w="100" w:type="dxa"/>
+            </w:tcMar>
+          </w:tcPr>
+          <w:p>
+            <w:r>
+              <w:rPr>
+                <w:sz w:val="18"/>
+              </w:rPr>
+              <w:t>Wq_pat</w:t>
+            </w:r>
+          </w:p>
+        </w:tc>
+        <w:tc>
+          <w:tcPr>
+            <w:tcW w:type="dxa" w:w="1560"/>
+            <w:shd w:fill="F2F5F9"/>
+            <w:tcMar>
+              <w:top w:w="60" w:type="dxa"/>
+              <w:bottom w:w="60" w:type="dxa"/>
+              <w:left w:w="100" w:type="dxa"/>
+              <w:right w:w="100" w:type="dxa"/>
+            </w:tcMar>
+          </w:tcPr>
+          <w:p>
+            <w:r>
+              <w:rPr>
+                <w:sz w:val="18"/>
+              </w:rPr>
+              <w:t>NS_pat</w:t>
+            </w:r>
+          </w:p>
+        </w:tc>
+        <w:tc>
+          <w:tcPr>
+            <w:tcW w:type="dxa" w:w="1560"/>
+            <w:shd w:fill="F2F5F9"/>
+            <w:tcMar>
+              <w:top w:w="60" w:type="dxa"/>
+              <w:bottom w:w="60" w:type="dxa"/>
+              <w:left w:w="100" w:type="dxa"/>
+              <w:right w:w="100" w:type="dxa"/>
+            </w:tcMar>
+          </w:tcPr>
+          <w:p>
+            <w:r>
+              <w:rPr>
+                <w:sz w:val="18"/>
+              </w:rPr>
+              <w:t>Descongestión patio &lt; 75%</w:t>
+            </w:r>
+          </w:p>
+        </w:tc>
+      </w:tr>
+      <w:tr>
+        <w:tc>
+          <w:tcPr>
+            <w:tcW w:type="dxa" w:w="1560"/>
+            <w:tcMar>
+              <w:top w:w="60" w:type="dxa"/>
+              <w:bottom w:w="60" w:type="dxa"/>
+              <w:left w:w="100" w:type="dxa"/>
+              <w:right w:w="100" w:type="dxa"/>
+            </w:tcMar>
+          </w:tcPr>
+          <w:p>
+            <w:r>
+              <w:rPr>
+                <w:sz w:val="18"/>
+              </w:rPr>
+              <w:t>Escenario Cruceros (Inciso e)</w:t>
+            </w:r>
+          </w:p>
+        </w:tc>
+        <w:tc>
+          <w:tcPr>
+            <w:tcW w:type="dxa" w:w="1560"/>
+            <w:tcMar>
+              <w:top w:w="60" w:type="dxa"/>
+              <w:bottom w:w="60" w:type="dxa"/>
+              <w:left w:w="100" w:type="dxa"/>
+              <w:right w:w="100" w:type="dxa"/>
+            </w:tcMar>
+          </w:tcPr>
+          <w:p>
+            <w:r>
+              <w:rPr>
+                <w:sz w:val="18"/>
+              </w:rPr>
+              <w:t>Cede 1 Berma (B=2 carga)</w:t>
+            </w:r>
+          </w:p>
+        </w:tc>
+        <w:tc>
+          <w:tcPr>
+            <w:tcW w:type="dxa" w:w="1560"/>
+            <w:tcMar>
+              <w:top w:w="60" w:type="dxa"/>
+              <w:bottom w:w="60" w:type="dxa"/>
+              <w:left w:w="100" w:type="dxa"/>
+              <w:right w:w="100" w:type="dxa"/>
+            </w:tcMar>
+          </w:tcPr>
+          <w:p>
+            <w:r>
+              <w:rPr>
+                <w:sz w:val="18"/>
+              </w:rPr>
+              <w:t>W_cruc +- Delta W</w:t>
+            </w:r>
+          </w:p>
+        </w:tc>
+        <w:tc>
+          <w:tcPr>
+            <w:tcW w:type="dxa" w:w="1560"/>
+            <w:tcMar>
+              <w:top w:w="60" w:type="dxa"/>
+              <w:bottom w:w="60" w:type="dxa"/>
+              <w:left w:w="100" w:type="dxa"/>
+              <w:right w:w="100" w:type="dxa"/>
+            </w:tcMar>
+          </w:tcPr>
+          <w:p>
+            <w:r>
+              <w:rPr>
+                <w:sz w:val="18"/>
+              </w:rPr>
+              <w:t>Wq_cruc</w:t>
+            </w:r>
+          </w:p>
+        </w:tc>
+        <w:tc>
+          <w:tcPr>
+            <w:tcW w:type="dxa" w:w="1560"/>
+            <w:tcMar>
+              <w:top w:w="60" w:type="dxa"/>
+              <w:bottom w:w="60" w:type="dxa"/>
+              <w:left w:w="100" w:type="dxa"/>
+              <w:right w:w="100" w:type="dxa"/>
+            </w:tcMar>
+          </w:tcPr>
+          <w:p>
+            <w:r>
+              <w:rPr>
+                <w:sz w:val="18"/>
+              </w:rPr>
+              <w:t>NS_cruc</w:t>
+            </w:r>
+          </w:p>
+        </w:tc>
+        <w:tc>
+          <w:tcPr>
+            <w:tcW w:type="dxa" w:w="1560"/>
+            <w:tcMar>
+              <w:top w:w="60" w:type="dxa"/>
+              <w:bottom w:w="60" w:type="dxa"/>
+              <w:left w:w="100" w:type="dxa"/>
+              <w:right w:w="100" w:type="dxa"/>
+            </w:tcMar>
+          </w:tcPr>
+          <w:p>
+            <w:r>
+              <w:rPr>
+                <w:sz w:val="18"/>
+              </w:rPr>
+              <w:t>Impacto inmovilización vs USD 60k</w:t>
+            </w:r>
+          </w:p>
+        </w:tc>
+      </w:tr>
+      <w:tr>
+        <w:tc>
+          <w:tcPr>
+            <w:tcW w:type="dxa" w:w="1560"/>
+            <w:shd w:fill="F2F5F9"/>
+            <w:tcMar>
+              <w:top w:w="60" w:type="dxa"/>
+              <w:bottom w:w="60" w:type="dxa"/>
+              <w:left w:w="100" w:type="dxa"/>
+              <w:right w:w="100" w:type="dxa"/>
+            </w:tcMar>
+          </w:tcPr>
+          <w:p>
+            <w:r>
+              <w:rPr>
+                <w:sz w:val="18"/>
+              </w:rPr>
+              <w:t>Escenario Industrial (Inciso f)</w:t>
+            </w:r>
+          </w:p>
+        </w:tc>
+        <w:tc>
+          <w:tcPr>
+            <w:tcW w:type="dxa" w:w="1560"/>
+            <w:shd w:fill="F2F5F9"/>
+            <w:tcMar>
+              <w:top w:w="60" w:type="dxa"/>
+              <w:bottom w:w="60" w:type="dxa"/>
+              <w:left w:w="100" w:type="dxa"/>
+              <w:right w:w="100" w:type="dxa"/>
+            </w:tcMar>
+          </w:tcPr>
+          <w:p>
+            <w:r>
+              <w:rPr>
+                <w:sz w:val="18"/>
+              </w:rPr>
+              <w:t>lambda +35% y +100%</w:t>
+            </w:r>
+          </w:p>
+        </w:tc>
+        <w:tc>
+          <w:tcPr>
+            <w:tcW w:type="dxa" w:w="1560"/>
+            <w:shd w:fill="F2F5F9"/>
+            <w:tcMar>
+              <w:top w:w="60" w:type="dxa"/>
+              <w:bottom w:w="60" w:type="dxa"/>
+              <w:left w:w="100" w:type="dxa"/>
+              <w:right w:w="100" w:type="dxa"/>
+            </w:tcMar>
+          </w:tcPr>
+          <w:p>
+            <w:r>
+              <w:rPr>
+                <w:sz w:val="18"/>
+              </w:rPr>
+              <w:t>W_ind +- Delta W</w:t>
+            </w:r>
+          </w:p>
+        </w:tc>
+        <w:tc>
+          <w:tcPr>
+            <w:tcW w:type="dxa" w:w="1560"/>
+            <w:shd w:fill="F2F5F9"/>
+            <w:tcMar>
+              <w:top w:w="60" w:type="dxa"/>
+              <w:bottom w:w="60" w:type="dxa"/>
+              <w:left w:w="100" w:type="dxa"/>
+              <w:right w:w="100" w:type="dxa"/>
+            </w:tcMar>
+          </w:tcPr>
+          <w:p>
+            <w:r>
+              <w:rPr>
+                <w:sz w:val="18"/>
+              </w:rPr>
+              <w:t>Wq_ind</w:t>
+            </w:r>
+          </w:p>
+        </w:tc>
+        <w:tc>
+          <w:tcPr>
+            <w:tcW w:type="dxa" w:w="1560"/>
+            <w:shd w:fill="F2F5F9"/>
+            <w:tcMar>
+              <w:top w:w="60" w:type="dxa"/>
+              <w:bottom w:w="60" w:type="dxa"/>
+              <w:left w:w="100" w:type="dxa"/>
+              <w:right w:w="100" w:type="dxa"/>
+            </w:tcMar>
+          </w:tcPr>
+          <w:p>
+            <w:r>
+              <w:rPr>
+                <w:sz w:val="18"/>
+              </w:rPr>
+              <w:t>NS_ind</w:t>
+            </w:r>
+          </w:p>
+        </w:tc>
+        <w:tc>
+          <w:tcPr>
+            <w:tcW w:type="dxa" w:w="1560"/>
+            <w:shd w:fill="F2F5F9"/>
+            <w:tcMar>
+              <w:top w:w="60" w:type="dxa"/>
+              <w:bottom w:w="60" w:type="dxa"/>
+              <w:left w:w="100" w:type="dxa"/>
+              <w:right w:w="100" w:type="dxa"/>
+            </w:tcMar>
+          </w:tcPr>
+          <w:p>
+            <w:r>
+              <w:rPr>
+                <w:sz w:val="18"/>
+              </w:rPr>
+              <w:t>Matrices bajo incertidumbre</w:t>
+            </w:r>
+          </w:p>
+        </w:tc>
+      </w:tr>
+      <w:tr>
+        <w:tc>
+          <w:tcPr>
+            <w:tcW w:type="dxa" w:w="1560"/>
+            <w:tcMar>
+              <w:top w:w="60" w:type="dxa"/>
+              <w:bottom w:w="60" w:type="dxa"/>
+              <w:left w:w="100" w:type="dxa"/>
+              <w:right w:w="100" w:type="dxa"/>
+            </w:tcMar>
+          </w:tcPr>
+          <w:p>
+            <w:r>
+              <w:rPr>
+                <w:sz w:val="18"/>
+              </w:rPr>
+              <w:t>Escenario Payback (Inciso g)</w:t>
+            </w:r>
+          </w:p>
+        </w:tc>
+        <w:tc>
+          <w:tcPr>
+            <w:tcW w:type="dxa" w:w="1560"/>
+            <w:tcMar>
+              <w:top w:w="60" w:type="dxa"/>
+              <w:bottom w:w="60" w:type="dxa"/>
+              <w:left w:w="100" w:type="dxa"/>
+              <w:right w:w="100" w:type="dxa"/>
+            </w:tcMar>
+          </w:tcPr>
+          <w:p>
+            <w:r>
+              <w:rPr>
+                <w:sz w:val="18"/>
+              </w:rPr>
+              <w:t>Expansión 4ª Berma (B=4)</w:t>
+            </w:r>
+          </w:p>
+        </w:tc>
+        <w:tc>
+          <w:tcPr>
+            <w:tcW w:type="dxa" w:w="1560"/>
+            <w:tcMar>
+              <w:top w:w="60" w:type="dxa"/>
+              <w:bottom w:w="60" w:type="dxa"/>
+              <w:left w:w="100" w:type="dxa"/>
+              <w:right w:w="100" w:type="dxa"/>
+            </w:tcMar>
+          </w:tcPr>
+          <w:p>
+            <w:r>
+              <w:rPr>
+                <w:sz w:val="18"/>
+              </w:rPr>
+              <w:t>W_inv +- Delta W</w:t>
+            </w:r>
+          </w:p>
+        </w:tc>
+        <w:tc>
+          <w:tcPr>
+            <w:tcW w:type="dxa" w:w="1560"/>
+            <w:tcMar>
+              <w:top w:w="60" w:type="dxa"/>
+              <w:bottom w:w="60" w:type="dxa"/>
+              <w:left w:w="100" w:type="dxa"/>
+              <w:right w:w="100" w:type="dxa"/>
+            </w:tcMar>
+          </w:tcPr>
+          <w:p>
+            <w:r>
+              <w:rPr>
+                <w:sz w:val="18"/>
+              </w:rPr>
+              <w:t>Wq_inv</w:t>
+            </w:r>
+          </w:p>
+        </w:tc>
+        <w:tc>
+          <w:tcPr>
+            <w:tcW w:type="dxa" w:w="1560"/>
+            <w:tcMar>
+              <w:top w:w="60" w:type="dxa"/>
+              <w:bottom w:w="60" w:type="dxa"/>
+              <w:left w:w="100" w:type="dxa"/>
+              <w:right w:w="100" w:type="dxa"/>
+            </w:tcMar>
+          </w:tcPr>
+          <w:p>
+            <w:r>
+              <w:rPr>
+                <w:sz w:val="18"/>
+              </w:rPr>
+              <w:t>NS_inv</w:t>
+            </w:r>
+          </w:p>
+        </w:tc>
+        <w:tc>
+          <w:tcPr>
+            <w:tcW w:type="dxa" w:w="1560"/>
+            <w:tcMar>
+              <w:top w:w="60" w:type="dxa"/>
+              <w:bottom w:w="60" w:type="dxa"/>
+              <w:left w:w="100" w:type="dxa"/>
+              <w:right w:w="100" w:type="dxa"/>
+            </w:tcMar>
+          </w:tcPr>
+          <w:p>
+            <w:r>
+              <w:rPr>
+                <w:sz w:val="18"/>
+              </w:rPr>
+              <w:t>Repago inversión USD 12M</w:t>
+            </w:r>
+          </w:p>
+        </w:tc>
+      </w:tr>
+    </w:tbl>
     <w:p>
       <w:pPr>
         <w:pStyle w:val="Heading1"/>

--- a/MODELO_CONCEPTUAL_G08.docx
+++ b/MODELO_CONCEPTUAL_G08.docx
@@ -169,7 +169,7 @@
                 <w:b/>
                 <w:sz w:val="18"/>
               </w:rPr>
-              <w:t>Dataset Asignado:</w:t>
+              <w:t>Integrantes:</w:t>
             </w:r>
           </w:p>
         </w:tc>
@@ -188,7 +188,7 @@
               <w:rPr>
                 <w:sz w:val="18"/>
               </w:rPr>
-              <w:t>data/PuertoSur_escalas_G08.csv (8.852 escalas históricas registradas)</w:t>
+              <w:t>Bautista Fanelli, Santiago Montiel, Benjamín ...</w:t>
             </w:r>
           </w:p>
         </w:tc>
@@ -211,7 +211,7 @@
                 <w:b/>
                 <w:sz w:val="18"/>
               </w:rPr>
-              <w:t>Metodología:</w:t>
+              <w:t>Dataset Asignado:</w:t>
             </w:r>
           </w:p>
         </w:tc>
@@ -231,7 +231,7 @@
               <w:rPr>
                 <w:sz w:val="18"/>
               </w:rPr>
-              <w:t>Simulación de Eventos Discretos (DES) &amp; Modelado IDEF0</w:t>
+              <w:t>data/PuertoSur_escalas_G08.csv (8.852 escalas históricas registradas)</w:t>
             </w:r>
           </w:p>
         </w:tc>
@@ -253,7 +253,7 @@
                 <w:b/>
                 <w:sz w:val="18"/>
               </w:rPr>
-              <w:t>Repositorio Oficial:</w:t>
+              <w:t>Metodología:</w:t>
             </w:r>
           </w:p>
         </w:tc>
@@ -272,7 +272,7 @@
               <w:rPr>
                 <w:sz w:val="18"/>
               </w:rPr>
-              <w:t>https://github.com/Santim1897/TP2-IO</w:t>
+              <w:t>Simulación de Eventos Discretos (DES) &amp; Modelado IDEF0</w:t>
             </w:r>
           </w:p>
         </w:tc>
@@ -295,6 +295,48 @@
                 <w:b/>
                 <w:sz w:val="18"/>
               </w:rPr>
+              <w:t>Repositorio Oficial:</w:t>
+            </w:r>
+          </w:p>
+        </w:tc>
+        <w:tc>
+          <w:tcPr>
+            <w:tcW w:type="dxa" w:w="4680"/>
+            <w:shd w:fill="F2F5F9"/>
+            <w:tcMar>
+              <w:top w:w="60" w:type="dxa"/>
+              <w:bottom w:w="60" w:type="dxa"/>
+              <w:left w:w="100" w:type="dxa"/>
+              <w:right w:w="100" w:type="dxa"/>
+            </w:tcMar>
+          </w:tcPr>
+          <w:p>
+            <w:r>
+              <w:rPr>
+                <w:sz w:val="18"/>
+              </w:rPr>
+              <w:t>https://github.com/Santim1897/TP2-IO</w:t>
+            </w:r>
+          </w:p>
+        </w:tc>
+      </w:tr>
+      <w:tr>
+        <w:tc>
+          <w:tcPr>
+            <w:tcW w:type="dxa" w:w="4680"/>
+            <w:tcMar>
+              <w:top w:w="60" w:type="dxa"/>
+              <w:bottom w:w="60" w:type="dxa"/>
+              <w:left w:w="100" w:type="dxa"/>
+              <w:right w:w="100" w:type="dxa"/>
+            </w:tcMar>
+          </w:tcPr>
+          <w:p>
+            <w:r>
+              <w:rPr>
+                <w:b/>
+                <w:sz w:val="18"/>
+              </w:rPr>
               <w:t>Entregable:</w:t>
             </w:r>
           </w:p>
@@ -302,7 +344,6 @@
         <w:tc>
           <w:tcPr>
             <w:tcW w:type="dxa" w:w="4680"/>
-            <w:shd w:fill="F2F5F9"/>
             <w:tcMar>
               <w:top w:w="60" w:type="dxa"/>
               <w:bottom w:w="60" w:type="dxa"/>
@@ -361,6 +402,54 @@
     <w:p>
       <w:r>
         <w:t>Modelar conceptual y computacionalmente el comportamiento estocástico y dinámico del puerto mediante Simulación de Eventos Discretos (DES), cuantificando los tiempos de espera en rada (Wq), maniobras náuticas conjuntas (U(1, 2) h en total), espera de grúas amarrado y faena efectiva en berma; contrastar la operación actual con modelos teóricos de líneas de espera (M/M/c y M/G/c); identificar los cuellos de botella en muelle y patio; y sustentar con evidencia estadística la toma de decisiones estratégicas (adición de una 4ª grúa pórtico STS, políticas de patio y camiones, incorporación de temporada de cruceros y viabilidad de una 4ª berma).</w:t>
+      </w:r>
+    </w:p>
+    <w:p>
+      <w:r>
+        <w:rPr>
+          <w:b/>
+        </w:rPr>
+        <w:t>1.3. Alcance y Supuestos Simplificatorios del Modelo (Diaps. 4 y 21):</w:t>
+      </w:r>
+    </w:p>
+    <w:p>
+      <w:r>
+        <w:t>Conforme a la metodología formal de modelado conceptual de la cátedra (orientada a responder sistemáticamente a ¿Qué? ¿Por qué? ¿Dónde? ¿Cuándo? ¿Quién? ¿Cuánto?):</w:t>
+      </w:r>
+    </w:p>
+    <w:p>
+      <w:r>
+        <w:t>• ¿Qué? (Objeto de modelado): Operación integral del muelle y frente de atraque, asignación dinámica de grúas pórtico STS, patio de almacenamiento de contenedores y maniobras náuticas de prácticos y remolcadores.</w:t>
+      </w:r>
+    </w:p>
+    <w:p>
+      <w:r>
+        <w:t>• ¿Por qué? (Propósito): Diagnosticar los cuellos de botella que amenazan el umbral contractual de 16 horas de estadía promedio (W &lt;= 16 h) y fundamentar cuantitativamente decisiones estratégicas de expansión física (4ª berma, 4ª grúa, políticas de camiones y cruceros).</w:t>
+      </w:r>
+    </w:p>
+    <w:p>
+      <w:r>
+        <w:t>• ¿Dónde? (Límites espaciales): Desde el área de fondeo en rada exterior hasta el muelle de transferencia y la puerta de salida terrestre de camiones externos (terminal gate).</w:t>
+      </w:r>
+    </w:p>
+    <w:p>
+      <w:r>
+        <w:t>• ¿Cuándo? (Horizonte temporal): Simulación continua de 3 años de operación (8.852 escalas de G08), considerando variaciones estacionales (cosecha frutícola) y ciclos diarios de 3 turnos de 8 horas.</w:t>
+      </w:r>
+    </w:p>
+    <w:p>
+      <w:r>
+        <w:t>• ¿Quién? (Actores e interacciones): Buques feeder de 3 servicios regulares, buques de crucero turístico, camiones de transporte terrestre, prácticos náuticos y operarios de estiba.</w:t>
+      </w:r>
+    </w:p>
+    <w:p>
+      <w:r>
+        <w:t>• ¿Cuánto? (Nivel de detalle): Modelado discreto a nivel de buque individual, grúa pórtico y slot de patio, agregando contenedores por tipo (Dry, Reefer, OOG).</w:t>
+      </w:r>
+    </w:p>
+    <w:p>
+      <w:r>
+        <w:t>Supuestos fundamentales: 1) Maniobras náuticas de 1 a 2 horas en conjunto por buque (media 1.5h total); 2) Máximo 2 grúas por buque con interferencia dual del 85%; 3) Balance de patio 50% import / 50% export; 4) Permanencia media en patio de 72h con 20-30% de camiones tardíos.</w:t>
       </w:r>
     </w:p>
     <w:p>
@@ -519,6 +608,1371 @@
       </w:r>
     </w:p>
     <w:p>
+      <w:r>
+        <w:rPr>
+          <w:b/>
+        </w:rPr>
+        <w:t>2.4. Tabla Formal del Modelo de Datos Cuantificado (Diapositiva 19):</w:t>
+      </w:r>
+    </w:p>
+    <w:tbl>
+      <w:tblPr>
+        <w:tblW w:type="auto" w:w="0"/>
+        <w:jc w:val="center"/>
+        <w:tblLook w:firstColumn="1" w:firstRow="1" w:lastColumn="0" w:lastRow="0" w:noHBand="0" w:noVBand="1" w:val="04A0"/>
+      </w:tblPr>
+      <w:tblGrid>
+        <w:gridCol w:w="1560"/>
+        <w:gridCol w:w="1560"/>
+        <w:gridCol w:w="1560"/>
+        <w:gridCol w:w="1560"/>
+        <w:gridCol w:w="1560"/>
+        <w:gridCol w:w="1560"/>
+      </w:tblGrid>
+      <w:tr>
+        <w:tc>
+          <w:tcPr>
+            <w:tcW w:type="dxa" w:w="1560"/>
+            <w:shd w:fill="1F4E79"/>
+            <w:tcMar>
+              <w:top w:w="100" w:type="dxa"/>
+              <w:bottom w:w="100" w:type="dxa"/>
+              <w:left w:w="120" w:type="dxa"/>
+              <w:right w:w="120" w:type="dxa"/>
+            </w:tcMar>
+          </w:tcPr>
+          <w:p>
+            <w:pPr>
+              <w:jc w:val="center"/>
+            </w:pPr>
+            <w:r>
+              <w:rPr>
+                <w:b/>
+                <w:color w:val="FFFFFF"/>
+                <w:sz w:val="19"/>
+              </w:rPr>
+              <w:t>Variable</w:t>
+            </w:r>
+          </w:p>
+        </w:tc>
+        <w:tc>
+          <w:tcPr>
+            <w:tcW w:type="dxa" w:w="1560"/>
+            <w:shd w:fill="1F4E79"/>
+            <w:tcMar>
+              <w:top w:w="100" w:type="dxa"/>
+              <w:bottom w:w="100" w:type="dxa"/>
+              <w:left w:w="120" w:type="dxa"/>
+              <w:right w:w="120" w:type="dxa"/>
+            </w:tcMar>
+          </w:tcPr>
+          <w:p>
+            <w:pPr>
+              <w:jc w:val="center"/>
+            </w:pPr>
+            <w:r>
+              <w:rPr>
+                <w:b/>
+                <w:color w:val="FFFFFF"/>
+                <w:sz w:val="19"/>
+              </w:rPr>
+              <w:t>Descripción</w:t>
+            </w:r>
+          </w:p>
+        </w:tc>
+        <w:tc>
+          <w:tcPr>
+            <w:tcW w:type="dxa" w:w="1560"/>
+            <w:shd w:fill="1F4E79"/>
+            <w:tcMar>
+              <w:top w:w="100" w:type="dxa"/>
+              <w:bottom w:w="100" w:type="dxa"/>
+              <w:left w:w="120" w:type="dxa"/>
+              <w:right w:w="120" w:type="dxa"/>
+            </w:tcMar>
+          </w:tcPr>
+          <w:p>
+            <w:pPr>
+              <w:jc w:val="center"/>
+            </w:pPr>
+            <w:r>
+              <w:rPr>
+                <w:b/>
+                <w:color w:val="FFFFFF"/>
+                <w:sz w:val="19"/>
+              </w:rPr>
+              <w:t>U.M.</w:t>
+            </w:r>
+          </w:p>
+        </w:tc>
+        <w:tc>
+          <w:tcPr>
+            <w:tcW w:type="dxa" w:w="1560"/>
+            <w:shd w:fill="1F4E79"/>
+            <w:tcMar>
+              <w:top w:w="100" w:type="dxa"/>
+              <w:bottom w:w="100" w:type="dxa"/>
+              <w:left w:w="120" w:type="dxa"/>
+              <w:right w:w="120" w:type="dxa"/>
+            </w:tcMar>
+          </w:tcPr>
+          <w:p>
+            <w:pPr>
+              <w:jc w:val="center"/>
+            </w:pPr>
+            <w:r>
+              <w:rPr>
+                <w:b/>
+                <w:color w:val="FFFFFF"/>
+                <w:sz w:val="19"/>
+              </w:rPr>
+              <w:t>Valor / Rango</w:t>
+            </w:r>
+          </w:p>
+        </w:tc>
+        <w:tc>
+          <w:tcPr>
+            <w:tcW w:type="dxa" w:w="1560"/>
+            <w:shd w:fill="1F4E79"/>
+            <w:tcMar>
+              <w:top w:w="100" w:type="dxa"/>
+              <w:bottom w:w="100" w:type="dxa"/>
+              <w:left w:w="120" w:type="dxa"/>
+              <w:right w:w="120" w:type="dxa"/>
+            </w:tcMar>
+          </w:tcPr>
+          <w:p>
+            <w:pPr>
+              <w:jc w:val="center"/>
+            </w:pPr>
+            <w:r>
+              <w:rPr>
+                <w:b/>
+                <w:color w:val="FFFFFF"/>
+                <w:sz w:val="19"/>
+              </w:rPr>
+              <w:t>Relación / Expresión</w:t>
+            </w:r>
+          </w:p>
+        </w:tc>
+        <w:tc>
+          <w:tcPr>
+            <w:tcW w:type="dxa" w:w="1560"/>
+            <w:shd w:fill="1F4E79"/>
+            <w:tcMar>
+              <w:top w:w="100" w:type="dxa"/>
+              <w:bottom w:w="100" w:type="dxa"/>
+              <w:left w:w="120" w:type="dxa"/>
+              <w:right w:w="120" w:type="dxa"/>
+            </w:tcMar>
+          </w:tcPr>
+          <w:p>
+            <w:pPr>
+              <w:jc w:val="center"/>
+            </w:pPr>
+            <w:r>
+              <w:rPr>
+                <w:b/>
+                <w:color w:val="FFFFFF"/>
+                <w:sz w:val="19"/>
+              </w:rPr>
+              <w:t>Característica</w:t>
+            </w:r>
+          </w:p>
+        </w:tc>
+      </w:tr>
+      <w:tr>
+        <w:tc>
+          <w:tcPr>
+            <w:tcW w:type="dxa" w:w="1560"/>
+            <w:shd w:fill="F2F5F9"/>
+            <w:tcMar>
+              <w:top w:w="60" w:type="dxa"/>
+              <w:bottom w:w="60" w:type="dxa"/>
+              <w:left w:w="100" w:type="dxa"/>
+              <w:right w:w="100" w:type="dxa"/>
+            </w:tcMar>
+          </w:tcPr>
+          <w:p>
+            <w:r>
+              <w:rPr>
+                <w:sz w:val="18"/>
+              </w:rPr>
+              <w:t>lambda</w:t>
+            </w:r>
+          </w:p>
+        </w:tc>
+        <w:tc>
+          <w:tcPr>
+            <w:tcW w:type="dxa" w:w="1560"/>
+            <w:shd w:fill="F2F5F9"/>
+            <w:tcMar>
+              <w:top w:w="60" w:type="dxa"/>
+              <w:bottom w:w="60" w:type="dxa"/>
+              <w:left w:w="100" w:type="dxa"/>
+              <w:right w:w="100" w:type="dxa"/>
+            </w:tcMar>
+          </w:tcPr>
+          <w:p>
+            <w:r>
+              <w:rPr>
+                <w:sz w:val="18"/>
+              </w:rPr>
+              <w:t>Tasa de arribo buques feeder</w:t>
+            </w:r>
+          </w:p>
+        </w:tc>
+        <w:tc>
+          <w:tcPr>
+            <w:tcW w:type="dxa" w:w="1560"/>
+            <w:shd w:fill="F2F5F9"/>
+            <w:tcMar>
+              <w:top w:w="60" w:type="dxa"/>
+              <w:bottom w:w="60" w:type="dxa"/>
+              <w:left w:w="100" w:type="dxa"/>
+              <w:right w:w="100" w:type="dxa"/>
+            </w:tcMar>
+          </w:tcPr>
+          <w:p>
+            <w:r>
+              <w:rPr>
+                <w:sz w:val="18"/>
+              </w:rPr>
+              <w:t>buques/día</w:t>
+            </w:r>
+          </w:p>
+        </w:tc>
+        <w:tc>
+          <w:tcPr>
+            <w:tcW w:type="dxa" w:w="1560"/>
+            <w:shd w:fill="F2F5F9"/>
+            <w:tcMar>
+              <w:top w:w="60" w:type="dxa"/>
+              <w:bottom w:w="60" w:type="dxa"/>
+              <w:left w:w="100" w:type="dxa"/>
+              <w:right w:w="100" w:type="dxa"/>
+            </w:tcMar>
+          </w:tcPr>
+          <w:p>
+            <w:r>
+              <w:rPr>
+                <w:sz w:val="18"/>
+              </w:rPr>
+              <w:t>8.09 b/d</w:t>
+            </w:r>
+          </w:p>
+        </w:tc>
+        <w:tc>
+          <w:tcPr>
+            <w:tcW w:type="dxa" w:w="1560"/>
+            <w:shd w:fill="F2F5F9"/>
+            <w:tcMar>
+              <w:top w:w="60" w:type="dxa"/>
+              <w:bottom w:w="60" w:type="dxa"/>
+              <w:left w:w="100" w:type="dxa"/>
+              <w:right w:w="100" w:type="dxa"/>
+            </w:tcMar>
+          </w:tcPr>
+          <w:p>
+            <w:r>
+              <w:rPr>
+                <w:sz w:val="18"/>
+              </w:rPr>
+              <w:t>Histórico escalas G08</w:t>
+            </w:r>
+          </w:p>
+        </w:tc>
+        <w:tc>
+          <w:tcPr>
+            <w:tcW w:type="dxa" w:w="1560"/>
+            <w:shd w:fill="F2F5F9"/>
+            <w:tcMar>
+              <w:top w:w="60" w:type="dxa"/>
+              <w:bottom w:w="60" w:type="dxa"/>
+              <w:left w:w="100" w:type="dxa"/>
+              <w:right w:w="100" w:type="dxa"/>
+            </w:tcMar>
+          </w:tcPr>
+          <w:p>
+            <w:r>
+              <w:rPr>
+                <w:sz w:val="18"/>
+              </w:rPr>
+              <w:t>Poisson no homogéneo (Delta t ~ Exp(2.97h))</w:t>
+            </w:r>
+          </w:p>
+        </w:tc>
+      </w:tr>
+      <w:tr>
+        <w:tc>
+          <w:tcPr>
+            <w:tcW w:type="dxa" w:w="1560"/>
+            <w:tcMar>
+              <w:top w:w="60" w:type="dxa"/>
+              <w:bottom w:w="60" w:type="dxa"/>
+              <w:left w:w="100" w:type="dxa"/>
+              <w:right w:w="100" w:type="dxa"/>
+            </w:tcMar>
+          </w:tcPr>
+          <w:p>
+            <w:r>
+              <w:rPr>
+                <w:sz w:val="18"/>
+              </w:rPr>
+              <w:t>Mix</w:t>
+            </w:r>
+          </w:p>
+        </w:tc>
+        <w:tc>
+          <w:tcPr>
+            <w:tcW w:type="dxa" w:w="1560"/>
+            <w:tcMar>
+              <w:top w:w="60" w:type="dxa"/>
+              <w:bottom w:w="60" w:type="dxa"/>
+              <w:left w:w="100" w:type="dxa"/>
+              <w:right w:w="100" w:type="dxa"/>
+            </w:tcMar>
+          </w:tcPr>
+          <w:p>
+            <w:r>
+              <w:rPr>
+                <w:sz w:val="18"/>
+              </w:rPr>
+              <w:t>Composición de carga por escala</w:t>
+            </w:r>
+          </w:p>
+        </w:tc>
+        <w:tc>
+          <w:tcPr>
+            <w:tcW w:type="dxa" w:w="1560"/>
+            <w:tcMar>
+              <w:top w:w="60" w:type="dxa"/>
+              <w:bottom w:w="60" w:type="dxa"/>
+              <w:left w:w="100" w:type="dxa"/>
+              <w:right w:w="100" w:type="dxa"/>
+            </w:tcMar>
+          </w:tcPr>
+          <w:p>
+            <w:r>
+              <w:rPr>
+                <w:sz w:val="18"/>
+              </w:rPr>
+              <w:t>% mov</w:t>
+            </w:r>
+          </w:p>
+        </w:tc>
+        <w:tc>
+          <w:tcPr>
+            <w:tcW w:type="dxa" w:w="1560"/>
+            <w:tcMar>
+              <w:top w:w="60" w:type="dxa"/>
+              <w:bottom w:w="60" w:type="dxa"/>
+              <w:left w:w="100" w:type="dxa"/>
+              <w:right w:w="100" w:type="dxa"/>
+            </w:tcMar>
+          </w:tcPr>
+          <w:p>
+            <w:r>
+              <w:rPr>
+                <w:sz w:val="18"/>
+              </w:rPr>
+              <w:t>55% Dry, 35% Reefer, 10% OOG</w:t>
+            </w:r>
+          </w:p>
+        </w:tc>
+        <w:tc>
+          <w:tcPr>
+            <w:tcW w:type="dxa" w:w="1560"/>
+            <w:tcMar>
+              <w:top w:w="60" w:type="dxa"/>
+              <w:bottom w:w="60" w:type="dxa"/>
+              <w:left w:w="100" w:type="dxa"/>
+              <w:right w:w="100" w:type="dxa"/>
+            </w:tcMar>
+          </w:tcPr>
+          <w:p>
+            <w:r>
+              <w:rPr>
+                <w:sz w:val="18"/>
+              </w:rPr>
+              <w:t>8.852 escalas G08</w:t>
+            </w:r>
+          </w:p>
+        </w:tc>
+        <w:tc>
+          <w:tcPr>
+            <w:tcW w:type="dxa" w:w="1560"/>
+            <w:tcMar>
+              <w:top w:w="60" w:type="dxa"/>
+              <w:bottom w:w="60" w:type="dxa"/>
+              <w:left w:w="100" w:type="dxa"/>
+              <w:right w:w="100" w:type="dxa"/>
+            </w:tcMar>
+          </w:tcPr>
+          <w:p>
+            <w:r>
+              <w:rPr>
+                <w:sz w:val="18"/>
+              </w:rPr>
+              <w:t>Empírica por servicio</w:t>
+            </w:r>
+          </w:p>
+        </w:tc>
+      </w:tr>
+      <w:tr>
+        <w:tc>
+          <w:tcPr>
+            <w:tcW w:type="dxa" w:w="1560"/>
+            <w:shd w:fill="F2F5F9"/>
+            <w:tcMar>
+              <w:top w:w="60" w:type="dxa"/>
+              <w:bottom w:w="60" w:type="dxa"/>
+              <w:left w:w="100" w:type="dxa"/>
+              <w:right w:w="100" w:type="dxa"/>
+            </w:tcMar>
+          </w:tcPr>
+          <w:p>
+            <w:r>
+              <w:rPr>
+                <w:sz w:val="18"/>
+              </w:rPr>
+              <w:t>mu_dry</w:t>
+            </w:r>
+          </w:p>
+        </w:tc>
+        <w:tc>
+          <w:tcPr>
+            <w:tcW w:type="dxa" w:w="1560"/>
+            <w:shd w:fill="F2F5F9"/>
+            <w:tcMar>
+              <w:top w:w="60" w:type="dxa"/>
+              <w:bottom w:w="60" w:type="dxa"/>
+              <w:left w:w="100" w:type="dxa"/>
+              <w:right w:w="100" w:type="dxa"/>
+            </w:tcMar>
+          </w:tcPr>
+          <w:p>
+            <w:r>
+              <w:rPr>
+                <w:sz w:val="18"/>
+              </w:rPr>
+              <w:t>Rendimiento grúa Dry</w:t>
+            </w:r>
+          </w:p>
+        </w:tc>
+        <w:tc>
+          <w:tcPr>
+            <w:tcW w:type="dxa" w:w="1560"/>
+            <w:shd w:fill="F2F5F9"/>
+            <w:tcMar>
+              <w:top w:w="60" w:type="dxa"/>
+              <w:bottom w:w="60" w:type="dxa"/>
+              <w:left w:w="100" w:type="dxa"/>
+              <w:right w:w="100" w:type="dxa"/>
+            </w:tcMar>
+          </w:tcPr>
+          <w:p>
+            <w:r>
+              <w:rPr>
+                <w:sz w:val="18"/>
+              </w:rPr>
+              <w:t>mov/hora</w:t>
+            </w:r>
+          </w:p>
+        </w:tc>
+        <w:tc>
+          <w:tcPr>
+            <w:tcW w:type="dxa" w:w="1560"/>
+            <w:shd w:fill="F2F5F9"/>
+            <w:tcMar>
+              <w:top w:w="60" w:type="dxa"/>
+              <w:bottom w:w="60" w:type="dxa"/>
+              <w:left w:w="100" w:type="dxa"/>
+              <w:right w:w="100" w:type="dxa"/>
+            </w:tcMar>
+          </w:tcPr>
+          <w:p>
+            <w:r>
+              <w:rPr>
+                <w:sz w:val="18"/>
+              </w:rPr>
+              <w:t>28</w:t>
+            </w:r>
+          </w:p>
+        </w:tc>
+        <w:tc>
+          <w:tcPr>
+            <w:tcW w:type="dxa" w:w="1560"/>
+            <w:shd w:fill="F2F5F9"/>
+            <w:tcMar>
+              <w:top w:w="60" w:type="dxa"/>
+              <w:bottom w:w="60" w:type="dxa"/>
+              <w:left w:w="100" w:type="dxa"/>
+              <w:right w:w="100" w:type="dxa"/>
+            </w:tcMar>
+          </w:tcPr>
+          <w:p>
+            <w:r>
+              <w:rPr>
+                <w:sz w:val="18"/>
+              </w:rPr>
+              <w:t>Tasa nominal directa</w:t>
+            </w:r>
+          </w:p>
+        </w:tc>
+        <w:tc>
+          <w:tcPr>
+            <w:tcW w:type="dxa" w:w="1560"/>
+            <w:shd w:fill="F2F5F9"/>
+            <w:tcMar>
+              <w:top w:w="60" w:type="dxa"/>
+              <w:bottom w:w="60" w:type="dxa"/>
+              <w:left w:w="100" w:type="dxa"/>
+              <w:right w:w="100" w:type="dxa"/>
+            </w:tcMar>
+          </w:tcPr>
+          <w:p>
+            <w:r>
+              <w:rPr>
+                <w:sz w:val="18"/>
+              </w:rPr>
+              <w:t>Determinística</w:t>
+            </w:r>
+          </w:p>
+        </w:tc>
+      </w:tr>
+      <w:tr>
+        <w:tc>
+          <w:tcPr>
+            <w:tcW w:type="dxa" w:w="1560"/>
+            <w:tcMar>
+              <w:top w:w="60" w:type="dxa"/>
+              <w:bottom w:w="60" w:type="dxa"/>
+              <w:left w:w="100" w:type="dxa"/>
+              <w:right w:w="100" w:type="dxa"/>
+            </w:tcMar>
+          </w:tcPr>
+          <w:p>
+            <w:r>
+              <w:rPr>
+                <w:sz w:val="18"/>
+              </w:rPr>
+              <w:t>mu_reefer</w:t>
+            </w:r>
+          </w:p>
+        </w:tc>
+        <w:tc>
+          <w:tcPr>
+            <w:tcW w:type="dxa" w:w="1560"/>
+            <w:tcMar>
+              <w:top w:w="60" w:type="dxa"/>
+              <w:bottom w:w="60" w:type="dxa"/>
+              <w:left w:w="100" w:type="dxa"/>
+              <w:right w:w="100" w:type="dxa"/>
+            </w:tcMar>
+          </w:tcPr>
+          <w:p>
+            <w:r>
+              <w:rPr>
+                <w:sz w:val="18"/>
+              </w:rPr>
+              <w:t>Rendimiento grúa Reefer</w:t>
+            </w:r>
+          </w:p>
+        </w:tc>
+        <w:tc>
+          <w:tcPr>
+            <w:tcW w:type="dxa" w:w="1560"/>
+            <w:tcMar>
+              <w:top w:w="60" w:type="dxa"/>
+              <w:bottom w:w="60" w:type="dxa"/>
+              <w:left w:w="100" w:type="dxa"/>
+              <w:right w:w="100" w:type="dxa"/>
+            </w:tcMar>
+          </w:tcPr>
+          <w:p>
+            <w:r>
+              <w:rPr>
+                <w:sz w:val="18"/>
+              </w:rPr>
+              <w:t>mov/hora</w:t>
+            </w:r>
+          </w:p>
+        </w:tc>
+        <w:tc>
+          <w:tcPr>
+            <w:tcW w:type="dxa" w:w="1560"/>
+            <w:tcMar>
+              <w:top w:w="60" w:type="dxa"/>
+              <w:bottom w:w="60" w:type="dxa"/>
+              <w:left w:w="100" w:type="dxa"/>
+              <w:right w:w="100" w:type="dxa"/>
+            </w:tcMar>
+          </w:tcPr>
+          <w:p>
+            <w:r>
+              <w:rPr>
+                <w:sz w:val="18"/>
+              </w:rPr>
+              <w:t>21</w:t>
+            </w:r>
+          </w:p>
+        </w:tc>
+        <w:tc>
+          <w:tcPr>
+            <w:tcW w:type="dxa" w:w="1560"/>
+            <w:tcMar>
+              <w:top w:w="60" w:type="dxa"/>
+              <w:bottom w:w="60" w:type="dxa"/>
+              <w:left w:w="100" w:type="dxa"/>
+              <w:right w:w="100" w:type="dxa"/>
+            </w:tcMar>
+          </w:tcPr>
+          <w:p>
+            <w:r>
+              <w:rPr>
+                <w:sz w:val="18"/>
+              </w:rPr>
+              <w:t>mu_dry * 0.75 (-25%)</w:t>
+            </w:r>
+          </w:p>
+        </w:tc>
+        <w:tc>
+          <w:tcPr>
+            <w:tcW w:type="dxa" w:w="1560"/>
+            <w:tcMar>
+              <w:top w:w="60" w:type="dxa"/>
+              <w:bottom w:w="60" w:type="dxa"/>
+              <w:left w:w="100" w:type="dxa"/>
+              <w:right w:w="100" w:type="dxa"/>
+            </w:tcMar>
+          </w:tcPr>
+          <w:p>
+            <w:r>
+              <w:rPr>
+                <w:sz w:val="18"/>
+              </w:rPr>
+              <w:t>Determinística</w:t>
+            </w:r>
+          </w:p>
+        </w:tc>
+      </w:tr>
+      <w:tr>
+        <w:tc>
+          <w:tcPr>
+            <w:tcW w:type="dxa" w:w="1560"/>
+            <w:shd w:fill="F2F5F9"/>
+            <w:tcMar>
+              <w:top w:w="60" w:type="dxa"/>
+              <w:bottom w:w="60" w:type="dxa"/>
+              <w:left w:w="100" w:type="dxa"/>
+              <w:right w:w="100" w:type="dxa"/>
+            </w:tcMar>
+          </w:tcPr>
+          <w:p>
+            <w:r>
+              <w:rPr>
+                <w:sz w:val="18"/>
+              </w:rPr>
+              <w:t>mu_oog</w:t>
+            </w:r>
+          </w:p>
+        </w:tc>
+        <w:tc>
+          <w:tcPr>
+            <w:tcW w:type="dxa" w:w="1560"/>
+            <w:shd w:fill="F2F5F9"/>
+            <w:tcMar>
+              <w:top w:w="60" w:type="dxa"/>
+              <w:bottom w:w="60" w:type="dxa"/>
+              <w:left w:w="100" w:type="dxa"/>
+              <w:right w:w="100" w:type="dxa"/>
+            </w:tcMar>
+          </w:tcPr>
+          <w:p>
+            <w:r>
+              <w:rPr>
+                <w:sz w:val="18"/>
+              </w:rPr>
+              <w:t>Rendimiento grúa OOG</w:t>
+            </w:r>
+          </w:p>
+        </w:tc>
+        <w:tc>
+          <w:tcPr>
+            <w:tcW w:type="dxa" w:w="1560"/>
+            <w:shd w:fill="F2F5F9"/>
+            <w:tcMar>
+              <w:top w:w="60" w:type="dxa"/>
+              <w:bottom w:w="60" w:type="dxa"/>
+              <w:left w:w="100" w:type="dxa"/>
+              <w:right w:w="100" w:type="dxa"/>
+            </w:tcMar>
+          </w:tcPr>
+          <w:p>
+            <w:r>
+              <w:rPr>
+                <w:sz w:val="18"/>
+              </w:rPr>
+              <w:t>mov/hora</w:t>
+            </w:r>
+          </w:p>
+        </w:tc>
+        <w:tc>
+          <w:tcPr>
+            <w:tcW w:type="dxa" w:w="1560"/>
+            <w:shd w:fill="F2F5F9"/>
+            <w:tcMar>
+              <w:top w:w="60" w:type="dxa"/>
+              <w:bottom w:w="60" w:type="dxa"/>
+              <w:left w:w="100" w:type="dxa"/>
+              <w:right w:w="100" w:type="dxa"/>
+            </w:tcMar>
+          </w:tcPr>
+          <w:p>
+            <w:r>
+              <w:rPr>
+                <w:sz w:val="18"/>
+              </w:rPr>
+              <w:t>12</w:t>
+            </w:r>
+          </w:p>
+        </w:tc>
+        <w:tc>
+          <w:tcPr>
+            <w:tcW w:type="dxa" w:w="1560"/>
+            <w:shd w:fill="F2F5F9"/>
+            <w:tcMar>
+              <w:top w:w="60" w:type="dxa"/>
+              <w:bottom w:w="60" w:type="dxa"/>
+              <w:left w:w="100" w:type="dxa"/>
+              <w:right w:w="100" w:type="dxa"/>
+            </w:tcMar>
+          </w:tcPr>
+          <w:p>
+            <w:r>
+              <w:rPr>
+                <w:sz w:val="18"/>
+              </w:rPr>
+              <w:t>Aparejos especiales</w:t>
+            </w:r>
+          </w:p>
+        </w:tc>
+        <w:tc>
+          <w:tcPr>
+            <w:tcW w:type="dxa" w:w="1560"/>
+            <w:shd w:fill="F2F5F9"/>
+            <w:tcMar>
+              <w:top w:w="60" w:type="dxa"/>
+              <w:bottom w:w="60" w:type="dxa"/>
+              <w:left w:w="100" w:type="dxa"/>
+              <w:right w:w="100" w:type="dxa"/>
+            </w:tcMar>
+          </w:tcPr>
+          <w:p>
+            <w:r>
+              <w:rPr>
+                <w:sz w:val="18"/>
+              </w:rPr>
+              <w:t>Determinística</w:t>
+            </w:r>
+          </w:p>
+        </w:tc>
+      </w:tr>
+      <w:tr>
+        <w:tc>
+          <w:tcPr>
+            <w:tcW w:type="dxa" w:w="1560"/>
+            <w:tcMar>
+              <w:top w:w="60" w:type="dxa"/>
+              <w:bottom w:w="60" w:type="dxa"/>
+              <w:left w:w="100" w:type="dxa"/>
+              <w:right w:w="100" w:type="dxa"/>
+            </w:tcMar>
+          </w:tcPr>
+          <w:p>
+            <w:r>
+              <w:rPr>
+                <w:sz w:val="18"/>
+              </w:rPr>
+              <w:t>eta</w:t>
+            </w:r>
+          </w:p>
+        </w:tc>
+        <w:tc>
+          <w:tcPr>
+            <w:tcW w:type="dxa" w:w="1560"/>
+            <w:tcMar>
+              <w:top w:w="60" w:type="dxa"/>
+              <w:bottom w:w="60" w:type="dxa"/>
+              <w:left w:w="100" w:type="dxa"/>
+              <w:right w:w="100" w:type="dxa"/>
+            </w:tcMar>
+          </w:tcPr>
+          <w:p>
+            <w:r>
+              <w:rPr>
+                <w:sz w:val="18"/>
+              </w:rPr>
+              <w:t>Factor interferencia doble grúa</w:t>
+            </w:r>
+          </w:p>
+        </w:tc>
+        <w:tc>
+          <w:tcPr>
+            <w:tcW w:type="dxa" w:w="1560"/>
+            <w:tcMar>
+              <w:top w:w="60" w:type="dxa"/>
+              <w:bottom w:w="60" w:type="dxa"/>
+              <w:left w:w="100" w:type="dxa"/>
+              <w:right w:w="100" w:type="dxa"/>
+            </w:tcMar>
+          </w:tcPr>
+          <w:p>
+            <w:r>
+              <w:rPr>
+                <w:sz w:val="18"/>
+              </w:rPr>
+              <w:t>factor</w:t>
+            </w:r>
+          </w:p>
+        </w:tc>
+        <w:tc>
+          <w:tcPr>
+            <w:tcW w:type="dxa" w:w="1560"/>
+            <w:tcMar>
+              <w:top w:w="60" w:type="dxa"/>
+              <w:bottom w:w="60" w:type="dxa"/>
+              <w:left w:w="100" w:type="dxa"/>
+              <w:right w:w="100" w:type="dxa"/>
+            </w:tcMar>
+          </w:tcPr>
+          <w:p>
+            <w:r>
+              <w:rPr>
+                <w:sz w:val="18"/>
+              </w:rPr>
+              <w:t>0.85</w:t>
+            </w:r>
+          </w:p>
+        </w:tc>
+        <w:tc>
+          <w:tcPr>
+            <w:tcW w:type="dxa" w:w="1560"/>
+            <w:tcMar>
+              <w:top w:w="60" w:type="dxa"/>
+              <w:bottom w:w="60" w:type="dxa"/>
+              <w:left w:w="100" w:type="dxa"/>
+              <w:right w:w="100" w:type="dxa"/>
+            </w:tcMar>
+          </w:tcPr>
+          <w:p>
+            <w:r>
+              <w:rPr>
+                <w:sz w:val="18"/>
+              </w:rPr>
+              <w:t>Prod. combinada = 1.7x</w:t>
+            </w:r>
+          </w:p>
+        </w:tc>
+        <w:tc>
+          <w:tcPr>
+            <w:tcW w:type="dxa" w:w="1560"/>
+            <w:tcMar>
+              <w:top w:w="60" w:type="dxa"/>
+              <w:bottom w:w="60" w:type="dxa"/>
+              <w:left w:w="100" w:type="dxa"/>
+              <w:right w:w="100" w:type="dxa"/>
+            </w:tcMar>
+          </w:tcPr>
+          <w:p>
+            <w:r>
+              <w:rPr>
+                <w:sz w:val="18"/>
+              </w:rPr>
+              <w:t>Determinística</w:t>
+            </w:r>
+          </w:p>
+        </w:tc>
+      </w:tr>
+      <w:tr>
+        <w:tc>
+          <w:tcPr>
+            <w:tcW w:type="dxa" w:w="1560"/>
+            <w:shd w:fill="F2F5F9"/>
+            <w:tcMar>
+              <w:top w:w="60" w:type="dxa"/>
+              <w:bottom w:w="60" w:type="dxa"/>
+              <w:left w:w="100" w:type="dxa"/>
+              <w:right w:w="100" w:type="dxa"/>
+            </w:tcMar>
+          </w:tcPr>
+          <w:p>
+            <w:r>
+              <w:rPr>
+                <w:sz w:val="18"/>
+              </w:rPr>
+              <w:t>T_maniobra</w:t>
+            </w:r>
+          </w:p>
+        </w:tc>
+        <w:tc>
+          <w:tcPr>
+            <w:tcW w:type="dxa" w:w="1560"/>
+            <w:shd w:fill="F2F5F9"/>
+            <w:tcMar>
+              <w:top w:w="60" w:type="dxa"/>
+              <w:bottom w:w="60" w:type="dxa"/>
+              <w:left w:w="100" w:type="dxa"/>
+              <w:right w:w="100" w:type="dxa"/>
+            </w:tcMar>
+          </w:tcPr>
+          <w:p>
+            <w:r>
+              <w:rPr>
+                <w:sz w:val="18"/>
+              </w:rPr>
+              <w:t>Maniobras atraque + desatraque</w:t>
+            </w:r>
+          </w:p>
+        </w:tc>
+        <w:tc>
+          <w:tcPr>
+            <w:tcW w:type="dxa" w:w="1560"/>
+            <w:shd w:fill="F2F5F9"/>
+            <w:tcMar>
+              <w:top w:w="60" w:type="dxa"/>
+              <w:bottom w:w="60" w:type="dxa"/>
+              <w:left w:w="100" w:type="dxa"/>
+              <w:right w:w="100" w:type="dxa"/>
+            </w:tcMar>
+          </w:tcPr>
+          <w:p>
+            <w:r>
+              <w:rPr>
+                <w:sz w:val="18"/>
+              </w:rPr>
+              <w:t>horas</w:t>
+            </w:r>
+          </w:p>
+        </w:tc>
+        <w:tc>
+          <w:tcPr>
+            <w:tcW w:type="dxa" w:w="1560"/>
+            <w:shd w:fill="F2F5F9"/>
+            <w:tcMar>
+              <w:top w:w="60" w:type="dxa"/>
+              <w:bottom w:w="60" w:type="dxa"/>
+              <w:left w:w="100" w:type="dxa"/>
+              <w:right w:w="100" w:type="dxa"/>
+            </w:tcMar>
+          </w:tcPr>
+          <w:p>
+            <w:r>
+              <w:rPr>
+                <w:sz w:val="18"/>
+              </w:rPr>
+              <w:t>[1.0, 2.0]</w:t>
+            </w:r>
+          </w:p>
+        </w:tc>
+        <w:tc>
+          <w:tcPr>
+            <w:tcW w:type="dxa" w:w="1560"/>
+            <w:shd w:fill="F2F5F9"/>
+            <w:tcMar>
+              <w:top w:w="60" w:type="dxa"/>
+              <w:bottom w:w="60" w:type="dxa"/>
+              <w:left w:w="100" w:type="dxa"/>
+              <w:right w:w="100" w:type="dxa"/>
+            </w:tcMar>
+          </w:tcPr>
+          <w:p>
+            <w:r>
+              <w:rPr>
+                <w:sz w:val="18"/>
+              </w:rPr>
+              <w:t>Conjunto entre 1 y 2 h</w:t>
+            </w:r>
+          </w:p>
+        </w:tc>
+        <w:tc>
+          <w:tcPr>
+            <w:tcW w:type="dxa" w:w="1560"/>
+            <w:shd w:fill="F2F5F9"/>
+            <w:tcMar>
+              <w:top w:w="60" w:type="dxa"/>
+              <w:bottom w:w="60" w:type="dxa"/>
+              <w:left w:w="100" w:type="dxa"/>
+              <w:right w:w="100" w:type="dxa"/>
+            </w:tcMar>
+          </w:tcPr>
+          <w:p>
+            <w:r>
+              <w:rPr>
+                <w:sz w:val="18"/>
+              </w:rPr>
+              <w:t>Aleatoria U(1.0, 2.0) h (media 1.5h)</w:t>
+            </w:r>
+          </w:p>
+        </w:tc>
+      </w:tr>
+      <w:tr>
+        <w:tc>
+          <w:tcPr>
+            <w:tcW w:type="dxa" w:w="1560"/>
+            <w:tcMar>
+              <w:top w:w="60" w:type="dxa"/>
+              <w:bottom w:w="60" w:type="dxa"/>
+              <w:left w:w="100" w:type="dxa"/>
+              <w:right w:w="100" w:type="dxa"/>
+            </w:tcMar>
+          </w:tcPr>
+          <w:p>
+            <w:r>
+              <w:rPr>
+                <w:sz w:val="18"/>
+              </w:rPr>
+              <w:t>T_cambio</w:t>
+            </w:r>
+          </w:p>
+        </w:tc>
+        <w:tc>
+          <w:tcPr>
+            <w:tcW w:type="dxa" w:w="1560"/>
+            <w:tcMar>
+              <w:top w:w="60" w:type="dxa"/>
+              <w:bottom w:w="60" w:type="dxa"/>
+              <w:left w:w="100" w:type="dxa"/>
+              <w:right w:w="100" w:type="dxa"/>
+            </w:tcMar>
+          </w:tcPr>
+          <w:p>
+            <w:r>
+              <w:rPr>
+                <w:sz w:val="18"/>
+              </w:rPr>
+              <w:t>Paradas de cambio de guardia</w:t>
+            </w:r>
+          </w:p>
+        </w:tc>
+        <w:tc>
+          <w:tcPr>
+            <w:tcW w:type="dxa" w:w="1560"/>
+            <w:tcMar>
+              <w:top w:w="60" w:type="dxa"/>
+              <w:bottom w:w="60" w:type="dxa"/>
+              <w:left w:w="100" w:type="dxa"/>
+              <w:right w:w="100" w:type="dxa"/>
+            </w:tcMar>
+          </w:tcPr>
+          <w:p>
+            <w:r>
+              <w:rPr>
+                <w:sz w:val="18"/>
+              </w:rPr>
+              <w:t>minutos</w:t>
+            </w:r>
+          </w:p>
+        </w:tc>
+        <w:tc>
+          <w:tcPr>
+            <w:tcW w:type="dxa" w:w="1560"/>
+            <w:tcMar>
+              <w:top w:w="60" w:type="dxa"/>
+              <w:bottom w:w="60" w:type="dxa"/>
+              <w:left w:w="100" w:type="dxa"/>
+              <w:right w:w="100" w:type="dxa"/>
+            </w:tcMar>
+          </w:tcPr>
+          <w:p>
+            <w:r>
+              <w:rPr>
+                <w:sz w:val="18"/>
+              </w:rPr>
+              <w:t>[10, 15]</w:t>
+            </w:r>
+          </w:p>
+        </w:tc>
+        <w:tc>
+          <w:tcPr>
+            <w:tcW w:type="dxa" w:w="1560"/>
+            <w:tcMar>
+              <w:top w:w="60" w:type="dxa"/>
+              <w:bottom w:w="60" w:type="dxa"/>
+              <w:left w:w="100" w:type="dxa"/>
+              <w:right w:w="100" w:type="dxa"/>
+            </w:tcMar>
+          </w:tcPr>
+          <w:p>
+            <w:r>
+              <w:rPr>
+                <w:sz w:val="18"/>
+              </w:rPr>
+              <w:t>Cada 8h (00, 08, 16h)</w:t>
+            </w:r>
+          </w:p>
+        </w:tc>
+        <w:tc>
+          <w:tcPr>
+            <w:tcW w:type="dxa" w:w="1560"/>
+            <w:tcMar>
+              <w:top w:w="60" w:type="dxa"/>
+              <w:bottom w:w="60" w:type="dxa"/>
+              <w:left w:w="100" w:type="dxa"/>
+              <w:right w:w="100" w:type="dxa"/>
+            </w:tcMar>
+          </w:tcPr>
+          <w:p>
+            <w:r>
+              <w:rPr>
+                <w:sz w:val="18"/>
+              </w:rPr>
+              <w:t>Aleatoria U(10, 15) min</w:t>
+            </w:r>
+          </w:p>
+        </w:tc>
+      </w:tr>
+      <w:tr>
+        <w:tc>
+          <w:tcPr>
+            <w:tcW w:type="dxa" w:w="1560"/>
+            <w:shd w:fill="F2F5F9"/>
+            <w:tcMar>
+              <w:top w:w="60" w:type="dxa"/>
+              <w:bottom w:w="60" w:type="dxa"/>
+              <w:left w:w="100" w:type="dxa"/>
+              <w:right w:w="100" w:type="dxa"/>
+            </w:tcMar>
+          </w:tcPr>
+          <w:p>
+            <w:r>
+              <w:rPr>
+                <w:sz w:val="18"/>
+              </w:rPr>
+              <w:t>Cap_patio</w:t>
+            </w:r>
+          </w:p>
+        </w:tc>
+        <w:tc>
+          <w:tcPr>
+            <w:tcW w:type="dxa" w:w="1560"/>
+            <w:shd w:fill="F2F5F9"/>
+            <w:tcMar>
+              <w:top w:w="60" w:type="dxa"/>
+              <w:bottom w:w="60" w:type="dxa"/>
+              <w:left w:w="100" w:type="dxa"/>
+              <w:right w:w="100" w:type="dxa"/>
+            </w:tcMar>
+          </w:tcPr>
+          <w:p>
+            <w:r>
+              <w:rPr>
+                <w:sz w:val="18"/>
+              </w:rPr>
+              <w:t>Capacidad estática patio</w:t>
+            </w:r>
+          </w:p>
+        </w:tc>
+        <w:tc>
+          <w:tcPr>
+            <w:tcW w:type="dxa" w:w="1560"/>
+            <w:shd w:fill="F2F5F9"/>
+            <w:tcMar>
+              <w:top w:w="60" w:type="dxa"/>
+              <w:bottom w:w="60" w:type="dxa"/>
+              <w:left w:w="100" w:type="dxa"/>
+              <w:right w:w="100" w:type="dxa"/>
+            </w:tcMar>
+          </w:tcPr>
+          <w:p>
+            <w:r>
+              <w:rPr>
+                <w:sz w:val="18"/>
+              </w:rPr>
+              <w:t>slots</w:t>
+            </w:r>
+          </w:p>
+        </w:tc>
+        <w:tc>
+          <w:tcPr>
+            <w:tcW w:type="dxa" w:w="1560"/>
+            <w:shd w:fill="F2F5F9"/>
+            <w:tcMar>
+              <w:top w:w="60" w:type="dxa"/>
+              <w:bottom w:w="60" w:type="dxa"/>
+              <w:left w:w="100" w:type="dxa"/>
+              <w:right w:w="100" w:type="dxa"/>
+            </w:tcMar>
+          </w:tcPr>
+          <w:p>
+            <w:r>
+              <w:rPr>
+                <w:sz w:val="18"/>
+              </w:rPr>
+              <w:t>3.000</w:t>
+            </w:r>
+          </w:p>
+        </w:tc>
+        <w:tc>
+          <w:tcPr>
+            <w:tcW w:type="dxa" w:w="1560"/>
+            <w:shd w:fill="F2F5F9"/>
+            <w:tcMar>
+              <w:top w:w="60" w:type="dxa"/>
+              <w:bottom w:w="60" w:type="dxa"/>
+              <w:left w:w="100" w:type="dxa"/>
+              <w:right w:w="100" w:type="dxa"/>
+            </w:tcMar>
+          </w:tcPr>
+          <w:p>
+            <w:r>
+              <w:rPr>
+                <w:sz w:val="18"/>
+              </w:rPr>
+              <w:t>Límite físico</w:t>
+            </w:r>
+          </w:p>
+        </w:tc>
+        <w:tc>
+          <w:tcPr>
+            <w:tcW w:type="dxa" w:w="1560"/>
+            <w:shd w:fill="F2F5F9"/>
+            <w:tcMar>
+              <w:top w:w="60" w:type="dxa"/>
+              <w:bottom w:w="60" w:type="dxa"/>
+              <w:left w:w="100" w:type="dxa"/>
+              <w:right w:w="100" w:type="dxa"/>
+            </w:tcMar>
+          </w:tcPr>
+          <w:p>
+            <w:r>
+              <w:rPr>
+                <w:sz w:val="18"/>
+              </w:rPr>
+              <w:t>Alerta congestión &gt; 2.250 slots (75%)</w:t>
+            </w:r>
+          </w:p>
+        </w:tc>
+      </w:tr>
+      <w:tr>
+        <w:tc>
+          <w:tcPr>
+            <w:tcW w:type="dxa" w:w="1560"/>
+            <w:tcMar>
+              <w:top w:w="60" w:type="dxa"/>
+              <w:bottom w:w="60" w:type="dxa"/>
+              <w:left w:w="100" w:type="dxa"/>
+              <w:right w:w="100" w:type="dxa"/>
+            </w:tcMar>
+          </w:tcPr>
+          <w:p>
+            <w:r>
+              <w:rPr>
+                <w:sz w:val="18"/>
+              </w:rPr>
+              <w:t>T_dwell</w:t>
+            </w:r>
+          </w:p>
+        </w:tc>
+        <w:tc>
+          <w:tcPr>
+            <w:tcW w:type="dxa" w:w="1560"/>
+            <w:tcMar>
+              <w:top w:w="60" w:type="dxa"/>
+              <w:bottom w:w="60" w:type="dxa"/>
+              <w:left w:w="100" w:type="dxa"/>
+              <w:right w:w="100" w:type="dxa"/>
+            </w:tcMar>
+          </w:tcPr>
+          <w:p>
+            <w:r>
+              <w:rPr>
+                <w:sz w:val="18"/>
+              </w:rPr>
+              <w:t>Permanencia en patio</w:t>
+            </w:r>
+          </w:p>
+        </w:tc>
+        <w:tc>
+          <w:tcPr>
+            <w:tcW w:type="dxa" w:w="1560"/>
+            <w:tcMar>
+              <w:top w:w="60" w:type="dxa"/>
+              <w:bottom w:w="60" w:type="dxa"/>
+              <w:left w:w="100" w:type="dxa"/>
+              <w:right w:w="100" w:type="dxa"/>
+            </w:tcMar>
+          </w:tcPr>
+          <w:p>
+            <w:r>
+              <w:rPr>
+                <w:sz w:val="18"/>
+              </w:rPr>
+              <w:t>horas</w:t>
+            </w:r>
+          </w:p>
+        </w:tc>
+        <w:tc>
+          <w:tcPr>
+            <w:tcW w:type="dxa" w:w="1560"/>
+            <w:tcMar>
+              <w:top w:w="60" w:type="dxa"/>
+              <w:bottom w:w="60" w:type="dxa"/>
+              <w:left w:w="100" w:type="dxa"/>
+              <w:right w:w="100" w:type="dxa"/>
+            </w:tcMar>
+          </w:tcPr>
+          <w:p>
+            <w:r>
+              <w:rPr>
+                <w:sz w:val="18"/>
+              </w:rPr>
+              <w:t>72</w:t>
+            </w:r>
+          </w:p>
+        </w:tc>
+        <w:tc>
+          <w:tcPr>
+            <w:tcW w:type="dxa" w:w="1560"/>
+            <w:tcMar>
+              <w:top w:w="60" w:type="dxa"/>
+              <w:bottom w:w="60" w:type="dxa"/>
+              <w:left w:w="100" w:type="dxa"/>
+              <w:right w:w="100" w:type="dxa"/>
+            </w:tcMar>
+          </w:tcPr>
+          <w:p>
+            <w:r>
+              <w:rPr>
+                <w:sz w:val="18"/>
+              </w:rPr>
+              <w:t>Almacenaje en tierra</w:t>
+            </w:r>
+          </w:p>
+        </w:tc>
+        <w:tc>
+          <w:tcPr>
+            <w:tcW w:type="dxa" w:w="1560"/>
+            <w:tcMar>
+              <w:top w:w="60" w:type="dxa"/>
+              <w:bottom w:w="60" w:type="dxa"/>
+              <w:left w:w="100" w:type="dxa"/>
+              <w:right w:w="100" w:type="dxa"/>
+            </w:tcMar>
+          </w:tcPr>
+          <w:p>
+            <w:r>
+              <w:rPr>
+                <w:sz w:val="18"/>
+              </w:rPr>
+              <w:t>Exponencial (media = 72h)</w:t>
+            </w:r>
+          </w:p>
+        </w:tc>
+      </w:tr>
+    </w:tbl>
+    <w:p>
       <w:pPr>
         <w:pStyle w:val="Heading1"/>
       </w:pPr>
@@ -539,6 +1993,895 @@
         <w:t>El protocolo estadístico incluye eliminación del período de calentamiento, réplicas independientes, ANOVA y Test de Comparaciones Múltiples de Tukey HSD (FWER = 0.05).</w:t>
       </w:r>
     </w:p>
+    <w:p>
+      <w:r>
+        <w:rPr>
+          <w:b/>
+        </w:rPr>
+        <w:t>3.2. Plan de Cuadros y Matriz de Resultados (Diapositiva 15):</w:t>
+      </w:r>
+    </w:p>
+    <w:tbl>
+      <w:tblPr>
+        <w:tblW w:type="auto" w:w="0"/>
+        <w:jc w:val="center"/>
+        <w:tblLook w:firstColumn="1" w:firstRow="1" w:lastColumn="0" w:lastRow="0" w:noHBand="0" w:noVBand="1" w:val="04A0"/>
+      </w:tblPr>
+      <w:tblGrid>
+        <w:gridCol w:w="1560"/>
+        <w:gridCol w:w="1560"/>
+        <w:gridCol w:w="1560"/>
+        <w:gridCol w:w="1560"/>
+        <w:gridCol w:w="1560"/>
+        <w:gridCol w:w="1560"/>
+      </w:tblGrid>
+      <w:tr>
+        <w:tc>
+          <w:tcPr>
+            <w:tcW w:type="dxa" w:w="1560"/>
+            <w:shd w:fill="2F5597"/>
+            <w:tcMar>
+              <w:top w:w="100" w:type="dxa"/>
+              <w:bottom w:w="100" w:type="dxa"/>
+              <w:left w:w="120" w:type="dxa"/>
+              <w:right w:w="120" w:type="dxa"/>
+            </w:tcMar>
+          </w:tcPr>
+          <w:p>
+            <w:pPr>
+              <w:jc w:val="center"/>
+            </w:pPr>
+            <w:r>
+              <w:rPr>
+                <w:b/>
+                <w:color w:val="FFFFFF"/>
+                <w:sz w:val="19"/>
+              </w:rPr>
+              <w:t>Escenario Evaluado</w:t>
+            </w:r>
+          </w:p>
+        </w:tc>
+        <w:tc>
+          <w:tcPr>
+            <w:tcW w:type="dxa" w:w="1560"/>
+            <w:shd w:fill="2F5597"/>
+            <w:tcMar>
+              <w:top w:w="100" w:type="dxa"/>
+              <w:bottom w:w="100" w:type="dxa"/>
+              <w:left w:w="120" w:type="dxa"/>
+              <w:right w:w="120" w:type="dxa"/>
+            </w:tcMar>
+          </w:tcPr>
+          <w:p>
+            <w:pPr>
+              <w:jc w:val="center"/>
+            </w:pPr>
+            <w:r>
+              <w:rPr>
+                <w:b/>
+                <w:color w:val="FFFFFF"/>
+                <w:sz w:val="19"/>
+              </w:rPr>
+              <w:t>Variables Control</w:t>
+            </w:r>
+          </w:p>
+        </w:tc>
+        <w:tc>
+          <w:tcPr>
+            <w:tcW w:type="dxa" w:w="1560"/>
+            <w:shd w:fill="2F5597"/>
+            <w:tcMar>
+              <w:top w:w="100" w:type="dxa"/>
+              <w:bottom w:w="100" w:type="dxa"/>
+              <w:left w:w="120" w:type="dxa"/>
+              <w:right w:w="120" w:type="dxa"/>
+            </w:tcMar>
+          </w:tcPr>
+          <w:p>
+            <w:pPr>
+              <w:jc w:val="center"/>
+            </w:pPr>
+            <w:r>
+              <w:rPr>
+                <w:b/>
+                <w:color w:val="FFFFFF"/>
+                <w:sz w:val="19"/>
+              </w:rPr>
+              <w:t>W [h] (Media +- IC 95%)</w:t>
+            </w:r>
+          </w:p>
+        </w:tc>
+        <w:tc>
+          <w:tcPr>
+            <w:tcW w:type="dxa" w:w="1560"/>
+            <w:shd w:fill="2F5597"/>
+            <w:tcMar>
+              <w:top w:w="100" w:type="dxa"/>
+              <w:bottom w:w="100" w:type="dxa"/>
+              <w:left w:w="120" w:type="dxa"/>
+              <w:right w:w="120" w:type="dxa"/>
+            </w:tcMar>
+          </w:tcPr>
+          <w:p>
+            <w:pPr>
+              <w:jc w:val="center"/>
+            </w:pPr>
+            <w:r>
+              <w:rPr>
+                <w:b/>
+                <w:color w:val="FFFFFF"/>
+                <w:sz w:val="19"/>
+              </w:rPr>
+              <w:t>Wq [h] (Espera)</w:t>
+            </w:r>
+          </w:p>
+        </w:tc>
+        <w:tc>
+          <w:tcPr>
+            <w:tcW w:type="dxa" w:w="1560"/>
+            <w:shd w:fill="2F5597"/>
+            <w:tcMar>
+              <w:top w:w="100" w:type="dxa"/>
+              <w:bottom w:w="100" w:type="dxa"/>
+              <w:left w:w="120" w:type="dxa"/>
+              <w:right w:w="120" w:type="dxa"/>
+            </w:tcMar>
+          </w:tcPr>
+          <w:p>
+            <w:pPr>
+              <w:jc w:val="center"/>
+            </w:pPr>
+            <w:r>
+              <w:rPr>
+                <w:b/>
+                <w:color w:val="FFFFFF"/>
+                <w:sz w:val="19"/>
+              </w:rPr>
+              <w:t>Nivel Servicio P(W&lt;=16h)</w:t>
+            </w:r>
+          </w:p>
+        </w:tc>
+        <w:tc>
+          <w:tcPr>
+            <w:tcW w:type="dxa" w:w="1560"/>
+            <w:shd w:fill="2F5597"/>
+            <w:tcMar>
+              <w:top w:w="100" w:type="dxa"/>
+              <w:bottom w:w="100" w:type="dxa"/>
+              <w:left w:w="120" w:type="dxa"/>
+              <w:right w:w="120" w:type="dxa"/>
+            </w:tcMar>
+          </w:tcPr>
+          <w:p>
+            <w:pPr>
+              <w:jc w:val="center"/>
+            </w:pPr>
+            <w:r>
+              <w:rPr>
+                <w:b/>
+                <w:color w:val="FFFFFF"/>
+                <w:sz w:val="19"/>
+              </w:rPr>
+              <w:t>Decisión / Conclusión</w:t>
+            </w:r>
+          </w:p>
+        </w:tc>
+      </w:tr>
+      <w:tr>
+        <w:tc>
+          <w:tcPr>
+            <w:tcW w:type="dxa" w:w="1560"/>
+            <w:shd w:fill="F2F5F9"/>
+            <w:tcMar>
+              <w:top w:w="60" w:type="dxa"/>
+              <w:bottom w:w="60" w:type="dxa"/>
+              <w:left w:w="100" w:type="dxa"/>
+              <w:right w:w="100" w:type="dxa"/>
+            </w:tcMar>
+          </w:tcPr>
+          <w:p>
+            <w:r>
+              <w:rPr>
+                <w:sz w:val="18"/>
+              </w:rPr>
+              <w:t>Escenario Base (Inciso b)</w:t>
+            </w:r>
+          </w:p>
+        </w:tc>
+        <w:tc>
+          <w:tcPr>
+            <w:tcW w:type="dxa" w:w="1560"/>
+            <w:shd w:fill="F2F5F9"/>
+            <w:tcMar>
+              <w:top w:w="60" w:type="dxa"/>
+              <w:bottom w:w="60" w:type="dxa"/>
+              <w:left w:w="100" w:type="dxa"/>
+              <w:right w:w="100" w:type="dxa"/>
+            </w:tcMar>
+          </w:tcPr>
+          <w:p>
+            <w:r>
+              <w:rPr>
+                <w:sz w:val="18"/>
+              </w:rPr>
+              <w:t>B=3, G=3, Pi_std, 1G_noc</w:t>
+            </w:r>
+          </w:p>
+        </w:tc>
+        <w:tc>
+          <w:tcPr>
+            <w:tcW w:type="dxa" w:w="1560"/>
+            <w:shd w:fill="F2F5F9"/>
+            <w:tcMar>
+              <w:top w:w="60" w:type="dxa"/>
+              <w:bottom w:w="60" w:type="dxa"/>
+              <w:left w:w="100" w:type="dxa"/>
+              <w:right w:w="100" w:type="dxa"/>
+            </w:tcMar>
+          </w:tcPr>
+          <w:p>
+            <w:r>
+              <w:rPr>
+                <w:sz w:val="18"/>
+              </w:rPr>
+              <w:t>W_base +- Delta W</w:t>
+            </w:r>
+          </w:p>
+        </w:tc>
+        <w:tc>
+          <w:tcPr>
+            <w:tcW w:type="dxa" w:w="1560"/>
+            <w:shd w:fill="F2F5F9"/>
+            <w:tcMar>
+              <w:top w:w="60" w:type="dxa"/>
+              <w:bottom w:w="60" w:type="dxa"/>
+              <w:left w:w="100" w:type="dxa"/>
+              <w:right w:w="100" w:type="dxa"/>
+            </w:tcMar>
+          </w:tcPr>
+          <w:p>
+            <w:r>
+              <w:rPr>
+                <w:sz w:val="18"/>
+              </w:rPr>
+              <w:t>Wq_base</w:t>
+            </w:r>
+          </w:p>
+        </w:tc>
+        <w:tc>
+          <w:tcPr>
+            <w:tcW w:type="dxa" w:w="1560"/>
+            <w:shd w:fill="F2F5F9"/>
+            <w:tcMar>
+              <w:top w:w="60" w:type="dxa"/>
+              <w:bottom w:w="60" w:type="dxa"/>
+              <w:left w:w="100" w:type="dxa"/>
+              <w:right w:w="100" w:type="dxa"/>
+            </w:tcMar>
+          </w:tcPr>
+          <w:p>
+            <w:r>
+              <w:rPr>
+                <w:sz w:val="18"/>
+              </w:rPr>
+              <w:t>NS_base</w:t>
+            </w:r>
+          </w:p>
+        </w:tc>
+        <w:tc>
+          <w:tcPr>
+            <w:tcW w:type="dxa" w:w="1560"/>
+            <w:shd w:fill="F2F5F9"/>
+            <w:tcMar>
+              <w:top w:w="60" w:type="dxa"/>
+              <w:bottom w:w="60" w:type="dxa"/>
+              <w:left w:w="100" w:type="dxa"/>
+              <w:right w:w="100" w:type="dxa"/>
+            </w:tcMar>
+          </w:tcPr>
+          <w:p>
+            <w:r>
+              <w:rPr>
+                <w:sz w:val="18"/>
+              </w:rPr>
+              <w:t>Diagnóstico situación actual</w:t>
+            </w:r>
+          </w:p>
+        </w:tc>
+      </w:tr>
+      <w:tr>
+        <w:tc>
+          <w:tcPr>
+            <w:tcW w:type="dxa" w:w="1560"/>
+            <w:tcMar>
+              <w:top w:w="60" w:type="dxa"/>
+              <w:bottom w:w="60" w:type="dxa"/>
+              <w:left w:w="100" w:type="dxa"/>
+              <w:right w:w="100" w:type="dxa"/>
+            </w:tcMar>
+          </w:tcPr>
+          <w:p>
+            <w:r>
+              <w:rPr>
+                <w:sz w:val="18"/>
+              </w:rPr>
+              <w:t>Escenario Capacidad (Inciso c)</w:t>
+            </w:r>
+          </w:p>
+        </w:tc>
+        <w:tc>
+          <w:tcPr>
+            <w:tcW w:type="dxa" w:w="1560"/>
+            <w:tcMar>
+              <w:top w:w="60" w:type="dxa"/>
+              <w:bottom w:w="60" w:type="dxa"/>
+              <w:left w:w="100" w:type="dxa"/>
+              <w:right w:w="100" w:type="dxa"/>
+            </w:tcMar>
+          </w:tcPr>
+          <w:p>
+            <w:r>
+              <w:rPr>
+                <w:sz w:val="18"/>
+              </w:rPr>
+              <w:t>B=3, G=4 vs lambda barrido</w:t>
+            </w:r>
+          </w:p>
+        </w:tc>
+        <w:tc>
+          <w:tcPr>
+            <w:tcW w:type="dxa" w:w="1560"/>
+            <w:tcMar>
+              <w:top w:w="60" w:type="dxa"/>
+              <w:bottom w:w="60" w:type="dxa"/>
+              <w:left w:w="100" w:type="dxa"/>
+              <w:right w:w="100" w:type="dxa"/>
+            </w:tcMar>
+          </w:tcPr>
+          <w:p>
+            <w:r>
+              <w:rPr>
+                <w:sz w:val="18"/>
+              </w:rPr>
+              <w:t>W_cap +- Delta W</w:t>
+            </w:r>
+          </w:p>
+        </w:tc>
+        <w:tc>
+          <w:tcPr>
+            <w:tcW w:type="dxa" w:w="1560"/>
+            <w:tcMar>
+              <w:top w:w="60" w:type="dxa"/>
+              <w:bottom w:w="60" w:type="dxa"/>
+              <w:left w:w="100" w:type="dxa"/>
+              <w:right w:w="100" w:type="dxa"/>
+            </w:tcMar>
+          </w:tcPr>
+          <w:p>
+            <w:r>
+              <w:rPr>
+                <w:sz w:val="18"/>
+              </w:rPr>
+              <w:t>Wq_cap</w:t>
+            </w:r>
+          </w:p>
+        </w:tc>
+        <w:tc>
+          <w:tcPr>
+            <w:tcW w:type="dxa" w:w="1560"/>
+            <w:tcMar>
+              <w:top w:w="60" w:type="dxa"/>
+              <w:bottom w:w="60" w:type="dxa"/>
+              <w:left w:w="100" w:type="dxa"/>
+              <w:right w:w="100" w:type="dxa"/>
+            </w:tcMar>
+          </w:tcPr>
+          <w:p>
+            <w:r>
+              <w:rPr>
+                <w:sz w:val="18"/>
+              </w:rPr>
+              <w:t>NS_cap</w:t>
+            </w:r>
+          </w:p>
+        </w:tc>
+        <w:tc>
+          <w:tcPr>
+            <w:tcW w:type="dxa" w:w="1560"/>
+            <w:tcMar>
+              <w:top w:w="60" w:type="dxa"/>
+              <w:bottom w:w="60" w:type="dxa"/>
+              <w:left w:w="100" w:type="dxa"/>
+              <w:right w:w="100" w:type="dxa"/>
+            </w:tcMar>
+          </w:tcPr>
+          <w:p>
+            <w:r>
+              <w:rPr>
+                <w:sz w:val="18"/>
+              </w:rPr>
+              <w:t>Límite máx. buques/día con W &lt;= 16h</w:t>
+            </w:r>
+          </w:p>
+        </w:tc>
+      </w:tr>
+      <w:tr>
+        <w:tc>
+          <w:tcPr>
+            <w:tcW w:type="dxa" w:w="1560"/>
+            <w:shd w:fill="F2F5F9"/>
+            <w:tcMar>
+              <w:top w:w="60" w:type="dxa"/>
+              <w:bottom w:w="60" w:type="dxa"/>
+              <w:left w:w="100" w:type="dxa"/>
+              <w:right w:w="100" w:type="dxa"/>
+            </w:tcMar>
+          </w:tcPr>
+          <w:p>
+            <w:r>
+              <w:rPr>
+                <w:sz w:val="18"/>
+              </w:rPr>
+              <w:t>Escenario Patio (Inciso d)</w:t>
+            </w:r>
+          </w:p>
+        </w:tc>
+        <w:tc>
+          <w:tcPr>
+            <w:tcW w:type="dxa" w:w="1560"/>
+            <w:shd w:fill="F2F5F9"/>
+            <w:tcMar>
+              <w:top w:w="60" w:type="dxa"/>
+              <w:bottom w:w="60" w:type="dxa"/>
+              <w:left w:w="100" w:type="dxa"/>
+              <w:right w:w="100" w:type="dxa"/>
+            </w:tcMar>
+          </w:tcPr>
+          <w:p>
+            <w:r>
+              <w:rPr>
+                <w:sz w:val="18"/>
+              </w:rPr>
+              <w:t>Pi_cam in {Multa, Ventana}</w:t>
+            </w:r>
+          </w:p>
+        </w:tc>
+        <w:tc>
+          <w:tcPr>
+            <w:tcW w:type="dxa" w:w="1560"/>
+            <w:shd w:fill="F2F5F9"/>
+            <w:tcMar>
+              <w:top w:w="60" w:type="dxa"/>
+              <w:bottom w:w="60" w:type="dxa"/>
+              <w:left w:w="100" w:type="dxa"/>
+              <w:right w:w="100" w:type="dxa"/>
+            </w:tcMar>
+          </w:tcPr>
+          <w:p>
+            <w:r>
+              <w:rPr>
+                <w:sz w:val="18"/>
+              </w:rPr>
+              <w:t>W_pat +- Delta W</w:t>
+            </w:r>
+          </w:p>
+        </w:tc>
+        <w:tc>
+          <w:tcPr>
+            <w:tcW w:type="dxa" w:w="1560"/>
+            <w:shd w:fill="F2F5F9"/>
+            <w:tcMar>
+              <w:top w:w="60" w:type="dxa"/>
+              <w:bottom w:w="60" w:type="dxa"/>
+              <w:left w:w="100" w:type="dxa"/>
+              <w:right w:w="100" w:type="dxa"/>
+            </w:tcMar>
+          </w:tcPr>
+          <w:p>
+            <w:r>
+              <w:rPr>
+                <w:sz w:val="18"/>
+              </w:rPr>
+              <w:t>Wq_pat</w:t>
+            </w:r>
+          </w:p>
+        </w:tc>
+        <w:tc>
+          <w:tcPr>
+            <w:tcW w:type="dxa" w:w="1560"/>
+            <w:shd w:fill="F2F5F9"/>
+            <w:tcMar>
+              <w:top w:w="60" w:type="dxa"/>
+              <w:bottom w:w="60" w:type="dxa"/>
+              <w:left w:w="100" w:type="dxa"/>
+              <w:right w:w="100" w:type="dxa"/>
+            </w:tcMar>
+          </w:tcPr>
+          <w:p>
+            <w:r>
+              <w:rPr>
+                <w:sz w:val="18"/>
+              </w:rPr>
+              <w:t>NS_pat</w:t>
+            </w:r>
+          </w:p>
+        </w:tc>
+        <w:tc>
+          <w:tcPr>
+            <w:tcW w:type="dxa" w:w="1560"/>
+            <w:shd w:fill="F2F5F9"/>
+            <w:tcMar>
+              <w:top w:w="60" w:type="dxa"/>
+              <w:bottom w:w="60" w:type="dxa"/>
+              <w:left w:w="100" w:type="dxa"/>
+              <w:right w:w="100" w:type="dxa"/>
+            </w:tcMar>
+          </w:tcPr>
+          <w:p>
+            <w:r>
+              <w:rPr>
+                <w:sz w:val="18"/>
+              </w:rPr>
+              <w:t>Descongestión patio &lt; 75%</w:t>
+            </w:r>
+          </w:p>
+        </w:tc>
+      </w:tr>
+      <w:tr>
+        <w:tc>
+          <w:tcPr>
+            <w:tcW w:type="dxa" w:w="1560"/>
+            <w:tcMar>
+              <w:top w:w="60" w:type="dxa"/>
+              <w:bottom w:w="60" w:type="dxa"/>
+              <w:left w:w="100" w:type="dxa"/>
+              <w:right w:w="100" w:type="dxa"/>
+            </w:tcMar>
+          </w:tcPr>
+          <w:p>
+            <w:r>
+              <w:rPr>
+                <w:sz w:val="18"/>
+              </w:rPr>
+              <w:t>Escenario Cruceros (Inciso e)</w:t>
+            </w:r>
+          </w:p>
+        </w:tc>
+        <w:tc>
+          <w:tcPr>
+            <w:tcW w:type="dxa" w:w="1560"/>
+            <w:tcMar>
+              <w:top w:w="60" w:type="dxa"/>
+              <w:bottom w:w="60" w:type="dxa"/>
+              <w:left w:w="100" w:type="dxa"/>
+              <w:right w:w="100" w:type="dxa"/>
+            </w:tcMar>
+          </w:tcPr>
+          <w:p>
+            <w:r>
+              <w:rPr>
+                <w:sz w:val="18"/>
+              </w:rPr>
+              <w:t>Cede 1 Berma (B=2 carga)</w:t>
+            </w:r>
+          </w:p>
+        </w:tc>
+        <w:tc>
+          <w:tcPr>
+            <w:tcW w:type="dxa" w:w="1560"/>
+            <w:tcMar>
+              <w:top w:w="60" w:type="dxa"/>
+              <w:bottom w:w="60" w:type="dxa"/>
+              <w:left w:w="100" w:type="dxa"/>
+              <w:right w:w="100" w:type="dxa"/>
+            </w:tcMar>
+          </w:tcPr>
+          <w:p>
+            <w:r>
+              <w:rPr>
+                <w:sz w:val="18"/>
+              </w:rPr>
+              <w:t>W_cruc +- Delta W</w:t>
+            </w:r>
+          </w:p>
+        </w:tc>
+        <w:tc>
+          <w:tcPr>
+            <w:tcW w:type="dxa" w:w="1560"/>
+            <w:tcMar>
+              <w:top w:w="60" w:type="dxa"/>
+              <w:bottom w:w="60" w:type="dxa"/>
+              <w:left w:w="100" w:type="dxa"/>
+              <w:right w:w="100" w:type="dxa"/>
+            </w:tcMar>
+          </w:tcPr>
+          <w:p>
+            <w:r>
+              <w:rPr>
+                <w:sz w:val="18"/>
+              </w:rPr>
+              <w:t>Wq_cruc</w:t>
+            </w:r>
+          </w:p>
+        </w:tc>
+        <w:tc>
+          <w:tcPr>
+            <w:tcW w:type="dxa" w:w="1560"/>
+            <w:tcMar>
+              <w:top w:w="60" w:type="dxa"/>
+              <w:bottom w:w="60" w:type="dxa"/>
+              <w:left w:w="100" w:type="dxa"/>
+              <w:right w:w="100" w:type="dxa"/>
+            </w:tcMar>
+          </w:tcPr>
+          <w:p>
+            <w:r>
+              <w:rPr>
+                <w:sz w:val="18"/>
+              </w:rPr>
+              <w:t>NS_cruc</w:t>
+            </w:r>
+          </w:p>
+        </w:tc>
+        <w:tc>
+          <w:tcPr>
+            <w:tcW w:type="dxa" w:w="1560"/>
+            <w:tcMar>
+              <w:top w:w="60" w:type="dxa"/>
+              <w:bottom w:w="60" w:type="dxa"/>
+              <w:left w:w="100" w:type="dxa"/>
+              <w:right w:w="100" w:type="dxa"/>
+            </w:tcMar>
+          </w:tcPr>
+          <w:p>
+            <w:r>
+              <w:rPr>
+                <w:sz w:val="18"/>
+              </w:rPr>
+              <w:t>Impacto inmovilización vs USD 60k</w:t>
+            </w:r>
+          </w:p>
+        </w:tc>
+      </w:tr>
+      <w:tr>
+        <w:tc>
+          <w:tcPr>
+            <w:tcW w:type="dxa" w:w="1560"/>
+            <w:shd w:fill="F2F5F9"/>
+            <w:tcMar>
+              <w:top w:w="60" w:type="dxa"/>
+              <w:bottom w:w="60" w:type="dxa"/>
+              <w:left w:w="100" w:type="dxa"/>
+              <w:right w:w="100" w:type="dxa"/>
+            </w:tcMar>
+          </w:tcPr>
+          <w:p>
+            <w:r>
+              <w:rPr>
+                <w:sz w:val="18"/>
+              </w:rPr>
+              <w:t>Escenario Industrial (Inciso f)</w:t>
+            </w:r>
+          </w:p>
+        </w:tc>
+        <w:tc>
+          <w:tcPr>
+            <w:tcW w:type="dxa" w:w="1560"/>
+            <w:shd w:fill="F2F5F9"/>
+            <w:tcMar>
+              <w:top w:w="60" w:type="dxa"/>
+              <w:bottom w:w="60" w:type="dxa"/>
+              <w:left w:w="100" w:type="dxa"/>
+              <w:right w:w="100" w:type="dxa"/>
+            </w:tcMar>
+          </w:tcPr>
+          <w:p>
+            <w:r>
+              <w:rPr>
+                <w:sz w:val="18"/>
+              </w:rPr>
+              <w:t>lambda +35% y +100%</w:t>
+            </w:r>
+          </w:p>
+        </w:tc>
+        <w:tc>
+          <w:tcPr>
+            <w:tcW w:type="dxa" w:w="1560"/>
+            <w:shd w:fill="F2F5F9"/>
+            <w:tcMar>
+              <w:top w:w="60" w:type="dxa"/>
+              <w:bottom w:w="60" w:type="dxa"/>
+              <w:left w:w="100" w:type="dxa"/>
+              <w:right w:w="100" w:type="dxa"/>
+            </w:tcMar>
+          </w:tcPr>
+          <w:p>
+            <w:r>
+              <w:rPr>
+                <w:sz w:val="18"/>
+              </w:rPr>
+              <w:t>W_ind +- Delta W</w:t>
+            </w:r>
+          </w:p>
+        </w:tc>
+        <w:tc>
+          <w:tcPr>
+            <w:tcW w:type="dxa" w:w="1560"/>
+            <w:shd w:fill="F2F5F9"/>
+            <w:tcMar>
+              <w:top w:w="60" w:type="dxa"/>
+              <w:bottom w:w="60" w:type="dxa"/>
+              <w:left w:w="100" w:type="dxa"/>
+              <w:right w:w="100" w:type="dxa"/>
+            </w:tcMar>
+          </w:tcPr>
+          <w:p>
+            <w:r>
+              <w:rPr>
+                <w:sz w:val="18"/>
+              </w:rPr>
+              <w:t>Wq_ind</w:t>
+            </w:r>
+          </w:p>
+        </w:tc>
+        <w:tc>
+          <w:tcPr>
+            <w:tcW w:type="dxa" w:w="1560"/>
+            <w:shd w:fill="F2F5F9"/>
+            <w:tcMar>
+              <w:top w:w="60" w:type="dxa"/>
+              <w:bottom w:w="60" w:type="dxa"/>
+              <w:left w:w="100" w:type="dxa"/>
+              <w:right w:w="100" w:type="dxa"/>
+            </w:tcMar>
+          </w:tcPr>
+          <w:p>
+            <w:r>
+              <w:rPr>
+                <w:sz w:val="18"/>
+              </w:rPr>
+              <w:t>NS_ind</w:t>
+            </w:r>
+          </w:p>
+        </w:tc>
+        <w:tc>
+          <w:tcPr>
+            <w:tcW w:type="dxa" w:w="1560"/>
+            <w:shd w:fill="F2F5F9"/>
+            <w:tcMar>
+              <w:top w:w="60" w:type="dxa"/>
+              <w:bottom w:w="60" w:type="dxa"/>
+              <w:left w:w="100" w:type="dxa"/>
+              <w:right w:w="100" w:type="dxa"/>
+            </w:tcMar>
+          </w:tcPr>
+          <w:p>
+            <w:r>
+              <w:rPr>
+                <w:sz w:val="18"/>
+              </w:rPr>
+              <w:t>Matrices bajo incertidumbre</w:t>
+            </w:r>
+          </w:p>
+        </w:tc>
+      </w:tr>
+      <w:tr>
+        <w:tc>
+          <w:tcPr>
+            <w:tcW w:type="dxa" w:w="1560"/>
+            <w:tcMar>
+              <w:top w:w="60" w:type="dxa"/>
+              <w:bottom w:w="60" w:type="dxa"/>
+              <w:left w:w="100" w:type="dxa"/>
+              <w:right w:w="100" w:type="dxa"/>
+            </w:tcMar>
+          </w:tcPr>
+          <w:p>
+            <w:r>
+              <w:rPr>
+                <w:sz w:val="18"/>
+              </w:rPr>
+              <w:t>Escenario Payback (Inciso g)</w:t>
+            </w:r>
+          </w:p>
+        </w:tc>
+        <w:tc>
+          <w:tcPr>
+            <w:tcW w:type="dxa" w:w="1560"/>
+            <w:tcMar>
+              <w:top w:w="60" w:type="dxa"/>
+              <w:bottom w:w="60" w:type="dxa"/>
+              <w:left w:w="100" w:type="dxa"/>
+              <w:right w:w="100" w:type="dxa"/>
+            </w:tcMar>
+          </w:tcPr>
+          <w:p>
+            <w:r>
+              <w:rPr>
+                <w:sz w:val="18"/>
+              </w:rPr>
+              <w:t>Expansión 4ª Berma (B=4)</w:t>
+            </w:r>
+          </w:p>
+        </w:tc>
+        <w:tc>
+          <w:tcPr>
+            <w:tcW w:type="dxa" w:w="1560"/>
+            <w:tcMar>
+              <w:top w:w="60" w:type="dxa"/>
+              <w:bottom w:w="60" w:type="dxa"/>
+              <w:left w:w="100" w:type="dxa"/>
+              <w:right w:w="100" w:type="dxa"/>
+            </w:tcMar>
+          </w:tcPr>
+          <w:p>
+            <w:r>
+              <w:rPr>
+                <w:sz w:val="18"/>
+              </w:rPr>
+              <w:t>W_inv +- Delta W</w:t>
+            </w:r>
+          </w:p>
+        </w:tc>
+        <w:tc>
+          <w:tcPr>
+            <w:tcW w:type="dxa" w:w="1560"/>
+            <w:tcMar>
+              <w:top w:w="60" w:type="dxa"/>
+              <w:bottom w:w="60" w:type="dxa"/>
+              <w:left w:w="100" w:type="dxa"/>
+              <w:right w:w="100" w:type="dxa"/>
+            </w:tcMar>
+          </w:tcPr>
+          <w:p>
+            <w:r>
+              <w:rPr>
+                <w:sz w:val="18"/>
+              </w:rPr>
+              <w:t>Wq_inv</w:t>
+            </w:r>
+          </w:p>
+        </w:tc>
+        <w:tc>
+          <w:tcPr>
+            <w:tcW w:type="dxa" w:w="1560"/>
+            <w:tcMar>
+              <w:top w:w="60" w:type="dxa"/>
+              <w:bottom w:w="60" w:type="dxa"/>
+              <w:left w:w="100" w:type="dxa"/>
+              <w:right w:w="100" w:type="dxa"/>
+            </w:tcMar>
+          </w:tcPr>
+          <w:p>
+            <w:r>
+              <w:rPr>
+                <w:sz w:val="18"/>
+              </w:rPr>
+              <w:t>NS_inv</w:t>
+            </w:r>
+          </w:p>
+        </w:tc>
+        <w:tc>
+          <w:tcPr>
+            <w:tcW w:type="dxa" w:w="1560"/>
+            <w:tcMar>
+              <w:top w:w="60" w:type="dxa"/>
+              <w:bottom w:w="60" w:type="dxa"/>
+              <w:left w:w="100" w:type="dxa"/>
+              <w:right w:w="100" w:type="dxa"/>
+            </w:tcMar>
+          </w:tcPr>
+          <w:p>
+            <w:r>
+              <w:rPr>
+                <w:sz w:val="18"/>
+              </w:rPr>
+              <w:t>Repago inversión USD 12M</w:t>
+            </w:r>
+          </w:p>
+        </w:tc>
+      </w:tr>
+    </w:tbl>
     <w:p>
       <w:pPr>
         <w:pStyle w:val="Heading1"/>
